--- a/src/templates/output/แบบใบเบิกเงินค่าสอน.docx
+++ b/src/templates/output/แบบใบเบิกเงินค่าสอน.docx
@@ -68,7 +68,21 @@
           <w:rFonts w:ascii="TH SarabunPSK" w:hAnsi="TH SarabunPSK" w:cs="TH SarabunPSK"/>
           <w:sz w:val="28"/>
         </w:rPr>
-        <w:t xml:space="preserve"> ({major})</w:t>
+        <w:t xml:space="preserve"> ({</w:t>
+      </w:r>
+      <w:r>
+        <w:rPr>
+          <w:rFonts w:ascii="TH SarabunPSK" w:hAnsi="TH SarabunPSK" w:cs="TH SarabunPSK"/>
+          <w:sz w:val="28"/>
+        </w:rPr>
+        <w:t>program</w:t>
+      </w:r>
+      <w:r>
+        <w:rPr>
+          <w:rFonts w:ascii="TH SarabunPSK" w:hAnsi="TH SarabunPSK" w:cs="TH SarabunPSK"/>
+          <w:sz w:val="28"/>
+        </w:rPr>
+        <w:t>})</w:t>
       </w:r>
       <w:r>
         <w:rPr>
@@ -93,14 +107,29 @@
           <w:sz w:val="28"/>
           <w:cs/>
         </w:rPr>
-        <w:t xml:space="preserve">ประจำเดือน สิงหาคม </w:t>
-      </w:r>
-      <w:r>
-        <w:rPr>
-          <w:rFonts w:ascii="TH SarabunPSK" w:hAnsi="TH SarabunPSK" w:cs="TH SarabunPSK"/>
-          <w:sz w:val="28"/>
-        </w:rPr>
-        <w:t>2567</w:t>
+        <w:t xml:space="preserve">ประจำเดือน </w:t>
+      </w:r>
+      <w:r>
+        <w:rPr>
+          <w:rFonts w:ascii="TH SarabunPSK" w:hAnsi="TH SarabunPSK" w:cs="TH SarabunPSK"/>
+          <w:sz w:val="28"/>
+        </w:rPr>
+        <w:t>{month}</w:t>
+      </w:r>
+      <w:r>
+        <w:rPr>
+          <w:rFonts w:ascii="TH SarabunPSK" w:hAnsi="TH SarabunPSK" w:cs="TH SarabunPSK" w:hint="cs"/>
+          <w:sz w:val="28"/>
+          <w:cs/>
+        </w:rPr>
+        <w:t xml:space="preserve"> </w:t>
+      </w:r>
+      <w:r>
+        <w:rPr>
+          <w:rFonts w:ascii="TH SarabunPSK" w:hAnsi="TH SarabunPSK" w:cs="TH SarabunPSK"/>
+          <w:sz w:val="28"/>
+        </w:rPr>
+        <w:t>{year}</w:t>
       </w:r>
     </w:p>
     <w:p>
@@ -279,23 +308,24 @@
     <w:tbl>
       <w:tblPr>
         <w:tblStyle w:val="TableGrid"/>
-        <w:tblW w:w="10627" w:type="dxa"/>
+        <w:tblW w:w="11057" w:type="dxa"/>
+        <w:tblInd w:w="-289" w:type="dxa"/>
         <w:tblLayout w:type="fixed"/>
         <w:tblLook w:val="04A0" w:firstRow="1" w:lastRow="0" w:firstColumn="1" w:lastColumn="0" w:noHBand="0" w:noVBand="1"/>
       </w:tblPr>
       <w:tblGrid>
-        <w:gridCol w:w="704"/>
+        <w:gridCol w:w="710"/>
         <w:gridCol w:w="2693"/>
+        <w:gridCol w:w="850"/>
+        <w:gridCol w:w="709"/>
         <w:gridCol w:w="851"/>
-        <w:gridCol w:w="709"/>
-        <w:gridCol w:w="992"/>
-        <w:gridCol w:w="709"/>
+        <w:gridCol w:w="1134"/>
         <w:gridCol w:w="708"/>
         <w:gridCol w:w="709"/>
         <w:gridCol w:w="567"/>
         <w:gridCol w:w="709"/>
         <w:gridCol w:w="709"/>
-        <w:gridCol w:w="567"/>
+        <w:gridCol w:w="708"/>
       </w:tblGrid>
       <w:tr>
         <w:trPr>
@@ -303,7 +333,7 @@
         </w:trPr>
         <w:tc>
           <w:tcPr>
-            <w:tcW w:w="704" w:type="dxa"/>
+            <w:tcW w:w="710" w:type="dxa"/>
             <w:vMerge w:val="restart"/>
           </w:tcPr>
           <w:p>
@@ -427,7 +457,7 @@
         </w:tc>
         <w:tc>
           <w:tcPr>
-            <w:tcW w:w="851" w:type="dxa"/>
+            <w:tcW w:w="850" w:type="dxa"/>
             <w:vMerge w:val="restart"/>
           </w:tcPr>
           <w:p>
@@ -480,7 +510,7 @@
         </w:tc>
         <w:tc>
           <w:tcPr>
-            <w:tcW w:w="1701" w:type="dxa"/>
+            <w:tcW w:w="1560" w:type="dxa"/>
             <w:gridSpan w:val="2"/>
           </w:tcPr>
           <w:p>
@@ -521,7 +551,7 @@
         </w:tc>
         <w:tc>
           <w:tcPr>
-            <w:tcW w:w="709" w:type="dxa"/>
+            <w:tcW w:w="1134" w:type="dxa"/>
             <w:vMerge w:val="restart"/>
           </w:tcPr>
           <w:p>
@@ -616,7 +646,7 @@
         </w:tc>
         <w:tc>
           <w:tcPr>
-            <w:tcW w:w="1985" w:type="dxa"/>
+            <w:tcW w:w="2126" w:type="dxa"/>
             <w:gridSpan w:val="3"/>
           </w:tcPr>
           <w:p>
@@ -672,7 +702,7 @@
         </w:trPr>
         <w:tc>
           <w:tcPr>
-            <w:tcW w:w="704" w:type="dxa"/>
+            <w:tcW w:w="710" w:type="dxa"/>
             <w:vMerge/>
           </w:tcPr>
           <w:p>
@@ -710,8 +740,55 @@
         </w:tc>
         <w:tc>
           <w:tcPr>
+            <w:tcW w:w="850" w:type="dxa"/>
+            <w:vMerge/>
+          </w:tcPr>
+          <w:p>
+            <w:pPr>
+              <w:jc w:val="center"/>
+              <w:rPr>
+                <w:rFonts w:ascii="TH SarabunPSK" w:hAnsi="TH SarabunPSK" w:cs="TH SarabunPSK"/>
+                <w:b/>
+                <w:bCs/>
+                <w:sz w:val="24"/>
+                <w:szCs w:val="24"/>
+                <w:cs/>
+              </w:rPr>
+            </w:pPr>
+          </w:p>
+        </w:tc>
+        <w:tc>
+          <w:tcPr>
+            <w:tcW w:w="709" w:type="dxa"/>
+          </w:tcPr>
+          <w:p>
+            <w:pPr>
+              <w:jc w:val="center"/>
+              <w:rPr>
+                <w:rFonts w:ascii="TH SarabunPSK" w:hAnsi="TH SarabunPSK" w:cs="TH SarabunPSK"/>
+                <w:b/>
+                <w:bCs/>
+                <w:sz w:val="24"/>
+                <w:szCs w:val="24"/>
+                <w:cs/>
+              </w:rPr>
+            </w:pPr>
+            <w:r>
+              <w:rPr>
+                <w:rFonts w:ascii="TH SarabunPSK" w:hAnsi="TH SarabunPSK" w:cs="TH SarabunPSK"/>
+                <w:b/>
+                <w:bCs/>
+                <w:sz w:val="24"/>
+                <w:szCs w:val="24"/>
+                <w:cs/>
+              </w:rPr>
+              <w:t>สับดาห์ที่</w:t>
+            </w:r>
+          </w:p>
+        </w:tc>
+        <w:tc>
+          <w:tcPr>
             <w:tcW w:w="851" w:type="dxa"/>
-            <w:vMerge/>
           </w:tcPr>
           <w:p>
             <w:pPr>
@@ -725,15 +802,7 @@
                 <w:cs/>
               </w:rPr>
             </w:pPr>
-          </w:p>
-        </w:tc>
-        <w:tc>
-          <w:tcPr>
-            <w:tcW w:w="709" w:type="dxa"/>
-          </w:tcPr>
-          <w:p>
-            <w:pPr>
-              <w:jc w:val="center"/>
+            <w:r>
               <w:rPr>
                 <w:rFonts w:ascii="TH SarabunPSK" w:hAnsi="TH SarabunPSK" w:cs="TH SarabunPSK"/>
                 <w:b/>
@@ -742,7 +811,18 @@
                 <w:szCs w:val="24"/>
                 <w:cs/>
               </w:rPr>
-            </w:pPr>
+              <w:t>ว</w:t>
+            </w:r>
+            <w:r>
+              <w:rPr>
+                <w:rFonts w:ascii="TH SarabunPSK" w:hAnsi="TH SarabunPSK" w:cs="TH SarabunPSK"/>
+                <w:b/>
+                <w:bCs/>
+                <w:sz w:val="24"/>
+                <w:szCs w:val="24"/>
+              </w:rPr>
+              <w:t>/</w:t>
+            </w:r>
             <w:r>
               <w:rPr>
                 <w:rFonts w:ascii="TH SarabunPSK" w:hAnsi="TH SarabunPSK" w:cs="TH SarabunPSK"/>
@@ -752,17 +832,19 @@
                 <w:szCs w:val="24"/>
                 <w:cs/>
               </w:rPr>
-              <w:t>สับดาห์ที่</w:t>
-            </w:r>
-          </w:p>
-        </w:tc>
-        <w:tc>
-          <w:tcPr>
-            <w:tcW w:w="992" w:type="dxa"/>
-          </w:tcPr>
-          <w:p>
-            <w:pPr>
-              <w:jc w:val="center"/>
+              <w:t>ด</w:t>
+            </w:r>
+            <w:r>
+              <w:rPr>
+                <w:rFonts w:ascii="TH SarabunPSK" w:hAnsi="TH SarabunPSK" w:cs="TH SarabunPSK"/>
+                <w:b/>
+                <w:bCs/>
+                <w:sz w:val="24"/>
+                <w:szCs w:val="24"/>
+              </w:rPr>
+              <w:t>/</w:t>
+            </w:r>
+            <w:r>
               <w:rPr>
                 <w:rFonts w:ascii="TH SarabunPSK" w:hAnsi="TH SarabunPSK" w:cs="TH SarabunPSK"/>
                 <w:b/>
@@ -771,65 +853,13 @@
                 <w:szCs w:val="24"/>
                 <w:cs/>
               </w:rPr>
-            </w:pPr>
-            <w:r>
-              <w:rPr>
-                <w:rFonts w:ascii="TH SarabunPSK" w:hAnsi="TH SarabunPSK" w:cs="TH SarabunPSK"/>
-                <w:b/>
-                <w:bCs/>
-                <w:sz w:val="24"/>
-                <w:szCs w:val="24"/>
-                <w:cs/>
-              </w:rPr>
-              <w:t>ว</w:t>
-            </w:r>
-            <w:r>
-              <w:rPr>
-                <w:rFonts w:ascii="TH SarabunPSK" w:hAnsi="TH SarabunPSK" w:cs="TH SarabunPSK"/>
-                <w:b/>
-                <w:bCs/>
-                <w:sz w:val="24"/>
-                <w:szCs w:val="24"/>
-              </w:rPr>
-              <w:t>/</w:t>
-            </w:r>
-            <w:r>
-              <w:rPr>
-                <w:rFonts w:ascii="TH SarabunPSK" w:hAnsi="TH SarabunPSK" w:cs="TH SarabunPSK"/>
-                <w:b/>
-                <w:bCs/>
-                <w:sz w:val="24"/>
-                <w:szCs w:val="24"/>
-                <w:cs/>
-              </w:rPr>
-              <w:t>ด</w:t>
-            </w:r>
-            <w:r>
-              <w:rPr>
-                <w:rFonts w:ascii="TH SarabunPSK" w:hAnsi="TH SarabunPSK" w:cs="TH SarabunPSK"/>
-                <w:b/>
-                <w:bCs/>
-                <w:sz w:val="24"/>
-                <w:szCs w:val="24"/>
-              </w:rPr>
-              <w:t>/</w:t>
-            </w:r>
-            <w:r>
-              <w:rPr>
-                <w:rFonts w:ascii="TH SarabunPSK" w:hAnsi="TH SarabunPSK" w:cs="TH SarabunPSK"/>
-                <w:b/>
-                <w:bCs/>
-                <w:sz w:val="24"/>
-                <w:szCs w:val="24"/>
-                <w:cs/>
-              </w:rPr>
               <w:t>ป</w:t>
             </w:r>
           </w:p>
         </w:tc>
         <w:tc>
           <w:tcPr>
-            <w:tcW w:w="709" w:type="dxa"/>
+            <w:tcW w:w="1134" w:type="dxa"/>
             <w:vMerge/>
           </w:tcPr>
           <w:p>
@@ -1041,7 +1071,7 @@
         </w:tc>
         <w:tc>
           <w:tcPr>
-            <w:tcW w:w="567" w:type="dxa"/>
+            <w:tcW w:w="708" w:type="dxa"/>
           </w:tcPr>
           <w:p>
             <w:pPr>
@@ -1078,11 +1108,12 @@
         </w:trPr>
         <w:tc>
           <w:tcPr>
-            <w:tcW w:w="704" w:type="dxa"/>
-            <w:vAlign w:val="center"/>
-          </w:tcPr>
-          <w:p>
-            <w:pPr>
+            <w:tcW w:w="710" w:type="dxa"/>
+            <w:vAlign w:val="center"/>
+          </w:tcPr>
+          <w:p>
+            <w:pPr>
+              <w:jc w:val="center"/>
               <w:rPr>
                 <w:rFonts w:ascii="TH SarabunPSK" w:hAnsi="TH SarabunPSK" w:cs="TH SarabunPSK"/>
                 <w:sz w:val="24"/>
@@ -1124,6 +1155,54 @@
         </w:tc>
         <w:tc>
           <w:tcPr>
+            <w:tcW w:w="850" w:type="dxa"/>
+            <w:vAlign w:val="center"/>
+          </w:tcPr>
+          <w:p>
+            <w:pPr>
+              <w:jc w:val="center"/>
+              <w:rPr>
+                <w:rFonts w:ascii="TH SarabunPSK" w:hAnsi="TH SarabunPSK" w:cs="TH SarabunPSK"/>
+                <w:sz w:val="24"/>
+                <w:szCs w:val="24"/>
+              </w:rPr>
+            </w:pPr>
+            <w:r>
+              <w:rPr>
+                <w:rFonts w:ascii="TH SarabunPSK" w:hAnsi="TH SarabunPSK" w:cs="TH SarabunPSK"/>
+                <w:sz w:val="24"/>
+                <w:szCs w:val="24"/>
+              </w:rPr>
+              <w:t>{position}</w:t>
+            </w:r>
+          </w:p>
+        </w:tc>
+        <w:tc>
+          <w:tcPr>
+            <w:tcW w:w="709" w:type="dxa"/>
+            <w:vAlign w:val="center"/>
+          </w:tcPr>
+          <w:p>
+            <w:pPr>
+              <w:jc w:val="center"/>
+              <w:rPr>
+                <w:rFonts w:ascii="TH SarabunPSK" w:hAnsi="TH SarabunPSK" w:cs="TH SarabunPSK"/>
+                <w:sz w:val="24"/>
+                <w:szCs w:val="24"/>
+              </w:rPr>
+            </w:pPr>
+            <w:r>
+              <w:rPr>
+                <w:rFonts w:ascii="TH SarabunPSK" w:hAnsi="TH SarabunPSK" w:cs="TH SarabunPSK"/>
+                <w:sz w:val="24"/>
+                <w:szCs w:val="24"/>
+              </w:rPr>
+              <w:t>{w1}</w:t>
+            </w:r>
+          </w:p>
+        </w:tc>
+        <w:tc>
+          <w:tcPr>
             <w:tcW w:w="851" w:type="dxa"/>
             <w:vAlign w:val="center"/>
           </w:tcPr>
@@ -1132,75 +1211,57 @@
               <w:jc w:val="center"/>
               <w:rPr>
                 <w:rFonts w:ascii="TH SarabunPSK" w:hAnsi="TH SarabunPSK" w:cs="TH SarabunPSK"/>
-                <w:sz w:val="24"/>
-                <w:szCs w:val="24"/>
-              </w:rPr>
-            </w:pPr>
-            <w:r>
-              <w:rPr>
-                <w:rFonts w:ascii="TH SarabunPSK" w:hAnsi="TH SarabunPSK" w:cs="TH SarabunPSK"/>
-                <w:sz w:val="24"/>
-                <w:szCs w:val="24"/>
-              </w:rPr>
-              <w:t>{position}</w:t>
-            </w:r>
-          </w:p>
-        </w:tc>
-        <w:tc>
-          <w:tcPr>
-            <w:tcW w:w="709" w:type="dxa"/>
-            <w:vAlign w:val="center"/>
-          </w:tcPr>
-          <w:p>
-            <w:pPr>
-              <w:jc w:val="center"/>
-              <w:rPr>
-                <w:rFonts w:ascii="TH SarabunPSK" w:hAnsi="TH SarabunPSK" w:cs="TH SarabunPSK"/>
-                <w:sz w:val="24"/>
-                <w:szCs w:val="24"/>
-              </w:rPr>
-            </w:pPr>
-            <w:r>
-              <w:rPr>
-                <w:rFonts w:ascii="TH SarabunPSK" w:hAnsi="TH SarabunPSK" w:cs="TH SarabunPSK"/>
-                <w:sz w:val="24"/>
-                <w:szCs w:val="24"/>
-              </w:rPr>
-              <w:t>{week}</w:t>
-            </w:r>
-          </w:p>
-        </w:tc>
-        <w:tc>
-          <w:tcPr>
-            <w:tcW w:w="992" w:type="dxa"/>
-            <w:vAlign w:val="center"/>
-          </w:tcPr>
-          <w:p>
-            <w:pPr>
-              <w:jc w:val="center"/>
-              <w:rPr>
-                <w:rFonts w:ascii="TH SarabunPSK" w:hAnsi="TH SarabunPSK" w:cs="TH SarabunPSK"/>
-                <w:sz w:val="24"/>
-                <w:szCs w:val="24"/>
-              </w:rPr>
-            </w:pPr>
-            <w:r>
-              <w:rPr>
-                <w:rFonts w:ascii="TH SarabunPSK" w:hAnsi="TH SarabunPSK" w:cs="TH SarabunPSK"/>
-                <w:sz w:val="24"/>
-                <w:szCs w:val="24"/>
-              </w:rPr>
-              <w:t>{date}</w:t>
-            </w:r>
-          </w:p>
-        </w:tc>
-        <w:tc>
-          <w:tcPr>
-            <w:tcW w:w="709" w:type="dxa"/>
-            <w:vAlign w:val="center"/>
-          </w:tcPr>
-          <w:p>
-            <w:pPr>
+                <w:sz w:val="20"/>
+                <w:szCs w:val="20"/>
+              </w:rPr>
+            </w:pPr>
+            <w:r>
+              <w:rPr>
+                <w:rFonts w:ascii="TH SarabunPSK" w:hAnsi="TH SarabunPSK" w:cs="TH SarabunPSK"/>
+                <w:sz w:val="20"/>
+                <w:szCs w:val="20"/>
+              </w:rPr>
+              <w:t>{date1}</w:t>
+            </w:r>
+          </w:p>
+        </w:tc>
+        <w:tc>
+          <w:tcPr>
+            <w:tcW w:w="1134" w:type="dxa"/>
+            <w:vAlign w:val="center"/>
+          </w:tcPr>
+          <w:p>
+            <w:pPr>
+              <w:rPr>
+                <w:rFonts w:ascii="TH SarabunPSK" w:hAnsi="TH SarabunPSK" w:cs="TH SarabunPSK"/>
+                <w:szCs w:val="22"/>
+              </w:rPr>
+            </w:pPr>
+            <w:r>
+              <w:rPr>
+                <w:rFonts w:ascii="TH SarabunPSK" w:hAnsi="TH SarabunPSK" w:cs="TH SarabunPSK"/>
+                <w:szCs w:val="22"/>
+              </w:rPr>
+              <w:t>{s</w:t>
+            </w:r>
+            <w:r>
+              <w:rPr>
+                <w:rFonts w:ascii="TH SarabunPSK" w:hAnsi="TH SarabunPSK" w:cs="TH SarabunPSK"/>
+                <w:szCs w:val="22"/>
+              </w:rPr>
+              <w:t>ubId1</w:t>
+            </w:r>
+            <w:r>
+              <w:rPr>
+                <w:rFonts w:ascii="TH SarabunPSK" w:hAnsi="TH SarabunPSK" w:cs="TH SarabunPSK"/>
+                <w:szCs w:val="22"/>
+              </w:rPr>
+              <w:t>}</w:t>
+            </w:r>
+          </w:p>
+          <w:p>
+            <w:pPr>
+              <w:jc w:val="right"/>
               <w:rPr>
                 <w:rFonts w:ascii="TH SarabunPSK" w:hAnsi="TH SarabunPSK" w:cs="TH SarabunPSK"/>
                 <w:sz w:val="16"/>
@@ -1210,19 +1271,137 @@
             <w:r>
               <w:rPr>
                 <w:rFonts w:ascii="TH SarabunPSK" w:hAnsi="TH SarabunPSK" w:cs="TH SarabunPSK"/>
+                <w:szCs w:val="22"/>
+              </w:rPr>
+              <w:t>{s</w:t>
+            </w:r>
+            <w:r>
+              <w:rPr>
+                <w:rFonts w:ascii="TH SarabunPSK" w:hAnsi="TH SarabunPSK" w:cs="TH SarabunPSK"/>
+                <w:szCs w:val="22"/>
+              </w:rPr>
+              <w:t>ecId1</w:t>
+            </w:r>
+            <w:r>
+              <w:rPr>
+                <w:rFonts w:ascii="TH SarabunPSK" w:hAnsi="TH SarabunPSK" w:cs="TH SarabunPSK"/>
+                <w:szCs w:val="22"/>
+              </w:rPr>
+              <w:t>}</w:t>
+            </w:r>
+          </w:p>
+        </w:tc>
+        <w:tc>
+          <w:tcPr>
+            <w:tcW w:w="708" w:type="dxa"/>
+            <w:vAlign w:val="center"/>
+          </w:tcPr>
+          <w:p>
+            <w:pPr>
+              <w:jc w:val="center"/>
+              <w:rPr>
+                <w:rFonts w:ascii="TH SarabunPSK" w:hAnsi="TH SarabunPSK" w:cs="TH SarabunPSK"/>
+                <w:szCs w:val="22"/>
+              </w:rPr>
+            </w:pPr>
+            <w:r>
+              <w:rPr>
+                <w:rFonts w:ascii="TH SarabunPSK" w:hAnsi="TH SarabunPSK" w:cs="TH SarabunPSK"/>
+                <w:szCs w:val="22"/>
+              </w:rPr>
+              <w:t>{lec1}</w:t>
+            </w:r>
+          </w:p>
+        </w:tc>
+        <w:tc>
+          <w:tcPr>
+            <w:tcW w:w="709" w:type="dxa"/>
+            <w:vAlign w:val="center"/>
+          </w:tcPr>
+          <w:p>
+            <w:pPr>
+              <w:jc w:val="center"/>
+              <w:rPr>
+                <w:rFonts w:ascii="TH SarabunPSK" w:hAnsi="TH SarabunPSK" w:cs="TH SarabunPSK"/>
+                <w:szCs w:val="22"/>
+              </w:rPr>
+            </w:pPr>
+            <w:r>
+              <w:rPr>
+                <w:rFonts w:ascii="TH SarabunPSK" w:hAnsi="TH SarabunPSK" w:cs="TH SarabunPSK"/>
+                <w:szCs w:val="22"/>
+              </w:rPr>
+              <w:t>{lab2}</w:t>
+            </w:r>
+          </w:p>
+        </w:tc>
+        <w:tc>
+          <w:tcPr>
+            <w:tcW w:w="567" w:type="dxa"/>
+            <w:vAlign w:val="center"/>
+          </w:tcPr>
+          <w:p>
+            <w:pPr>
+              <w:jc w:val="center"/>
+              <w:rPr>
+                <w:rFonts w:ascii="TH SarabunPSK" w:hAnsi="TH SarabunPSK" w:cs="TH SarabunPSK"/>
+                <w:sz w:val="24"/>
+                <w:szCs w:val="24"/>
+              </w:rPr>
+            </w:pPr>
+            <w:r>
+              <w:rPr>
+                <w:rFonts w:ascii="TH SarabunPSK" w:hAnsi="TH SarabunPSK" w:cs="TH SarabunPSK"/>
+                <w:sz w:val="24"/>
+                <w:szCs w:val="24"/>
+              </w:rPr>
+              <w:t>{h1}</w:t>
+            </w:r>
+          </w:p>
+        </w:tc>
+        <w:tc>
+          <w:tcPr>
+            <w:tcW w:w="709" w:type="dxa"/>
+            <w:vAlign w:val="center"/>
+          </w:tcPr>
+          <w:p>
+            <w:pPr>
+              <w:jc w:val="center"/>
+              <w:rPr>
+                <w:rFonts w:ascii="TH SarabunPSK" w:hAnsi="TH SarabunPSK" w:cs="TH SarabunPSK"/>
                 <w:sz w:val="16"/>
                 <w:szCs w:val="16"/>
               </w:rPr>
-              <w:t>{subject}</w:t>
-            </w:r>
-            <w:r>
+            </w:pPr>
+            <w:r>
+              <w:rPr>
+                <w:rFonts w:ascii="TH SarabunPSK" w:hAnsi="TH SarabunPSK" w:cs="TH SarabunPSK"/>
+                <w:szCs w:val="22"/>
+              </w:rPr>
+              <w:t>{cle1}</w:t>
+            </w:r>
+          </w:p>
+        </w:tc>
+        <w:tc>
+          <w:tcPr>
+            <w:tcW w:w="709" w:type="dxa"/>
+            <w:vAlign w:val="center"/>
+          </w:tcPr>
+          <w:p>
+            <w:pPr>
+              <w:jc w:val="center"/>
               <w:rPr>
                 <w:rFonts w:ascii="TH SarabunPSK" w:hAnsi="TH SarabunPSK" w:cs="TH SarabunPSK"/>
                 <w:sz w:val="16"/>
                 <w:szCs w:val="16"/>
               </w:rPr>
-              <w:br/>
-              <w:t xml:space="preserve">         820</w:t>
+            </w:pPr>
+            <w:r>
+              <w:rPr>
+                <w:rFonts w:ascii="TH SarabunPSK" w:hAnsi="TH SarabunPSK" w:cs="TH SarabunPSK"/>
+                <w:szCs w:val="22"/>
+              </w:rPr>
+              <w:t>{cla1}</w:t>
             </w:r>
           </w:p>
         </w:tc>
@@ -1233,187 +1412,20 @@
           </w:tcPr>
           <w:p>
             <w:pPr>
-              <w:rPr>
-                <w:rFonts w:ascii="TH SarabunPSK" w:hAnsi="TH SarabunPSK" w:cs="TH SarabunPSK"/>
-                <w:sz w:val="24"/>
-                <w:szCs w:val="24"/>
-              </w:rPr>
-            </w:pPr>
-          </w:p>
-        </w:tc>
-        <w:tc>
-          <w:tcPr>
-            <w:tcW w:w="709" w:type="dxa"/>
-            <w:vAlign w:val="center"/>
-          </w:tcPr>
-          <w:p>
-            <w:pPr>
-              <w:rPr>
-                <w:rFonts w:ascii="TH SarabunPSK" w:hAnsi="TH SarabunPSK" w:cs="TH SarabunPSK"/>
-                <w:sz w:val="16"/>
-                <w:szCs w:val="16"/>
-              </w:rPr>
-            </w:pPr>
-            <w:r>
-              <w:rPr>
-                <w:rFonts w:ascii="TH SarabunPSK" w:hAnsi="TH SarabunPSK" w:cs="TH SarabunPSK"/>
-                <w:sz w:val="16"/>
-                <w:szCs w:val="16"/>
-              </w:rPr>
-              <w:t>15.00</w:t>
-            </w:r>
-            <w:r>
-              <w:rPr>
-                <w:rFonts w:ascii="TH SarabunPSK" w:hAnsi="TH SarabunPSK" w:cs="TH SarabunPSK"/>
-                <w:sz w:val="16"/>
-                <w:szCs w:val="16"/>
-              </w:rPr>
-              <w:br/>
-              <w:t xml:space="preserve">   16.30 </w:t>
-            </w:r>
-            <w:r>
-              <w:rPr>
-                <w:rFonts w:ascii="TH SarabunPSK" w:hAnsi="TH SarabunPSK" w:cs="TH SarabunPSK" w:hint="cs"/>
-                <w:sz w:val="16"/>
-                <w:szCs w:val="16"/>
-                <w:cs/>
-              </w:rPr>
-              <w:t>น</w:t>
-            </w:r>
-            <w:r>
-              <w:rPr>
-                <w:rFonts w:ascii="TH SarabunPSK" w:hAnsi="TH SarabunPSK" w:cs="TH SarabunPSK"/>
-                <w:sz w:val="16"/>
-                <w:szCs w:val="16"/>
-              </w:rPr>
-              <w:t>.</w:t>
-            </w:r>
-          </w:p>
-        </w:tc>
-        <w:tc>
-          <w:tcPr>
-            <w:tcW w:w="567" w:type="dxa"/>
-            <w:vAlign w:val="center"/>
-          </w:tcPr>
-          <w:p>
-            <w:pPr>
-              <w:jc w:val="center"/>
-              <w:rPr>
-                <w:rFonts w:ascii="TH SarabunPSK" w:hAnsi="TH SarabunPSK" w:cs="TH SarabunPSK"/>
-                <w:sz w:val="24"/>
-                <w:szCs w:val="24"/>
-              </w:rPr>
-            </w:pPr>
-            <w:r>
-              <w:rPr>
-                <w:rFonts w:ascii="TH SarabunPSK" w:hAnsi="TH SarabunPSK" w:cs="TH SarabunPSK"/>
-                <w:sz w:val="24"/>
-                <w:szCs w:val="24"/>
-              </w:rPr>
-              <w:t>{hour1}</w:t>
-            </w:r>
-          </w:p>
-        </w:tc>
-        <w:tc>
-          <w:tcPr>
-            <w:tcW w:w="709" w:type="dxa"/>
-            <w:vAlign w:val="center"/>
-          </w:tcPr>
-          <w:p>
-            <w:pPr>
-              <w:rPr>
-                <w:rFonts w:ascii="TH SarabunPSK" w:hAnsi="TH SarabunPSK" w:cs="TH SarabunPSK"/>
-                <w:sz w:val="24"/>
-                <w:szCs w:val="24"/>
-              </w:rPr>
-            </w:pPr>
-          </w:p>
-        </w:tc>
-        <w:tc>
-          <w:tcPr>
-            <w:tcW w:w="709" w:type="dxa"/>
-            <w:vAlign w:val="center"/>
-          </w:tcPr>
-          <w:p>
-            <w:pPr>
-              <w:rPr>
-                <w:rFonts w:ascii="TH SarabunPSK" w:hAnsi="TH SarabunPSK" w:cs="TH SarabunPSK"/>
-                <w:sz w:val="16"/>
-                <w:szCs w:val="16"/>
-              </w:rPr>
-            </w:pPr>
-            <w:r>
-              <w:rPr>
-                <w:rFonts w:ascii="TH SarabunPSK" w:hAnsi="TH SarabunPSK" w:cs="TH SarabunPSK"/>
-                <w:sz w:val="16"/>
-                <w:szCs w:val="16"/>
-              </w:rPr>
-              <w:t>16.30</w:t>
-            </w:r>
-            <w:r>
-              <w:rPr>
-                <w:rFonts w:ascii="TH SarabunPSK" w:hAnsi="TH SarabunPSK" w:cs="TH SarabunPSK"/>
-                <w:sz w:val="16"/>
-                <w:szCs w:val="16"/>
-              </w:rPr>
-              <w:br/>
-            </w:r>
-            <w:r>
-              <w:rPr>
-                <w:rFonts w:ascii="TH SarabunPSK" w:hAnsi="TH SarabunPSK" w:cs="TH SarabunPSK"/>
-                <w:sz w:val="16"/>
-                <w:szCs w:val="16"/>
-              </w:rPr>
-              <w:t xml:space="preserve">   </w:t>
-            </w:r>
-            <w:r>
-              <w:rPr>
-                <w:rFonts w:ascii="TH SarabunPSK" w:hAnsi="TH SarabunPSK" w:cs="TH SarabunPSK"/>
-                <w:sz w:val="16"/>
-                <w:szCs w:val="16"/>
-              </w:rPr>
-              <w:t xml:space="preserve">17.00 </w:t>
-            </w:r>
-            <w:r>
-              <w:rPr>
-                <w:rFonts w:ascii="TH SarabunPSK" w:hAnsi="TH SarabunPSK" w:cs="TH SarabunPSK" w:hint="cs"/>
-                <w:sz w:val="16"/>
-                <w:szCs w:val="16"/>
-                <w:cs/>
-              </w:rPr>
-              <w:t>น</w:t>
-            </w:r>
-            <w:r>
-              <w:rPr>
-                <w:rFonts w:ascii="TH SarabunPSK" w:hAnsi="TH SarabunPSK" w:cs="TH SarabunPSK"/>
-                <w:sz w:val="16"/>
-                <w:szCs w:val="16"/>
-              </w:rPr>
-              <w:t>.</w:t>
-            </w:r>
-          </w:p>
-        </w:tc>
-        <w:tc>
-          <w:tcPr>
-            <w:tcW w:w="567" w:type="dxa"/>
-            <w:vAlign w:val="center"/>
-          </w:tcPr>
-          <w:p>
-            <w:pPr>
-              <w:jc w:val="center"/>
-              <w:rPr>
-                <w:rFonts w:ascii="TH SarabunPSK" w:hAnsi="TH SarabunPSK" w:cs="TH SarabunPSK"/>
-                <w:sz w:val="24"/>
-                <w:szCs w:val="24"/>
-              </w:rPr>
-            </w:pPr>
-            <w:r>
-              <w:rPr>
-                <w:rFonts w:ascii="TH SarabunPSK" w:hAnsi="TH SarabunPSK" w:cs="TH SarabunPSK"/>
-                <w:sz w:val="24"/>
-                <w:szCs w:val="24"/>
-              </w:rPr>
-              <w:t>{hour2}</w:t>
+              <w:jc w:val="center"/>
+              <w:rPr>
+                <w:rFonts w:ascii="TH SarabunPSK" w:hAnsi="TH SarabunPSK" w:cs="TH SarabunPSK"/>
+                <w:sz w:val="24"/>
+                <w:szCs w:val="24"/>
+              </w:rPr>
+            </w:pPr>
+            <w:r>
+              <w:rPr>
+                <w:rFonts w:ascii="TH SarabunPSK" w:hAnsi="TH SarabunPSK" w:cs="TH SarabunPSK"/>
+                <w:sz w:val="24"/>
+                <w:szCs w:val="24"/>
+              </w:rPr>
+              <w:t>{ch1}</w:t>
             </w:r>
           </w:p>
         </w:tc>
@@ -1427,11 +1439,12 @@
         </w:trPr>
         <w:tc>
           <w:tcPr>
-            <w:tcW w:w="704" w:type="dxa"/>
-            <w:vAlign w:val="center"/>
-          </w:tcPr>
-          <w:p>
-            <w:pPr>
+            <w:tcW w:w="710" w:type="dxa"/>
+            <w:vAlign w:val="center"/>
+          </w:tcPr>
+          <w:p>
+            <w:pPr>
+              <w:jc w:val="center"/>
               <w:rPr>
                 <w:rFonts w:ascii="TH SarabunPSK" w:hAnsi="TH SarabunPSK" w:cs="TH SarabunPSK"/>
                 <w:sz w:val="24"/>
@@ -1457,6 +1470,46 @@
         </w:tc>
         <w:tc>
           <w:tcPr>
+            <w:tcW w:w="850" w:type="dxa"/>
+            <w:vAlign w:val="center"/>
+          </w:tcPr>
+          <w:p>
+            <w:pPr>
+              <w:jc w:val="center"/>
+              <w:rPr>
+                <w:rFonts w:ascii="TH SarabunPSK" w:hAnsi="TH SarabunPSK" w:cs="TH SarabunPSK"/>
+                <w:sz w:val="24"/>
+                <w:szCs w:val="24"/>
+              </w:rPr>
+            </w:pPr>
+          </w:p>
+        </w:tc>
+        <w:tc>
+          <w:tcPr>
+            <w:tcW w:w="709" w:type="dxa"/>
+            <w:vAlign w:val="center"/>
+          </w:tcPr>
+          <w:p>
+            <w:pPr>
+              <w:jc w:val="center"/>
+              <w:rPr>
+                <w:rFonts w:ascii="TH SarabunPSK" w:hAnsi="TH SarabunPSK" w:cs="TH SarabunPSK"/>
+                <w:sz w:val="24"/>
+                <w:szCs w:val="24"/>
+              </w:rPr>
+            </w:pPr>
+            <w:r>
+              <w:rPr>
+                <w:rFonts w:ascii="TH SarabunPSK" w:hAnsi="TH SarabunPSK" w:cs="TH SarabunPSK"/>
+                <w:sz w:val="24"/>
+                <w:szCs w:val="24"/>
+              </w:rPr>
+              <w:t>{w2}</w:t>
+            </w:r>
+          </w:p>
+        </w:tc>
+        <w:tc>
+          <w:tcPr>
             <w:tcW w:w="851" w:type="dxa"/>
             <w:vAlign w:val="center"/>
           </w:tcPr>
@@ -1465,10 +1518,118 @@
               <w:jc w:val="center"/>
               <w:rPr>
                 <w:rFonts w:ascii="TH SarabunPSK" w:hAnsi="TH SarabunPSK" w:cs="TH SarabunPSK"/>
-                <w:sz w:val="24"/>
-                <w:szCs w:val="24"/>
-              </w:rPr>
-            </w:pPr>
+                <w:sz w:val="20"/>
+                <w:szCs w:val="20"/>
+              </w:rPr>
+            </w:pPr>
+            <w:r>
+              <w:rPr>
+                <w:rFonts w:ascii="TH SarabunPSK" w:hAnsi="TH SarabunPSK" w:cs="TH SarabunPSK"/>
+                <w:sz w:val="20"/>
+                <w:szCs w:val="20"/>
+              </w:rPr>
+              <w:t>{date2}</w:t>
+            </w:r>
+          </w:p>
+        </w:tc>
+        <w:tc>
+          <w:tcPr>
+            <w:tcW w:w="1134" w:type="dxa"/>
+          </w:tcPr>
+          <w:p>
+            <w:pPr>
+              <w:rPr>
+                <w:rFonts w:ascii="TH SarabunPSK" w:hAnsi="TH SarabunPSK" w:cs="TH SarabunPSK"/>
+                <w:szCs w:val="22"/>
+              </w:rPr>
+            </w:pPr>
+            <w:r>
+              <w:rPr>
+                <w:rFonts w:ascii="TH SarabunPSK" w:hAnsi="TH SarabunPSK" w:cs="TH SarabunPSK"/>
+                <w:szCs w:val="22"/>
+              </w:rPr>
+              <w:t>{s</w:t>
+            </w:r>
+            <w:r>
+              <w:rPr>
+                <w:rFonts w:ascii="TH SarabunPSK" w:hAnsi="TH SarabunPSK" w:cs="TH SarabunPSK"/>
+                <w:szCs w:val="22"/>
+              </w:rPr>
+              <w:t>ubId</w:t>
+            </w:r>
+            <w:r>
+              <w:rPr>
+                <w:rFonts w:ascii="TH SarabunPSK" w:hAnsi="TH SarabunPSK" w:cs="TH SarabunPSK"/>
+                <w:szCs w:val="22"/>
+              </w:rPr>
+              <w:t>2</w:t>
+            </w:r>
+            <w:r>
+              <w:rPr>
+                <w:rFonts w:ascii="TH SarabunPSK" w:hAnsi="TH SarabunPSK" w:cs="TH SarabunPSK"/>
+                <w:szCs w:val="22"/>
+              </w:rPr>
+              <w:t>}</w:t>
+            </w:r>
+          </w:p>
+          <w:p>
+            <w:pPr>
+              <w:jc w:val="right"/>
+              <w:rPr>
+                <w:rFonts w:ascii="TH SarabunPSK" w:hAnsi="TH SarabunPSK" w:cs="TH SarabunPSK"/>
+                <w:sz w:val="28"/>
+              </w:rPr>
+            </w:pPr>
+            <w:r>
+              <w:rPr>
+                <w:rFonts w:ascii="TH SarabunPSK" w:hAnsi="TH SarabunPSK" w:cs="TH SarabunPSK"/>
+                <w:szCs w:val="22"/>
+              </w:rPr>
+              <w:t>{s</w:t>
+            </w:r>
+            <w:r>
+              <w:rPr>
+                <w:rFonts w:ascii="TH SarabunPSK" w:hAnsi="TH SarabunPSK" w:cs="TH SarabunPSK"/>
+                <w:szCs w:val="22"/>
+              </w:rPr>
+              <w:t>ecId</w:t>
+            </w:r>
+            <w:r>
+              <w:rPr>
+                <w:rFonts w:ascii="TH SarabunPSK" w:hAnsi="TH SarabunPSK" w:cs="TH SarabunPSK"/>
+                <w:szCs w:val="22"/>
+              </w:rPr>
+              <w:t>2</w:t>
+            </w:r>
+            <w:r>
+              <w:rPr>
+                <w:rFonts w:ascii="TH SarabunPSK" w:hAnsi="TH SarabunPSK" w:cs="TH SarabunPSK"/>
+                <w:szCs w:val="22"/>
+              </w:rPr>
+              <w:t>}</w:t>
+            </w:r>
+          </w:p>
+        </w:tc>
+        <w:tc>
+          <w:tcPr>
+            <w:tcW w:w="708" w:type="dxa"/>
+            <w:vAlign w:val="center"/>
+          </w:tcPr>
+          <w:p>
+            <w:pPr>
+              <w:jc w:val="center"/>
+              <w:rPr>
+                <w:rFonts w:ascii="TH SarabunPSK" w:hAnsi="TH SarabunPSK" w:cs="TH SarabunPSK"/>
+                <w:szCs w:val="22"/>
+              </w:rPr>
+            </w:pPr>
+            <w:r>
+              <w:rPr>
+                <w:rFonts w:ascii="TH SarabunPSK" w:hAnsi="TH SarabunPSK" w:cs="TH SarabunPSK"/>
+                <w:szCs w:val="22"/>
+              </w:rPr>
+              <w:t>{lec2}</w:t>
+            </w:r>
           </w:p>
         </w:tc>
         <w:tc>
@@ -1481,26 +1642,38 @@
               <w:jc w:val="center"/>
               <w:rPr>
                 <w:rFonts w:ascii="TH SarabunPSK" w:hAnsi="TH SarabunPSK" w:cs="TH SarabunPSK"/>
-                <w:sz w:val="24"/>
-                <w:szCs w:val="24"/>
-              </w:rPr>
-            </w:pPr>
-          </w:p>
-        </w:tc>
-        <w:tc>
-          <w:tcPr>
-            <w:tcW w:w="992" w:type="dxa"/>
-            <w:vAlign w:val="center"/>
-          </w:tcPr>
-          <w:p>
-            <w:pPr>
-              <w:jc w:val="center"/>
-              <w:rPr>
-                <w:rFonts w:ascii="TH SarabunPSK" w:hAnsi="TH SarabunPSK" w:cs="TH SarabunPSK"/>
-                <w:sz w:val="24"/>
-                <w:szCs w:val="24"/>
-              </w:rPr>
-            </w:pPr>
+                <w:szCs w:val="22"/>
+              </w:rPr>
+            </w:pPr>
+            <w:r>
+              <w:rPr>
+                <w:rFonts w:ascii="TH SarabunPSK" w:hAnsi="TH SarabunPSK" w:cs="TH SarabunPSK"/>
+                <w:szCs w:val="22"/>
+              </w:rPr>
+              <w:t>{lab2}</w:t>
+            </w:r>
+          </w:p>
+        </w:tc>
+        <w:tc>
+          <w:tcPr>
+            <w:tcW w:w="567" w:type="dxa"/>
+            <w:vAlign w:val="center"/>
+          </w:tcPr>
+          <w:p>
+            <w:pPr>
+              <w:jc w:val="center"/>
+              <w:rPr>
+                <w:rFonts w:ascii="TH SarabunPSK" w:hAnsi="TH SarabunPSK" w:cs="TH SarabunPSK"/>
+                <w:sz w:val="24"/>
+                <w:szCs w:val="24"/>
+              </w:rPr>
+            </w:pPr>
+            <w:r>
+              <w:rPr>
+                <w:rFonts w:ascii="TH SarabunPSK" w:hAnsi="TH SarabunPSK" w:cs="TH SarabunPSK"/>
+              </w:rPr>
+              <w:t>{h2}</w:t>
+            </w:r>
           </w:p>
         </w:tc>
         <w:tc>
@@ -1510,11 +1683,43 @@
           </w:tcPr>
           <w:p>
             <w:pPr>
-              <w:rPr>
-                <w:rFonts w:ascii="TH SarabunPSK" w:hAnsi="TH SarabunPSK" w:cs="TH SarabunPSK"/>
-                <w:sz w:val="28"/>
-              </w:rPr>
-            </w:pPr>
+              <w:jc w:val="center"/>
+              <w:rPr>
+                <w:rFonts w:ascii="TH SarabunPSK" w:hAnsi="TH SarabunPSK" w:cs="TH SarabunPSK"/>
+                <w:sz w:val="16"/>
+                <w:szCs w:val="16"/>
+              </w:rPr>
+            </w:pPr>
+            <w:r>
+              <w:rPr>
+                <w:rFonts w:ascii="TH SarabunPSK" w:hAnsi="TH SarabunPSK" w:cs="TH SarabunPSK"/>
+                <w:szCs w:val="22"/>
+              </w:rPr>
+              <w:t>{cle2}</w:t>
+            </w:r>
+          </w:p>
+        </w:tc>
+        <w:tc>
+          <w:tcPr>
+            <w:tcW w:w="709" w:type="dxa"/>
+            <w:vAlign w:val="center"/>
+          </w:tcPr>
+          <w:p>
+            <w:pPr>
+              <w:jc w:val="center"/>
+              <w:rPr>
+                <w:rFonts w:ascii="TH SarabunPSK" w:hAnsi="TH SarabunPSK" w:cs="TH SarabunPSK"/>
+                <w:sz w:val="16"/>
+                <w:szCs w:val="16"/>
+              </w:rPr>
+            </w:pPr>
+            <w:r>
+              <w:rPr>
+                <w:rFonts w:ascii="TH SarabunPSK" w:hAnsi="TH SarabunPSK" w:cs="TH SarabunPSK"/>
+                <w:szCs w:val="22"/>
+              </w:rPr>
+              <w:t>{cla2}</w:t>
+            </w:r>
           </w:p>
         </w:tc>
         <w:tc>
@@ -1524,87 +1729,21 @@
           </w:tcPr>
           <w:p>
             <w:pPr>
-              <w:rPr>
-                <w:rFonts w:ascii="TH SarabunPSK" w:hAnsi="TH SarabunPSK" w:cs="TH SarabunPSK"/>
-                <w:sz w:val="24"/>
-                <w:szCs w:val="24"/>
-              </w:rPr>
-            </w:pPr>
-          </w:p>
-        </w:tc>
-        <w:tc>
-          <w:tcPr>
-            <w:tcW w:w="709" w:type="dxa"/>
-            <w:vAlign w:val="center"/>
-          </w:tcPr>
-          <w:p>
-            <w:pPr>
-              <w:rPr>
-                <w:rFonts w:ascii="TH SarabunPSK" w:hAnsi="TH SarabunPSK" w:cs="TH SarabunPSK"/>
-                <w:sz w:val="28"/>
-              </w:rPr>
-            </w:pPr>
-          </w:p>
-        </w:tc>
-        <w:tc>
-          <w:tcPr>
-            <w:tcW w:w="567" w:type="dxa"/>
-            <w:vAlign w:val="center"/>
-          </w:tcPr>
-          <w:p>
-            <w:pPr>
-              <w:jc w:val="center"/>
-              <w:rPr>
-                <w:rFonts w:ascii="TH SarabunPSK" w:hAnsi="TH SarabunPSK" w:cs="TH SarabunPSK"/>
-                <w:sz w:val="24"/>
-                <w:szCs w:val="24"/>
-              </w:rPr>
-            </w:pPr>
-          </w:p>
-        </w:tc>
-        <w:tc>
-          <w:tcPr>
-            <w:tcW w:w="709" w:type="dxa"/>
-            <w:vAlign w:val="center"/>
-          </w:tcPr>
-          <w:p>
-            <w:pPr>
-              <w:rPr>
-                <w:rFonts w:ascii="TH SarabunPSK" w:hAnsi="TH SarabunPSK" w:cs="TH SarabunPSK"/>
-                <w:sz w:val="24"/>
-                <w:szCs w:val="24"/>
-              </w:rPr>
-            </w:pPr>
-          </w:p>
-        </w:tc>
-        <w:tc>
-          <w:tcPr>
-            <w:tcW w:w="709" w:type="dxa"/>
-            <w:vAlign w:val="center"/>
-          </w:tcPr>
-          <w:p>
-            <w:pPr>
-              <w:rPr>
-                <w:rFonts w:ascii="TH SarabunPSK" w:hAnsi="TH SarabunPSK" w:cs="TH SarabunPSK"/>
-                <w:sz w:val="28"/>
-              </w:rPr>
-            </w:pPr>
-          </w:p>
-        </w:tc>
-        <w:tc>
-          <w:tcPr>
-            <w:tcW w:w="567" w:type="dxa"/>
-            <w:vAlign w:val="center"/>
-          </w:tcPr>
-          <w:p>
-            <w:pPr>
-              <w:jc w:val="center"/>
-              <w:rPr>
-                <w:rFonts w:ascii="TH SarabunPSK" w:hAnsi="TH SarabunPSK" w:cs="TH SarabunPSK"/>
-                <w:sz w:val="24"/>
-                <w:szCs w:val="24"/>
-              </w:rPr>
-            </w:pPr>
+              <w:jc w:val="center"/>
+              <w:rPr>
+                <w:rFonts w:ascii="TH SarabunPSK" w:hAnsi="TH SarabunPSK" w:cs="TH SarabunPSK"/>
+                <w:sz w:val="24"/>
+                <w:szCs w:val="24"/>
+              </w:rPr>
+            </w:pPr>
+            <w:r>
+              <w:rPr>
+                <w:rFonts w:ascii="TH SarabunPSK" w:hAnsi="TH SarabunPSK" w:cs="TH SarabunPSK"/>
+                <w:sz w:val="24"/>
+                <w:szCs w:val="24"/>
+              </w:rPr>
+              <w:t>{ch2}</w:t>
+            </w:r>
           </w:p>
         </w:tc>
       </w:tr>
@@ -1617,11 +1756,12 @@
         </w:trPr>
         <w:tc>
           <w:tcPr>
-            <w:tcW w:w="704" w:type="dxa"/>
-            <w:vAlign w:val="center"/>
-          </w:tcPr>
-          <w:p>
-            <w:pPr>
+            <w:tcW w:w="710" w:type="dxa"/>
+            <w:vAlign w:val="center"/>
+          </w:tcPr>
+          <w:p>
+            <w:pPr>
+              <w:jc w:val="center"/>
               <w:rPr>
                 <w:rFonts w:ascii="TH SarabunPSK" w:hAnsi="TH SarabunPSK" w:cs="TH SarabunPSK"/>
                 <w:sz w:val="24"/>
@@ -1647,6 +1787,44 @@
         </w:tc>
         <w:tc>
           <w:tcPr>
+            <w:tcW w:w="850" w:type="dxa"/>
+            <w:vAlign w:val="center"/>
+          </w:tcPr>
+          <w:p>
+            <w:pPr>
+              <w:jc w:val="center"/>
+              <w:rPr>
+                <w:rFonts w:ascii="TH SarabunPSK" w:hAnsi="TH SarabunPSK" w:cs="TH SarabunPSK"/>
+                <w:sz w:val="24"/>
+                <w:szCs w:val="24"/>
+              </w:rPr>
+            </w:pPr>
+          </w:p>
+        </w:tc>
+        <w:tc>
+          <w:tcPr>
+            <w:tcW w:w="709" w:type="dxa"/>
+            <w:vAlign w:val="center"/>
+          </w:tcPr>
+          <w:p>
+            <w:pPr>
+              <w:jc w:val="center"/>
+              <w:rPr>
+                <w:rFonts w:ascii="TH SarabunPSK" w:hAnsi="TH SarabunPSK" w:cs="TH SarabunPSK"/>
+                <w:sz w:val="24"/>
+                <w:szCs w:val="24"/>
+              </w:rPr>
+            </w:pPr>
+            <w:r>
+              <w:rPr>
+                <w:rFonts w:ascii="TH SarabunPSK" w:hAnsi="TH SarabunPSK" w:cs="TH SarabunPSK"/>
+              </w:rPr>
+              <w:t>{w3}</w:t>
+            </w:r>
+          </w:p>
+        </w:tc>
+        <w:tc>
+          <w:tcPr>
             <w:tcW w:w="851" w:type="dxa"/>
             <w:vAlign w:val="center"/>
           </w:tcPr>
@@ -1655,10 +1833,118 @@
               <w:jc w:val="center"/>
               <w:rPr>
                 <w:rFonts w:ascii="TH SarabunPSK" w:hAnsi="TH SarabunPSK" w:cs="TH SarabunPSK"/>
-                <w:sz w:val="24"/>
-                <w:szCs w:val="24"/>
-              </w:rPr>
-            </w:pPr>
+                <w:sz w:val="20"/>
+                <w:szCs w:val="20"/>
+              </w:rPr>
+            </w:pPr>
+            <w:r>
+              <w:rPr>
+                <w:rFonts w:ascii="TH SarabunPSK" w:hAnsi="TH SarabunPSK" w:cs="TH SarabunPSK"/>
+                <w:sz w:val="20"/>
+                <w:szCs w:val="20"/>
+              </w:rPr>
+              <w:t>{date3}</w:t>
+            </w:r>
+          </w:p>
+        </w:tc>
+        <w:tc>
+          <w:tcPr>
+            <w:tcW w:w="1134" w:type="dxa"/>
+          </w:tcPr>
+          <w:p>
+            <w:pPr>
+              <w:rPr>
+                <w:rFonts w:ascii="TH SarabunPSK" w:hAnsi="TH SarabunPSK" w:cs="TH SarabunPSK"/>
+                <w:szCs w:val="22"/>
+              </w:rPr>
+            </w:pPr>
+            <w:r>
+              <w:rPr>
+                <w:rFonts w:ascii="TH SarabunPSK" w:hAnsi="TH SarabunPSK" w:cs="TH SarabunPSK"/>
+                <w:szCs w:val="22"/>
+              </w:rPr>
+              <w:t>{s</w:t>
+            </w:r>
+            <w:r>
+              <w:rPr>
+                <w:rFonts w:ascii="TH SarabunPSK" w:hAnsi="TH SarabunPSK" w:cs="TH SarabunPSK"/>
+                <w:szCs w:val="22"/>
+              </w:rPr>
+              <w:t>ubId</w:t>
+            </w:r>
+            <w:r>
+              <w:rPr>
+                <w:rFonts w:ascii="TH SarabunPSK" w:hAnsi="TH SarabunPSK" w:cs="TH SarabunPSK"/>
+                <w:szCs w:val="22"/>
+              </w:rPr>
+              <w:t>3</w:t>
+            </w:r>
+            <w:r>
+              <w:rPr>
+                <w:rFonts w:ascii="TH SarabunPSK" w:hAnsi="TH SarabunPSK" w:cs="TH SarabunPSK"/>
+                <w:szCs w:val="22"/>
+              </w:rPr>
+              <w:t>}</w:t>
+            </w:r>
+          </w:p>
+          <w:p>
+            <w:pPr>
+              <w:jc w:val="right"/>
+              <w:rPr>
+                <w:rFonts w:ascii="TH SarabunPSK" w:hAnsi="TH SarabunPSK" w:cs="TH SarabunPSK"/>
+                <w:sz w:val="28"/>
+              </w:rPr>
+            </w:pPr>
+            <w:r>
+              <w:rPr>
+                <w:rFonts w:ascii="TH SarabunPSK" w:hAnsi="TH SarabunPSK" w:cs="TH SarabunPSK"/>
+                <w:szCs w:val="22"/>
+              </w:rPr>
+              <w:t>{s</w:t>
+            </w:r>
+            <w:r>
+              <w:rPr>
+                <w:rFonts w:ascii="TH SarabunPSK" w:hAnsi="TH SarabunPSK" w:cs="TH SarabunPSK"/>
+                <w:szCs w:val="22"/>
+              </w:rPr>
+              <w:t>ecId</w:t>
+            </w:r>
+            <w:r>
+              <w:rPr>
+                <w:rFonts w:ascii="TH SarabunPSK" w:hAnsi="TH SarabunPSK" w:cs="TH SarabunPSK"/>
+                <w:szCs w:val="22"/>
+              </w:rPr>
+              <w:t>3</w:t>
+            </w:r>
+            <w:r>
+              <w:rPr>
+                <w:rFonts w:ascii="TH SarabunPSK" w:hAnsi="TH SarabunPSK" w:cs="TH SarabunPSK"/>
+                <w:szCs w:val="22"/>
+              </w:rPr>
+              <w:t>}</w:t>
+            </w:r>
+          </w:p>
+        </w:tc>
+        <w:tc>
+          <w:tcPr>
+            <w:tcW w:w="708" w:type="dxa"/>
+            <w:vAlign w:val="center"/>
+          </w:tcPr>
+          <w:p>
+            <w:pPr>
+              <w:jc w:val="center"/>
+              <w:rPr>
+                <w:rFonts w:ascii="TH SarabunPSK" w:hAnsi="TH SarabunPSK" w:cs="TH SarabunPSK"/>
+                <w:szCs w:val="22"/>
+              </w:rPr>
+            </w:pPr>
+            <w:r>
+              <w:rPr>
+                <w:rFonts w:ascii="TH SarabunPSK" w:hAnsi="TH SarabunPSK" w:cs="TH SarabunPSK"/>
+                <w:szCs w:val="22"/>
+              </w:rPr>
+              <w:t>{lec3}</w:t>
+            </w:r>
           </w:p>
         </w:tc>
         <w:tc>
@@ -1671,26 +1957,38 @@
               <w:jc w:val="center"/>
               <w:rPr>
                 <w:rFonts w:ascii="TH SarabunPSK" w:hAnsi="TH SarabunPSK" w:cs="TH SarabunPSK"/>
-                <w:sz w:val="24"/>
-                <w:szCs w:val="24"/>
-              </w:rPr>
-            </w:pPr>
-          </w:p>
-        </w:tc>
-        <w:tc>
-          <w:tcPr>
-            <w:tcW w:w="992" w:type="dxa"/>
-            <w:vAlign w:val="center"/>
-          </w:tcPr>
-          <w:p>
-            <w:pPr>
-              <w:jc w:val="center"/>
-              <w:rPr>
-                <w:rFonts w:ascii="TH SarabunPSK" w:hAnsi="TH SarabunPSK" w:cs="TH SarabunPSK"/>
-                <w:sz w:val="24"/>
-                <w:szCs w:val="24"/>
-              </w:rPr>
-            </w:pPr>
+                <w:szCs w:val="22"/>
+              </w:rPr>
+            </w:pPr>
+            <w:r>
+              <w:rPr>
+                <w:rFonts w:ascii="TH SarabunPSK" w:hAnsi="TH SarabunPSK" w:cs="TH SarabunPSK"/>
+                <w:szCs w:val="22"/>
+              </w:rPr>
+              <w:t>{lab3}</w:t>
+            </w:r>
+          </w:p>
+        </w:tc>
+        <w:tc>
+          <w:tcPr>
+            <w:tcW w:w="567" w:type="dxa"/>
+            <w:vAlign w:val="center"/>
+          </w:tcPr>
+          <w:p>
+            <w:pPr>
+              <w:jc w:val="center"/>
+              <w:rPr>
+                <w:rFonts w:ascii="TH SarabunPSK" w:hAnsi="TH SarabunPSK" w:cs="TH SarabunPSK"/>
+                <w:sz w:val="24"/>
+                <w:szCs w:val="24"/>
+              </w:rPr>
+            </w:pPr>
+            <w:r>
+              <w:rPr>
+                <w:rFonts w:ascii="TH SarabunPSK" w:hAnsi="TH SarabunPSK" w:cs="TH SarabunPSK"/>
+              </w:rPr>
+              <w:t>{h3}</w:t>
+            </w:r>
           </w:p>
         </w:tc>
         <w:tc>
@@ -1700,11 +1998,43 @@
           </w:tcPr>
           <w:p>
             <w:pPr>
-              <w:rPr>
-                <w:rFonts w:ascii="TH SarabunPSK" w:hAnsi="TH SarabunPSK" w:cs="TH SarabunPSK"/>
-                <w:sz w:val="28"/>
-              </w:rPr>
-            </w:pPr>
+              <w:jc w:val="center"/>
+              <w:rPr>
+                <w:rFonts w:ascii="TH SarabunPSK" w:hAnsi="TH SarabunPSK" w:cs="TH SarabunPSK"/>
+                <w:sz w:val="16"/>
+                <w:szCs w:val="16"/>
+              </w:rPr>
+            </w:pPr>
+            <w:r>
+              <w:rPr>
+                <w:rFonts w:ascii="TH SarabunPSK" w:hAnsi="TH SarabunPSK" w:cs="TH SarabunPSK"/>
+                <w:szCs w:val="22"/>
+              </w:rPr>
+              <w:t>{cle3}</w:t>
+            </w:r>
+          </w:p>
+        </w:tc>
+        <w:tc>
+          <w:tcPr>
+            <w:tcW w:w="709" w:type="dxa"/>
+            <w:vAlign w:val="center"/>
+          </w:tcPr>
+          <w:p>
+            <w:pPr>
+              <w:jc w:val="center"/>
+              <w:rPr>
+                <w:rFonts w:ascii="TH SarabunPSK" w:hAnsi="TH SarabunPSK" w:cs="TH SarabunPSK"/>
+                <w:sz w:val="16"/>
+                <w:szCs w:val="16"/>
+              </w:rPr>
+            </w:pPr>
+            <w:r>
+              <w:rPr>
+                <w:rFonts w:ascii="TH SarabunPSK" w:hAnsi="TH SarabunPSK" w:cs="TH SarabunPSK"/>
+                <w:szCs w:val="22"/>
+              </w:rPr>
+              <w:t>{cla3}</w:t>
+            </w:r>
           </w:p>
         </w:tc>
         <w:tc>
@@ -1714,87 +2044,19 @@
           </w:tcPr>
           <w:p>
             <w:pPr>
-              <w:rPr>
-                <w:rFonts w:ascii="TH SarabunPSK" w:hAnsi="TH SarabunPSK" w:cs="TH SarabunPSK"/>
-                <w:sz w:val="24"/>
-                <w:szCs w:val="24"/>
-              </w:rPr>
-            </w:pPr>
-          </w:p>
-        </w:tc>
-        <w:tc>
-          <w:tcPr>
-            <w:tcW w:w="709" w:type="dxa"/>
-            <w:vAlign w:val="center"/>
-          </w:tcPr>
-          <w:p>
-            <w:pPr>
-              <w:rPr>
-                <w:rFonts w:ascii="TH SarabunPSK" w:hAnsi="TH SarabunPSK" w:cs="TH SarabunPSK"/>
-                <w:sz w:val="28"/>
-              </w:rPr>
-            </w:pPr>
-          </w:p>
-        </w:tc>
-        <w:tc>
-          <w:tcPr>
-            <w:tcW w:w="567" w:type="dxa"/>
-            <w:vAlign w:val="center"/>
-          </w:tcPr>
-          <w:p>
-            <w:pPr>
-              <w:jc w:val="center"/>
-              <w:rPr>
-                <w:rFonts w:ascii="TH SarabunPSK" w:hAnsi="TH SarabunPSK" w:cs="TH SarabunPSK"/>
-                <w:sz w:val="24"/>
-                <w:szCs w:val="24"/>
-              </w:rPr>
-            </w:pPr>
-          </w:p>
-        </w:tc>
-        <w:tc>
-          <w:tcPr>
-            <w:tcW w:w="709" w:type="dxa"/>
-            <w:vAlign w:val="center"/>
-          </w:tcPr>
-          <w:p>
-            <w:pPr>
-              <w:rPr>
-                <w:rFonts w:ascii="TH SarabunPSK" w:hAnsi="TH SarabunPSK" w:cs="TH SarabunPSK"/>
-                <w:sz w:val="24"/>
-                <w:szCs w:val="24"/>
-              </w:rPr>
-            </w:pPr>
-          </w:p>
-        </w:tc>
-        <w:tc>
-          <w:tcPr>
-            <w:tcW w:w="709" w:type="dxa"/>
-            <w:vAlign w:val="center"/>
-          </w:tcPr>
-          <w:p>
-            <w:pPr>
-              <w:rPr>
-                <w:rFonts w:ascii="TH SarabunPSK" w:hAnsi="TH SarabunPSK" w:cs="TH SarabunPSK"/>
-                <w:sz w:val="28"/>
-              </w:rPr>
-            </w:pPr>
-          </w:p>
-        </w:tc>
-        <w:tc>
-          <w:tcPr>
-            <w:tcW w:w="567" w:type="dxa"/>
-            <w:vAlign w:val="center"/>
-          </w:tcPr>
-          <w:p>
-            <w:pPr>
-              <w:jc w:val="center"/>
-              <w:rPr>
-                <w:rFonts w:ascii="TH SarabunPSK" w:hAnsi="TH SarabunPSK" w:cs="TH SarabunPSK"/>
-                <w:sz w:val="24"/>
-                <w:szCs w:val="24"/>
-              </w:rPr>
-            </w:pPr>
+              <w:jc w:val="center"/>
+              <w:rPr>
+                <w:rFonts w:ascii="TH SarabunPSK" w:hAnsi="TH SarabunPSK" w:cs="TH SarabunPSK"/>
+                <w:sz w:val="24"/>
+                <w:szCs w:val="24"/>
+              </w:rPr>
+            </w:pPr>
+            <w:r>
+              <w:rPr>
+                <w:rFonts w:ascii="TH SarabunPSK" w:hAnsi="TH SarabunPSK" w:cs="TH SarabunPSK"/>
+              </w:rPr>
+              <w:t>{ch3}</w:t>
+            </w:r>
           </w:p>
         </w:tc>
       </w:tr>
@@ -1807,11 +2069,12 @@
         </w:trPr>
         <w:tc>
           <w:tcPr>
-            <w:tcW w:w="704" w:type="dxa"/>
-            <w:vAlign w:val="center"/>
-          </w:tcPr>
-          <w:p>
-            <w:pPr>
+            <w:tcW w:w="710" w:type="dxa"/>
+            <w:vAlign w:val="center"/>
+          </w:tcPr>
+          <w:p>
+            <w:pPr>
+              <w:jc w:val="center"/>
               <w:rPr>
                 <w:rFonts w:ascii="TH SarabunPSK" w:hAnsi="TH SarabunPSK" w:cs="TH SarabunPSK"/>
                 <w:sz w:val="24"/>
@@ -1837,6 +2100,44 @@
         </w:tc>
         <w:tc>
           <w:tcPr>
+            <w:tcW w:w="850" w:type="dxa"/>
+            <w:vAlign w:val="center"/>
+          </w:tcPr>
+          <w:p>
+            <w:pPr>
+              <w:jc w:val="center"/>
+              <w:rPr>
+                <w:rFonts w:ascii="TH SarabunPSK" w:hAnsi="TH SarabunPSK" w:cs="TH SarabunPSK"/>
+                <w:sz w:val="24"/>
+                <w:szCs w:val="24"/>
+              </w:rPr>
+            </w:pPr>
+          </w:p>
+        </w:tc>
+        <w:tc>
+          <w:tcPr>
+            <w:tcW w:w="709" w:type="dxa"/>
+            <w:vAlign w:val="center"/>
+          </w:tcPr>
+          <w:p>
+            <w:pPr>
+              <w:jc w:val="center"/>
+              <w:rPr>
+                <w:rFonts w:ascii="TH SarabunPSK" w:hAnsi="TH SarabunPSK" w:cs="TH SarabunPSK"/>
+                <w:sz w:val="24"/>
+                <w:szCs w:val="24"/>
+              </w:rPr>
+            </w:pPr>
+            <w:r>
+              <w:rPr>
+                <w:rFonts w:ascii="TH SarabunPSK" w:hAnsi="TH SarabunPSK" w:cs="TH SarabunPSK"/>
+              </w:rPr>
+              <w:t>{w4}</w:t>
+            </w:r>
+          </w:p>
+        </w:tc>
+        <w:tc>
+          <w:tcPr>
             <w:tcW w:w="851" w:type="dxa"/>
             <w:vAlign w:val="center"/>
           </w:tcPr>
@@ -1845,10 +2146,118 @@
               <w:jc w:val="center"/>
               <w:rPr>
                 <w:rFonts w:ascii="TH SarabunPSK" w:hAnsi="TH SarabunPSK" w:cs="TH SarabunPSK"/>
-                <w:sz w:val="24"/>
-                <w:szCs w:val="24"/>
-              </w:rPr>
-            </w:pPr>
+                <w:sz w:val="20"/>
+                <w:szCs w:val="20"/>
+              </w:rPr>
+            </w:pPr>
+            <w:r>
+              <w:rPr>
+                <w:rFonts w:ascii="TH SarabunPSK" w:hAnsi="TH SarabunPSK" w:cs="TH SarabunPSK"/>
+                <w:sz w:val="20"/>
+                <w:szCs w:val="20"/>
+              </w:rPr>
+              <w:t>{date4}</w:t>
+            </w:r>
+          </w:p>
+        </w:tc>
+        <w:tc>
+          <w:tcPr>
+            <w:tcW w:w="1134" w:type="dxa"/>
+          </w:tcPr>
+          <w:p>
+            <w:pPr>
+              <w:rPr>
+                <w:rFonts w:ascii="TH SarabunPSK" w:hAnsi="TH SarabunPSK" w:cs="TH SarabunPSK"/>
+                <w:szCs w:val="22"/>
+              </w:rPr>
+            </w:pPr>
+            <w:r>
+              <w:rPr>
+                <w:rFonts w:ascii="TH SarabunPSK" w:hAnsi="TH SarabunPSK" w:cs="TH SarabunPSK"/>
+                <w:szCs w:val="22"/>
+              </w:rPr>
+              <w:t>{s</w:t>
+            </w:r>
+            <w:r>
+              <w:rPr>
+                <w:rFonts w:ascii="TH SarabunPSK" w:hAnsi="TH SarabunPSK" w:cs="TH SarabunPSK"/>
+                <w:szCs w:val="22"/>
+              </w:rPr>
+              <w:t>ubId</w:t>
+            </w:r>
+            <w:r>
+              <w:rPr>
+                <w:rFonts w:ascii="TH SarabunPSK" w:hAnsi="TH SarabunPSK" w:cs="TH SarabunPSK"/>
+                <w:szCs w:val="22"/>
+              </w:rPr>
+              <w:t>4</w:t>
+            </w:r>
+            <w:r>
+              <w:rPr>
+                <w:rFonts w:ascii="TH SarabunPSK" w:hAnsi="TH SarabunPSK" w:cs="TH SarabunPSK"/>
+                <w:szCs w:val="22"/>
+              </w:rPr>
+              <w:t>}</w:t>
+            </w:r>
+          </w:p>
+          <w:p>
+            <w:pPr>
+              <w:jc w:val="right"/>
+              <w:rPr>
+                <w:rFonts w:ascii="TH SarabunPSK" w:hAnsi="TH SarabunPSK" w:cs="TH SarabunPSK"/>
+                <w:sz w:val="28"/>
+              </w:rPr>
+            </w:pPr>
+            <w:r>
+              <w:rPr>
+                <w:rFonts w:ascii="TH SarabunPSK" w:hAnsi="TH SarabunPSK" w:cs="TH SarabunPSK"/>
+                <w:szCs w:val="22"/>
+              </w:rPr>
+              <w:t>{s</w:t>
+            </w:r>
+            <w:r>
+              <w:rPr>
+                <w:rFonts w:ascii="TH SarabunPSK" w:hAnsi="TH SarabunPSK" w:cs="TH SarabunPSK"/>
+                <w:szCs w:val="22"/>
+              </w:rPr>
+              <w:t>ecId</w:t>
+            </w:r>
+            <w:r>
+              <w:rPr>
+                <w:rFonts w:ascii="TH SarabunPSK" w:hAnsi="TH SarabunPSK" w:cs="TH SarabunPSK"/>
+                <w:szCs w:val="22"/>
+              </w:rPr>
+              <w:t>4</w:t>
+            </w:r>
+            <w:r>
+              <w:rPr>
+                <w:rFonts w:ascii="TH SarabunPSK" w:hAnsi="TH SarabunPSK" w:cs="TH SarabunPSK"/>
+                <w:szCs w:val="22"/>
+              </w:rPr>
+              <w:t>}</w:t>
+            </w:r>
+          </w:p>
+        </w:tc>
+        <w:tc>
+          <w:tcPr>
+            <w:tcW w:w="708" w:type="dxa"/>
+            <w:vAlign w:val="center"/>
+          </w:tcPr>
+          <w:p>
+            <w:pPr>
+              <w:jc w:val="center"/>
+              <w:rPr>
+                <w:rFonts w:ascii="TH SarabunPSK" w:hAnsi="TH SarabunPSK" w:cs="TH SarabunPSK"/>
+                <w:szCs w:val="22"/>
+              </w:rPr>
+            </w:pPr>
+            <w:r>
+              <w:rPr>
+                <w:rFonts w:ascii="TH SarabunPSK" w:hAnsi="TH SarabunPSK" w:cs="TH SarabunPSK"/>
+                <w:szCs w:val="22"/>
+              </w:rPr>
+              <w:t>{lec4}</w:t>
+            </w:r>
           </w:p>
         </w:tc>
         <w:tc>
@@ -1861,26 +2270,38 @@
               <w:jc w:val="center"/>
               <w:rPr>
                 <w:rFonts w:ascii="TH SarabunPSK" w:hAnsi="TH SarabunPSK" w:cs="TH SarabunPSK"/>
-                <w:sz w:val="24"/>
-                <w:szCs w:val="24"/>
-              </w:rPr>
-            </w:pPr>
-          </w:p>
-        </w:tc>
-        <w:tc>
-          <w:tcPr>
-            <w:tcW w:w="992" w:type="dxa"/>
-            <w:vAlign w:val="center"/>
-          </w:tcPr>
-          <w:p>
-            <w:pPr>
-              <w:jc w:val="center"/>
-              <w:rPr>
-                <w:rFonts w:ascii="TH SarabunPSK" w:hAnsi="TH SarabunPSK" w:cs="TH SarabunPSK"/>
-                <w:sz w:val="24"/>
-                <w:szCs w:val="24"/>
-              </w:rPr>
-            </w:pPr>
+                <w:szCs w:val="22"/>
+              </w:rPr>
+            </w:pPr>
+            <w:r>
+              <w:rPr>
+                <w:rFonts w:ascii="TH SarabunPSK" w:hAnsi="TH SarabunPSK" w:cs="TH SarabunPSK"/>
+                <w:szCs w:val="22"/>
+              </w:rPr>
+              <w:t>{lab4}</w:t>
+            </w:r>
+          </w:p>
+        </w:tc>
+        <w:tc>
+          <w:tcPr>
+            <w:tcW w:w="567" w:type="dxa"/>
+            <w:vAlign w:val="center"/>
+          </w:tcPr>
+          <w:p>
+            <w:pPr>
+              <w:jc w:val="center"/>
+              <w:rPr>
+                <w:rFonts w:ascii="TH SarabunPSK" w:hAnsi="TH SarabunPSK" w:cs="TH SarabunPSK"/>
+                <w:sz w:val="24"/>
+                <w:szCs w:val="24"/>
+              </w:rPr>
+            </w:pPr>
+            <w:r>
+              <w:rPr>
+                <w:rFonts w:ascii="TH SarabunPSK" w:hAnsi="TH SarabunPSK" w:cs="TH SarabunPSK"/>
+              </w:rPr>
+              <w:t>{h4}</w:t>
+            </w:r>
           </w:p>
         </w:tc>
         <w:tc>
@@ -1890,11 +2311,43 @@
           </w:tcPr>
           <w:p>
             <w:pPr>
-              <w:rPr>
-                <w:rFonts w:ascii="TH SarabunPSK" w:hAnsi="TH SarabunPSK" w:cs="TH SarabunPSK"/>
-                <w:sz w:val="28"/>
-              </w:rPr>
-            </w:pPr>
+              <w:jc w:val="center"/>
+              <w:rPr>
+                <w:rFonts w:ascii="TH SarabunPSK" w:hAnsi="TH SarabunPSK" w:cs="TH SarabunPSK"/>
+                <w:sz w:val="16"/>
+                <w:szCs w:val="16"/>
+              </w:rPr>
+            </w:pPr>
+            <w:r>
+              <w:rPr>
+                <w:rFonts w:ascii="TH SarabunPSK" w:hAnsi="TH SarabunPSK" w:cs="TH SarabunPSK"/>
+                <w:szCs w:val="22"/>
+              </w:rPr>
+              <w:t>{cle4}</w:t>
+            </w:r>
+          </w:p>
+        </w:tc>
+        <w:tc>
+          <w:tcPr>
+            <w:tcW w:w="709" w:type="dxa"/>
+            <w:vAlign w:val="center"/>
+          </w:tcPr>
+          <w:p>
+            <w:pPr>
+              <w:jc w:val="center"/>
+              <w:rPr>
+                <w:rFonts w:ascii="TH SarabunPSK" w:hAnsi="TH SarabunPSK" w:cs="TH SarabunPSK"/>
+                <w:sz w:val="16"/>
+                <w:szCs w:val="16"/>
+              </w:rPr>
+            </w:pPr>
+            <w:r>
+              <w:rPr>
+                <w:rFonts w:ascii="TH SarabunPSK" w:hAnsi="TH SarabunPSK" w:cs="TH SarabunPSK"/>
+                <w:szCs w:val="22"/>
+              </w:rPr>
+              <w:t>{cla4}</w:t>
+            </w:r>
           </w:p>
         </w:tc>
         <w:tc>
@@ -1904,87 +2357,19 @@
           </w:tcPr>
           <w:p>
             <w:pPr>
-              <w:rPr>
-                <w:rFonts w:ascii="TH SarabunPSK" w:hAnsi="TH SarabunPSK" w:cs="TH SarabunPSK"/>
-                <w:sz w:val="24"/>
-                <w:szCs w:val="24"/>
-              </w:rPr>
-            </w:pPr>
-          </w:p>
-        </w:tc>
-        <w:tc>
-          <w:tcPr>
-            <w:tcW w:w="709" w:type="dxa"/>
-            <w:vAlign w:val="center"/>
-          </w:tcPr>
-          <w:p>
-            <w:pPr>
-              <w:rPr>
-                <w:rFonts w:ascii="TH SarabunPSK" w:hAnsi="TH SarabunPSK" w:cs="TH SarabunPSK"/>
-                <w:sz w:val="28"/>
-              </w:rPr>
-            </w:pPr>
-          </w:p>
-        </w:tc>
-        <w:tc>
-          <w:tcPr>
-            <w:tcW w:w="567" w:type="dxa"/>
-            <w:vAlign w:val="center"/>
-          </w:tcPr>
-          <w:p>
-            <w:pPr>
-              <w:jc w:val="center"/>
-              <w:rPr>
-                <w:rFonts w:ascii="TH SarabunPSK" w:hAnsi="TH SarabunPSK" w:cs="TH SarabunPSK"/>
-                <w:sz w:val="24"/>
-                <w:szCs w:val="24"/>
-              </w:rPr>
-            </w:pPr>
-          </w:p>
-        </w:tc>
-        <w:tc>
-          <w:tcPr>
-            <w:tcW w:w="709" w:type="dxa"/>
-            <w:vAlign w:val="center"/>
-          </w:tcPr>
-          <w:p>
-            <w:pPr>
-              <w:rPr>
-                <w:rFonts w:ascii="TH SarabunPSK" w:hAnsi="TH SarabunPSK" w:cs="TH SarabunPSK"/>
-                <w:sz w:val="24"/>
-                <w:szCs w:val="24"/>
-              </w:rPr>
-            </w:pPr>
-          </w:p>
-        </w:tc>
-        <w:tc>
-          <w:tcPr>
-            <w:tcW w:w="709" w:type="dxa"/>
-            <w:vAlign w:val="center"/>
-          </w:tcPr>
-          <w:p>
-            <w:pPr>
-              <w:rPr>
-                <w:rFonts w:ascii="TH SarabunPSK" w:hAnsi="TH SarabunPSK" w:cs="TH SarabunPSK"/>
-                <w:sz w:val="28"/>
-              </w:rPr>
-            </w:pPr>
-          </w:p>
-        </w:tc>
-        <w:tc>
-          <w:tcPr>
-            <w:tcW w:w="567" w:type="dxa"/>
-            <w:vAlign w:val="center"/>
-          </w:tcPr>
-          <w:p>
-            <w:pPr>
-              <w:jc w:val="center"/>
-              <w:rPr>
-                <w:rFonts w:ascii="TH SarabunPSK" w:hAnsi="TH SarabunPSK" w:cs="TH SarabunPSK"/>
-                <w:sz w:val="24"/>
-                <w:szCs w:val="24"/>
-              </w:rPr>
-            </w:pPr>
+              <w:jc w:val="center"/>
+              <w:rPr>
+                <w:rFonts w:ascii="TH SarabunPSK" w:hAnsi="TH SarabunPSK" w:cs="TH SarabunPSK"/>
+                <w:sz w:val="24"/>
+                <w:szCs w:val="24"/>
+              </w:rPr>
+            </w:pPr>
+            <w:r>
+              <w:rPr>
+                <w:rFonts w:ascii="TH SarabunPSK" w:hAnsi="TH SarabunPSK" w:cs="TH SarabunPSK"/>
+              </w:rPr>
+              <w:t>{ch4}</w:t>
+            </w:r>
           </w:p>
         </w:tc>
       </w:tr>
@@ -1997,11 +2382,12 @@
         </w:trPr>
         <w:tc>
           <w:tcPr>
-            <w:tcW w:w="704" w:type="dxa"/>
-            <w:vAlign w:val="center"/>
-          </w:tcPr>
-          <w:p>
-            <w:pPr>
+            <w:tcW w:w="710" w:type="dxa"/>
+            <w:vAlign w:val="center"/>
+          </w:tcPr>
+          <w:p>
+            <w:pPr>
+              <w:jc w:val="center"/>
               <w:rPr>
                 <w:rFonts w:ascii="TH SarabunPSK" w:hAnsi="TH SarabunPSK" w:cs="TH SarabunPSK"/>
                 <w:sz w:val="24"/>
@@ -2027,6 +2413,44 @@
         </w:tc>
         <w:tc>
           <w:tcPr>
+            <w:tcW w:w="850" w:type="dxa"/>
+            <w:vAlign w:val="center"/>
+          </w:tcPr>
+          <w:p>
+            <w:pPr>
+              <w:jc w:val="center"/>
+              <w:rPr>
+                <w:rFonts w:ascii="TH SarabunPSK" w:hAnsi="TH SarabunPSK" w:cs="TH SarabunPSK"/>
+                <w:sz w:val="24"/>
+                <w:szCs w:val="24"/>
+              </w:rPr>
+            </w:pPr>
+          </w:p>
+        </w:tc>
+        <w:tc>
+          <w:tcPr>
+            <w:tcW w:w="709" w:type="dxa"/>
+            <w:vAlign w:val="center"/>
+          </w:tcPr>
+          <w:p>
+            <w:pPr>
+              <w:jc w:val="center"/>
+              <w:rPr>
+                <w:rFonts w:ascii="TH SarabunPSK" w:hAnsi="TH SarabunPSK" w:cs="TH SarabunPSK"/>
+                <w:sz w:val="24"/>
+                <w:szCs w:val="24"/>
+              </w:rPr>
+            </w:pPr>
+            <w:r>
+              <w:rPr>
+                <w:rFonts w:ascii="TH SarabunPSK" w:hAnsi="TH SarabunPSK" w:cs="TH SarabunPSK"/>
+              </w:rPr>
+              <w:t>{w5}</w:t>
+            </w:r>
+          </w:p>
+        </w:tc>
+        <w:tc>
+          <w:tcPr>
             <w:tcW w:w="851" w:type="dxa"/>
             <w:vAlign w:val="center"/>
           </w:tcPr>
@@ -2035,10 +2459,118 @@
               <w:jc w:val="center"/>
               <w:rPr>
                 <w:rFonts w:ascii="TH SarabunPSK" w:hAnsi="TH SarabunPSK" w:cs="TH SarabunPSK"/>
-                <w:sz w:val="24"/>
-                <w:szCs w:val="24"/>
-              </w:rPr>
-            </w:pPr>
+                <w:sz w:val="20"/>
+                <w:szCs w:val="20"/>
+              </w:rPr>
+            </w:pPr>
+            <w:r>
+              <w:rPr>
+                <w:rFonts w:ascii="TH SarabunPSK" w:hAnsi="TH SarabunPSK" w:cs="TH SarabunPSK"/>
+                <w:sz w:val="20"/>
+                <w:szCs w:val="20"/>
+              </w:rPr>
+              <w:t>{date5}</w:t>
+            </w:r>
+          </w:p>
+        </w:tc>
+        <w:tc>
+          <w:tcPr>
+            <w:tcW w:w="1134" w:type="dxa"/>
+          </w:tcPr>
+          <w:p>
+            <w:pPr>
+              <w:rPr>
+                <w:rFonts w:ascii="TH SarabunPSK" w:hAnsi="TH SarabunPSK" w:cs="TH SarabunPSK"/>
+                <w:szCs w:val="22"/>
+              </w:rPr>
+            </w:pPr>
+            <w:r>
+              <w:rPr>
+                <w:rFonts w:ascii="TH SarabunPSK" w:hAnsi="TH SarabunPSK" w:cs="TH SarabunPSK"/>
+                <w:szCs w:val="22"/>
+              </w:rPr>
+              <w:t>{s</w:t>
+            </w:r>
+            <w:r>
+              <w:rPr>
+                <w:rFonts w:ascii="TH SarabunPSK" w:hAnsi="TH SarabunPSK" w:cs="TH SarabunPSK"/>
+                <w:szCs w:val="22"/>
+              </w:rPr>
+              <w:t>ubId</w:t>
+            </w:r>
+            <w:r>
+              <w:rPr>
+                <w:rFonts w:ascii="TH SarabunPSK" w:hAnsi="TH SarabunPSK" w:cs="TH SarabunPSK"/>
+                <w:szCs w:val="22"/>
+              </w:rPr>
+              <w:t>5</w:t>
+            </w:r>
+            <w:r>
+              <w:rPr>
+                <w:rFonts w:ascii="TH SarabunPSK" w:hAnsi="TH SarabunPSK" w:cs="TH SarabunPSK"/>
+                <w:szCs w:val="22"/>
+              </w:rPr>
+              <w:t>}</w:t>
+            </w:r>
+          </w:p>
+          <w:p>
+            <w:pPr>
+              <w:jc w:val="right"/>
+              <w:rPr>
+                <w:rFonts w:ascii="TH SarabunPSK" w:hAnsi="TH SarabunPSK" w:cs="TH SarabunPSK"/>
+                <w:sz w:val="28"/>
+              </w:rPr>
+            </w:pPr>
+            <w:r>
+              <w:rPr>
+                <w:rFonts w:ascii="TH SarabunPSK" w:hAnsi="TH SarabunPSK" w:cs="TH SarabunPSK"/>
+                <w:szCs w:val="22"/>
+              </w:rPr>
+              <w:t>{s</w:t>
+            </w:r>
+            <w:r>
+              <w:rPr>
+                <w:rFonts w:ascii="TH SarabunPSK" w:hAnsi="TH SarabunPSK" w:cs="TH SarabunPSK"/>
+                <w:szCs w:val="22"/>
+              </w:rPr>
+              <w:t>ecId</w:t>
+            </w:r>
+            <w:r>
+              <w:rPr>
+                <w:rFonts w:ascii="TH SarabunPSK" w:hAnsi="TH SarabunPSK" w:cs="TH SarabunPSK"/>
+                <w:szCs w:val="22"/>
+              </w:rPr>
+              <w:t>5</w:t>
+            </w:r>
+            <w:r>
+              <w:rPr>
+                <w:rFonts w:ascii="TH SarabunPSK" w:hAnsi="TH SarabunPSK" w:cs="TH SarabunPSK"/>
+                <w:szCs w:val="22"/>
+              </w:rPr>
+              <w:t>}</w:t>
+            </w:r>
+          </w:p>
+        </w:tc>
+        <w:tc>
+          <w:tcPr>
+            <w:tcW w:w="708" w:type="dxa"/>
+            <w:vAlign w:val="center"/>
+          </w:tcPr>
+          <w:p>
+            <w:pPr>
+              <w:jc w:val="center"/>
+              <w:rPr>
+                <w:rFonts w:ascii="TH SarabunPSK" w:hAnsi="TH SarabunPSK" w:cs="TH SarabunPSK"/>
+                <w:szCs w:val="22"/>
+              </w:rPr>
+            </w:pPr>
+            <w:r>
+              <w:rPr>
+                <w:rFonts w:ascii="TH SarabunPSK" w:hAnsi="TH SarabunPSK" w:cs="TH SarabunPSK"/>
+                <w:szCs w:val="22"/>
+              </w:rPr>
+              <w:t>{lec5}</w:t>
+            </w:r>
           </w:p>
         </w:tc>
         <w:tc>
@@ -2051,26 +2583,38 @@
               <w:jc w:val="center"/>
               <w:rPr>
                 <w:rFonts w:ascii="TH SarabunPSK" w:hAnsi="TH SarabunPSK" w:cs="TH SarabunPSK"/>
-                <w:sz w:val="24"/>
-                <w:szCs w:val="24"/>
-              </w:rPr>
-            </w:pPr>
-          </w:p>
-        </w:tc>
-        <w:tc>
-          <w:tcPr>
-            <w:tcW w:w="992" w:type="dxa"/>
-            <w:vAlign w:val="center"/>
-          </w:tcPr>
-          <w:p>
-            <w:pPr>
-              <w:jc w:val="center"/>
-              <w:rPr>
-                <w:rFonts w:ascii="TH SarabunPSK" w:hAnsi="TH SarabunPSK" w:cs="TH SarabunPSK"/>
-                <w:sz w:val="24"/>
-                <w:szCs w:val="24"/>
-              </w:rPr>
-            </w:pPr>
+                <w:szCs w:val="22"/>
+              </w:rPr>
+            </w:pPr>
+            <w:r>
+              <w:rPr>
+                <w:rFonts w:ascii="TH SarabunPSK" w:hAnsi="TH SarabunPSK" w:cs="TH SarabunPSK"/>
+                <w:szCs w:val="22"/>
+              </w:rPr>
+              <w:t>{lab5}</w:t>
+            </w:r>
+          </w:p>
+        </w:tc>
+        <w:tc>
+          <w:tcPr>
+            <w:tcW w:w="567" w:type="dxa"/>
+            <w:vAlign w:val="center"/>
+          </w:tcPr>
+          <w:p>
+            <w:pPr>
+              <w:jc w:val="center"/>
+              <w:rPr>
+                <w:rFonts w:ascii="TH SarabunPSK" w:hAnsi="TH SarabunPSK" w:cs="TH SarabunPSK"/>
+                <w:sz w:val="24"/>
+                <w:szCs w:val="24"/>
+              </w:rPr>
+            </w:pPr>
+            <w:r>
+              <w:rPr>
+                <w:rFonts w:ascii="TH SarabunPSK" w:hAnsi="TH SarabunPSK" w:cs="TH SarabunPSK"/>
+              </w:rPr>
+              <w:t>{h5}</w:t>
+            </w:r>
           </w:p>
         </w:tc>
         <w:tc>
@@ -2080,11 +2624,43 @@
           </w:tcPr>
           <w:p>
             <w:pPr>
-              <w:rPr>
-                <w:rFonts w:ascii="TH SarabunPSK" w:hAnsi="TH SarabunPSK" w:cs="TH SarabunPSK"/>
-                <w:sz w:val="28"/>
-              </w:rPr>
-            </w:pPr>
+              <w:jc w:val="center"/>
+              <w:rPr>
+                <w:rFonts w:ascii="TH SarabunPSK" w:hAnsi="TH SarabunPSK" w:cs="TH SarabunPSK"/>
+                <w:sz w:val="16"/>
+                <w:szCs w:val="16"/>
+              </w:rPr>
+            </w:pPr>
+            <w:r>
+              <w:rPr>
+                <w:rFonts w:ascii="TH SarabunPSK" w:hAnsi="TH SarabunPSK" w:cs="TH SarabunPSK"/>
+                <w:szCs w:val="22"/>
+              </w:rPr>
+              <w:t>{cle5}</w:t>
+            </w:r>
+          </w:p>
+        </w:tc>
+        <w:tc>
+          <w:tcPr>
+            <w:tcW w:w="709" w:type="dxa"/>
+            <w:vAlign w:val="center"/>
+          </w:tcPr>
+          <w:p>
+            <w:pPr>
+              <w:jc w:val="center"/>
+              <w:rPr>
+                <w:rFonts w:ascii="TH SarabunPSK" w:hAnsi="TH SarabunPSK" w:cs="TH SarabunPSK"/>
+                <w:sz w:val="16"/>
+                <w:szCs w:val="16"/>
+              </w:rPr>
+            </w:pPr>
+            <w:r>
+              <w:rPr>
+                <w:rFonts w:ascii="TH SarabunPSK" w:hAnsi="TH SarabunPSK" w:cs="TH SarabunPSK"/>
+                <w:szCs w:val="22"/>
+              </w:rPr>
+              <w:t>{cla5}</w:t>
+            </w:r>
           </w:p>
         </w:tc>
         <w:tc>
@@ -2094,87 +2670,19 @@
           </w:tcPr>
           <w:p>
             <w:pPr>
-              <w:rPr>
-                <w:rFonts w:ascii="TH SarabunPSK" w:hAnsi="TH SarabunPSK" w:cs="TH SarabunPSK"/>
-                <w:sz w:val="24"/>
-                <w:szCs w:val="24"/>
-              </w:rPr>
-            </w:pPr>
-          </w:p>
-        </w:tc>
-        <w:tc>
-          <w:tcPr>
-            <w:tcW w:w="709" w:type="dxa"/>
-            <w:vAlign w:val="center"/>
-          </w:tcPr>
-          <w:p>
-            <w:pPr>
-              <w:rPr>
-                <w:rFonts w:ascii="TH SarabunPSK" w:hAnsi="TH SarabunPSK" w:cs="TH SarabunPSK"/>
-                <w:sz w:val="28"/>
-              </w:rPr>
-            </w:pPr>
-          </w:p>
-        </w:tc>
-        <w:tc>
-          <w:tcPr>
-            <w:tcW w:w="567" w:type="dxa"/>
-            <w:vAlign w:val="center"/>
-          </w:tcPr>
-          <w:p>
-            <w:pPr>
-              <w:jc w:val="center"/>
-              <w:rPr>
-                <w:rFonts w:ascii="TH SarabunPSK" w:hAnsi="TH SarabunPSK" w:cs="TH SarabunPSK"/>
-                <w:sz w:val="24"/>
-                <w:szCs w:val="24"/>
-              </w:rPr>
-            </w:pPr>
-          </w:p>
-        </w:tc>
-        <w:tc>
-          <w:tcPr>
-            <w:tcW w:w="709" w:type="dxa"/>
-            <w:vAlign w:val="center"/>
-          </w:tcPr>
-          <w:p>
-            <w:pPr>
-              <w:rPr>
-                <w:rFonts w:ascii="TH SarabunPSK" w:hAnsi="TH SarabunPSK" w:cs="TH SarabunPSK"/>
-                <w:sz w:val="24"/>
-                <w:szCs w:val="24"/>
-              </w:rPr>
-            </w:pPr>
-          </w:p>
-        </w:tc>
-        <w:tc>
-          <w:tcPr>
-            <w:tcW w:w="709" w:type="dxa"/>
-            <w:vAlign w:val="center"/>
-          </w:tcPr>
-          <w:p>
-            <w:pPr>
-              <w:rPr>
-                <w:rFonts w:ascii="TH SarabunPSK" w:hAnsi="TH SarabunPSK" w:cs="TH SarabunPSK"/>
-                <w:sz w:val="28"/>
-              </w:rPr>
-            </w:pPr>
-          </w:p>
-        </w:tc>
-        <w:tc>
-          <w:tcPr>
-            <w:tcW w:w="567" w:type="dxa"/>
-            <w:vAlign w:val="center"/>
-          </w:tcPr>
-          <w:p>
-            <w:pPr>
-              <w:jc w:val="center"/>
-              <w:rPr>
-                <w:rFonts w:ascii="TH SarabunPSK" w:hAnsi="TH SarabunPSK" w:cs="TH SarabunPSK"/>
-                <w:sz w:val="24"/>
-                <w:szCs w:val="24"/>
-              </w:rPr>
-            </w:pPr>
+              <w:jc w:val="center"/>
+              <w:rPr>
+                <w:rFonts w:ascii="TH SarabunPSK" w:hAnsi="TH SarabunPSK" w:cs="TH SarabunPSK"/>
+                <w:sz w:val="24"/>
+                <w:szCs w:val="24"/>
+              </w:rPr>
+            </w:pPr>
+            <w:r>
+              <w:rPr>
+                <w:rFonts w:ascii="TH SarabunPSK" w:hAnsi="TH SarabunPSK" w:cs="TH SarabunPSK"/>
+              </w:rPr>
+              <w:t>{ch5}</w:t>
+            </w:r>
           </w:p>
         </w:tc>
       </w:tr>
@@ -2187,11 +2695,12 @@
         </w:trPr>
         <w:tc>
           <w:tcPr>
-            <w:tcW w:w="704" w:type="dxa"/>
-            <w:vAlign w:val="center"/>
-          </w:tcPr>
-          <w:p>
-            <w:pPr>
+            <w:tcW w:w="710" w:type="dxa"/>
+            <w:vAlign w:val="center"/>
+          </w:tcPr>
+          <w:p>
+            <w:pPr>
+              <w:jc w:val="center"/>
               <w:rPr>
                 <w:rFonts w:ascii="TH SarabunPSK" w:hAnsi="TH SarabunPSK" w:cs="TH SarabunPSK"/>
                 <w:sz w:val="24"/>
@@ -2217,6 +2726,44 @@
         </w:tc>
         <w:tc>
           <w:tcPr>
+            <w:tcW w:w="850" w:type="dxa"/>
+            <w:vAlign w:val="center"/>
+          </w:tcPr>
+          <w:p>
+            <w:pPr>
+              <w:jc w:val="center"/>
+              <w:rPr>
+                <w:rFonts w:ascii="TH SarabunPSK" w:hAnsi="TH SarabunPSK" w:cs="TH SarabunPSK"/>
+                <w:sz w:val="24"/>
+                <w:szCs w:val="24"/>
+              </w:rPr>
+            </w:pPr>
+          </w:p>
+        </w:tc>
+        <w:tc>
+          <w:tcPr>
+            <w:tcW w:w="709" w:type="dxa"/>
+            <w:vAlign w:val="center"/>
+          </w:tcPr>
+          <w:p>
+            <w:pPr>
+              <w:jc w:val="center"/>
+              <w:rPr>
+                <w:rFonts w:ascii="TH SarabunPSK" w:hAnsi="TH SarabunPSK" w:cs="TH SarabunPSK"/>
+                <w:sz w:val="24"/>
+                <w:szCs w:val="24"/>
+              </w:rPr>
+            </w:pPr>
+            <w:r>
+              <w:rPr>
+                <w:rFonts w:ascii="TH SarabunPSK" w:hAnsi="TH SarabunPSK" w:cs="TH SarabunPSK"/>
+              </w:rPr>
+              <w:t>{w6}</w:t>
+            </w:r>
+          </w:p>
+        </w:tc>
+        <w:tc>
+          <w:tcPr>
             <w:tcW w:w="851" w:type="dxa"/>
             <w:vAlign w:val="center"/>
           </w:tcPr>
@@ -2225,10 +2772,118 @@
               <w:jc w:val="center"/>
               <w:rPr>
                 <w:rFonts w:ascii="TH SarabunPSK" w:hAnsi="TH SarabunPSK" w:cs="TH SarabunPSK"/>
-                <w:sz w:val="24"/>
-                <w:szCs w:val="24"/>
-              </w:rPr>
-            </w:pPr>
+                <w:sz w:val="20"/>
+                <w:szCs w:val="20"/>
+              </w:rPr>
+            </w:pPr>
+            <w:r>
+              <w:rPr>
+                <w:rFonts w:ascii="TH SarabunPSK" w:hAnsi="TH SarabunPSK" w:cs="TH SarabunPSK"/>
+                <w:sz w:val="20"/>
+                <w:szCs w:val="20"/>
+              </w:rPr>
+              <w:t>{date6}</w:t>
+            </w:r>
+          </w:p>
+        </w:tc>
+        <w:tc>
+          <w:tcPr>
+            <w:tcW w:w="1134" w:type="dxa"/>
+          </w:tcPr>
+          <w:p>
+            <w:pPr>
+              <w:rPr>
+                <w:rFonts w:ascii="TH SarabunPSK" w:hAnsi="TH SarabunPSK" w:cs="TH SarabunPSK"/>
+                <w:szCs w:val="22"/>
+              </w:rPr>
+            </w:pPr>
+            <w:r>
+              <w:rPr>
+                <w:rFonts w:ascii="TH SarabunPSK" w:hAnsi="TH SarabunPSK" w:cs="TH SarabunPSK"/>
+                <w:szCs w:val="22"/>
+              </w:rPr>
+              <w:t>{s</w:t>
+            </w:r>
+            <w:r>
+              <w:rPr>
+                <w:rFonts w:ascii="TH SarabunPSK" w:hAnsi="TH SarabunPSK" w:cs="TH SarabunPSK"/>
+                <w:szCs w:val="22"/>
+              </w:rPr>
+              <w:t>ubId</w:t>
+            </w:r>
+            <w:r>
+              <w:rPr>
+                <w:rFonts w:ascii="TH SarabunPSK" w:hAnsi="TH SarabunPSK" w:cs="TH SarabunPSK"/>
+                <w:szCs w:val="22"/>
+              </w:rPr>
+              <w:t>6</w:t>
+            </w:r>
+            <w:r>
+              <w:rPr>
+                <w:rFonts w:ascii="TH SarabunPSK" w:hAnsi="TH SarabunPSK" w:cs="TH SarabunPSK"/>
+                <w:szCs w:val="22"/>
+              </w:rPr>
+              <w:t>}</w:t>
+            </w:r>
+          </w:p>
+          <w:p>
+            <w:pPr>
+              <w:jc w:val="right"/>
+              <w:rPr>
+                <w:rFonts w:ascii="TH SarabunPSK" w:hAnsi="TH SarabunPSK" w:cs="TH SarabunPSK"/>
+                <w:sz w:val="28"/>
+              </w:rPr>
+            </w:pPr>
+            <w:r>
+              <w:rPr>
+                <w:rFonts w:ascii="TH SarabunPSK" w:hAnsi="TH SarabunPSK" w:cs="TH SarabunPSK"/>
+                <w:szCs w:val="22"/>
+              </w:rPr>
+              <w:t>{s</w:t>
+            </w:r>
+            <w:r>
+              <w:rPr>
+                <w:rFonts w:ascii="TH SarabunPSK" w:hAnsi="TH SarabunPSK" w:cs="TH SarabunPSK"/>
+                <w:szCs w:val="22"/>
+              </w:rPr>
+              <w:t>ecId</w:t>
+            </w:r>
+            <w:r>
+              <w:rPr>
+                <w:rFonts w:ascii="TH SarabunPSK" w:hAnsi="TH SarabunPSK" w:cs="TH SarabunPSK"/>
+                <w:szCs w:val="22"/>
+              </w:rPr>
+              <w:t>6</w:t>
+            </w:r>
+            <w:r>
+              <w:rPr>
+                <w:rFonts w:ascii="TH SarabunPSK" w:hAnsi="TH SarabunPSK" w:cs="TH SarabunPSK"/>
+                <w:szCs w:val="22"/>
+              </w:rPr>
+              <w:t>}</w:t>
+            </w:r>
+          </w:p>
+        </w:tc>
+        <w:tc>
+          <w:tcPr>
+            <w:tcW w:w="708" w:type="dxa"/>
+            <w:vAlign w:val="center"/>
+          </w:tcPr>
+          <w:p>
+            <w:pPr>
+              <w:jc w:val="center"/>
+              <w:rPr>
+                <w:rFonts w:ascii="TH SarabunPSK" w:hAnsi="TH SarabunPSK" w:cs="TH SarabunPSK"/>
+                <w:szCs w:val="22"/>
+              </w:rPr>
+            </w:pPr>
+            <w:r>
+              <w:rPr>
+                <w:rFonts w:ascii="TH SarabunPSK" w:hAnsi="TH SarabunPSK" w:cs="TH SarabunPSK"/>
+                <w:szCs w:val="22"/>
+              </w:rPr>
+              <w:t>{lec6}</w:t>
+            </w:r>
           </w:p>
         </w:tc>
         <w:tc>
@@ -2241,26 +2896,38 @@
               <w:jc w:val="center"/>
               <w:rPr>
                 <w:rFonts w:ascii="TH SarabunPSK" w:hAnsi="TH SarabunPSK" w:cs="TH SarabunPSK"/>
-                <w:sz w:val="24"/>
-                <w:szCs w:val="24"/>
-              </w:rPr>
-            </w:pPr>
-          </w:p>
-        </w:tc>
-        <w:tc>
-          <w:tcPr>
-            <w:tcW w:w="992" w:type="dxa"/>
-            <w:vAlign w:val="center"/>
-          </w:tcPr>
-          <w:p>
-            <w:pPr>
-              <w:jc w:val="center"/>
-              <w:rPr>
-                <w:rFonts w:ascii="TH SarabunPSK" w:hAnsi="TH SarabunPSK" w:cs="TH SarabunPSK"/>
-                <w:sz w:val="24"/>
-                <w:szCs w:val="24"/>
-              </w:rPr>
-            </w:pPr>
+                <w:szCs w:val="22"/>
+              </w:rPr>
+            </w:pPr>
+            <w:r>
+              <w:rPr>
+                <w:rFonts w:ascii="TH SarabunPSK" w:hAnsi="TH SarabunPSK" w:cs="TH SarabunPSK"/>
+                <w:szCs w:val="22"/>
+              </w:rPr>
+              <w:t>{lab6}</w:t>
+            </w:r>
+          </w:p>
+        </w:tc>
+        <w:tc>
+          <w:tcPr>
+            <w:tcW w:w="567" w:type="dxa"/>
+            <w:vAlign w:val="center"/>
+          </w:tcPr>
+          <w:p>
+            <w:pPr>
+              <w:jc w:val="center"/>
+              <w:rPr>
+                <w:rFonts w:ascii="TH SarabunPSK" w:hAnsi="TH SarabunPSK" w:cs="TH SarabunPSK"/>
+                <w:sz w:val="24"/>
+                <w:szCs w:val="24"/>
+              </w:rPr>
+            </w:pPr>
+            <w:r>
+              <w:rPr>
+                <w:rFonts w:ascii="TH SarabunPSK" w:hAnsi="TH SarabunPSK" w:cs="TH SarabunPSK"/>
+              </w:rPr>
+              <w:t>{h6}</w:t>
+            </w:r>
           </w:p>
         </w:tc>
         <w:tc>
@@ -2270,11 +2937,43 @@
           </w:tcPr>
           <w:p>
             <w:pPr>
-              <w:rPr>
-                <w:rFonts w:ascii="TH SarabunPSK" w:hAnsi="TH SarabunPSK" w:cs="TH SarabunPSK"/>
-                <w:sz w:val="28"/>
-              </w:rPr>
-            </w:pPr>
+              <w:jc w:val="center"/>
+              <w:rPr>
+                <w:rFonts w:ascii="TH SarabunPSK" w:hAnsi="TH SarabunPSK" w:cs="TH SarabunPSK"/>
+                <w:sz w:val="16"/>
+                <w:szCs w:val="16"/>
+              </w:rPr>
+            </w:pPr>
+            <w:r>
+              <w:rPr>
+                <w:rFonts w:ascii="TH SarabunPSK" w:hAnsi="TH SarabunPSK" w:cs="TH SarabunPSK"/>
+                <w:szCs w:val="22"/>
+              </w:rPr>
+              <w:t>{cle6}</w:t>
+            </w:r>
+          </w:p>
+        </w:tc>
+        <w:tc>
+          <w:tcPr>
+            <w:tcW w:w="709" w:type="dxa"/>
+            <w:vAlign w:val="center"/>
+          </w:tcPr>
+          <w:p>
+            <w:pPr>
+              <w:jc w:val="center"/>
+              <w:rPr>
+                <w:rFonts w:ascii="TH SarabunPSK" w:hAnsi="TH SarabunPSK" w:cs="TH SarabunPSK"/>
+                <w:sz w:val="16"/>
+                <w:szCs w:val="16"/>
+              </w:rPr>
+            </w:pPr>
+            <w:r>
+              <w:rPr>
+                <w:rFonts w:ascii="TH SarabunPSK" w:hAnsi="TH SarabunPSK" w:cs="TH SarabunPSK"/>
+                <w:szCs w:val="22"/>
+              </w:rPr>
+              <w:t>{cla6}</w:t>
+            </w:r>
           </w:p>
         </w:tc>
         <w:tc>
@@ -2284,87 +2983,19 @@
           </w:tcPr>
           <w:p>
             <w:pPr>
-              <w:rPr>
-                <w:rFonts w:ascii="TH SarabunPSK" w:hAnsi="TH SarabunPSK" w:cs="TH SarabunPSK"/>
-                <w:sz w:val="24"/>
-                <w:szCs w:val="24"/>
-              </w:rPr>
-            </w:pPr>
-          </w:p>
-        </w:tc>
-        <w:tc>
-          <w:tcPr>
-            <w:tcW w:w="709" w:type="dxa"/>
-            <w:vAlign w:val="center"/>
-          </w:tcPr>
-          <w:p>
-            <w:pPr>
-              <w:rPr>
-                <w:rFonts w:ascii="TH SarabunPSK" w:hAnsi="TH SarabunPSK" w:cs="TH SarabunPSK"/>
-                <w:sz w:val="28"/>
-              </w:rPr>
-            </w:pPr>
-          </w:p>
-        </w:tc>
-        <w:tc>
-          <w:tcPr>
-            <w:tcW w:w="567" w:type="dxa"/>
-            <w:vAlign w:val="center"/>
-          </w:tcPr>
-          <w:p>
-            <w:pPr>
-              <w:jc w:val="center"/>
-              <w:rPr>
-                <w:rFonts w:ascii="TH SarabunPSK" w:hAnsi="TH SarabunPSK" w:cs="TH SarabunPSK"/>
-                <w:sz w:val="24"/>
-                <w:szCs w:val="24"/>
-              </w:rPr>
-            </w:pPr>
-          </w:p>
-        </w:tc>
-        <w:tc>
-          <w:tcPr>
-            <w:tcW w:w="709" w:type="dxa"/>
-            <w:vAlign w:val="center"/>
-          </w:tcPr>
-          <w:p>
-            <w:pPr>
-              <w:rPr>
-                <w:rFonts w:ascii="TH SarabunPSK" w:hAnsi="TH SarabunPSK" w:cs="TH SarabunPSK"/>
-                <w:sz w:val="24"/>
-                <w:szCs w:val="24"/>
-              </w:rPr>
-            </w:pPr>
-          </w:p>
-        </w:tc>
-        <w:tc>
-          <w:tcPr>
-            <w:tcW w:w="709" w:type="dxa"/>
-            <w:vAlign w:val="center"/>
-          </w:tcPr>
-          <w:p>
-            <w:pPr>
-              <w:rPr>
-                <w:rFonts w:ascii="TH SarabunPSK" w:hAnsi="TH SarabunPSK" w:cs="TH SarabunPSK"/>
-                <w:sz w:val="28"/>
-              </w:rPr>
-            </w:pPr>
-          </w:p>
-        </w:tc>
-        <w:tc>
-          <w:tcPr>
-            <w:tcW w:w="567" w:type="dxa"/>
-            <w:vAlign w:val="center"/>
-          </w:tcPr>
-          <w:p>
-            <w:pPr>
-              <w:jc w:val="center"/>
-              <w:rPr>
-                <w:rFonts w:ascii="TH SarabunPSK" w:hAnsi="TH SarabunPSK" w:cs="TH SarabunPSK"/>
-                <w:sz w:val="24"/>
-                <w:szCs w:val="24"/>
-              </w:rPr>
-            </w:pPr>
+              <w:jc w:val="center"/>
+              <w:rPr>
+                <w:rFonts w:ascii="TH SarabunPSK" w:hAnsi="TH SarabunPSK" w:cs="TH SarabunPSK"/>
+                <w:sz w:val="24"/>
+                <w:szCs w:val="24"/>
+              </w:rPr>
+            </w:pPr>
+            <w:r>
+              <w:rPr>
+                <w:rFonts w:ascii="TH SarabunPSK" w:hAnsi="TH SarabunPSK" w:cs="TH SarabunPSK"/>
+              </w:rPr>
+              <w:t>{ch6}</w:t>
+            </w:r>
           </w:p>
         </w:tc>
       </w:tr>
@@ -2377,11 +3008,12 @@
         </w:trPr>
         <w:tc>
           <w:tcPr>
-            <w:tcW w:w="704" w:type="dxa"/>
-            <w:vAlign w:val="center"/>
-          </w:tcPr>
-          <w:p>
-            <w:pPr>
+            <w:tcW w:w="710" w:type="dxa"/>
+            <w:vAlign w:val="center"/>
+          </w:tcPr>
+          <w:p>
+            <w:pPr>
+              <w:jc w:val="center"/>
               <w:rPr>
                 <w:rFonts w:ascii="TH SarabunPSK" w:hAnsi="TH SarabunPSK" w:cs="TH SarabunPSK"/>
                 <w:sz w:val="24"/>
@@ -2407,6 +3039,37 @@
         </w:tc>
         <w:tc>
           <w:tcPr>
+            <w:tcW w:w="850" w:type="dxa"/>
+            <w:vAlign w:val="center"/>
+          </w:tcPr>
+          <w:p>
+            <w:pPr>
+              <w:jc w:val="center"/>
+              <w:rPr>
+                <w:rFonts w:ascii="TH SarabunPSK" w:hAnsi="TH SarabunPSK" w:cs="TH SarabunPSK"/>
+                <w:sz w:val="24"/>
+                <w:szCs w:val="24"/>
+              </w:rPr>
+            </w:pPr>
+          </w:p>
+        </w:tc>
+        <w:tc>
+          <w:tcPr>
+            <w:tcW w:w="709" w:type="dxa"/>
+            <w:vAlign w:val="center"/>
+          </w:tcPr>
+          <w:p>
+            <w:pPr>
+              <w:rPr>
+                <w:rFonts w:ascii="TH SarabunPSK" w:hAnsi="TH SarabunPSK" w:cs="TH SarabunPSK"/>
+                <w:sz w:val="24"/>
+                <w:szCs w:val="24"/>
+              </w:rPr>
+            </w:pPr>
+          </w:p>
+        </w:tc>
+        <w:tc>
+          <w:tcPr>
             <w:tcW w:w="851" w:type="dxa"/>
             <w:vAlign w:val="center"/>
           </w:tcPr>
@@ -2415,8 +3078,36 @@
               <w:jc w:val="center"/>
               <w:rPr>
                 <w:rFonts w:ascii="TH SarabunPSK" w:hAnsi="TH SarabunPSK" w:cs="TH SarabunPSK"/>
-                <w:sz w:val="24"/>
-                <w:szCs w:val="24"/>
+                <w:sz w:val="20"/>
+                <w:szCs w:val="20"/>
+              </w:rPr>
+            </w:pPr>
+          </w:p>
+        </w:tc>
+        <w:tc>
+          <w:tcPr>
+            <w:tcW w:w="1134" w:type="dxa"/>
+            <w:vAlign w:val="center"/>
+          </w:tcPr>
+          <w:p>
+            <w:pPr>
+              <w:rPr>
+                <w:rFonts w:ascii="TH SarabunPSK" w:hAnsi="TH SarabunPSK" w:cs="TH SarabunPSK"/>
+                <w:sz w:val="28"/>
+              </w:rPr>
+            </w:pPr>
+          </w:p>
+        </w:tc>
+        <w:tc>
+          <w:tcPr>
+            <w:tcW w:w="708" w:type="dxa"/>
+            <w:vAlign w:val="center"/>
+          </w:tcPr>
+          <w:p>
+            <w:pPr>
+              <w:rPr>
+                <w:rFonts w:ascii="TH SarabunPSK" w:hAnsi="TH SarabunPSK" w:cs="TH SarabunPSK"/>
+                <w:szCs w:val="22"/>
               </w:rPr>
             </w:pPr>
           </w:p>
@@ -2428,18 +3119,16 @@
           </w:tcPr>
           <w:p>
             <w:pPr>
-              <w:jc w:val="center"/>
-              <w:rPr>
-                <w:rFonts w:ascii="TH SarabunPSK" w:hAnsi="TH SarabunPSK" w:cs="TH SarabunPSK"/>
-                <w:sz w:val="24"/>
-                <w:szCs w:val="24"/>
-              </w:rPr>
-            </w:pPr>
-          </w:p>
-        </w:tc>
-        <w:tc>
-          <w:tcPr>
-            <w:tcW w:w="992" w:type="dxa"/>
+              <w:rPr>
+                <w:rFonts w:ascii="TH SarabunPSK" w:hAnsi="TH SarabunPSK" w:cs="TH SarabunPSK"/>
+                <w:szCs w:val="22"/>
+              </w:rPr>
+            </w:pPr>
+          </w:p>
+        </w:tc>
+        <w:tc>
+          <w:tcPr>
+            <w:tcW w:w="567" w:type="dxa"/>
             <w:vAlign w:val="center"/>
           </w:tcPr>
           <w:p>
@@ -2462,6 +3151,21 @@
             <w:pPr>
               <w:rPr>
                 <w:rFonts w:ascii="TH SarabunPSK" w:hAnsi="TH SarabunPSK" w:cs="TH SarabunPSK"/>
+                <w:sz w:val="24"/>
+                <w:szCs w:val="24"/>
+              </w:rPr>
+            </w:pPr>
+          </w:p>
+        </w:tc>
+        <w:tc>
+          <w:tcPr>
+            <w:tcW w:w="709" w:type="dxa"/>
+            <w:vAlign w:val="center"/>
+          </w:tcPr>
+          <w:p>
+            <w:pPr>
+              <w:rPr>
+                <w:rFonts w:ascii="TH SarabunPSK" w:hAnsi="TH SarabunPSK" w:cs="TH SarabunPSK"/>
                 <w:sz w:val="28"/>
               </w:rPr>
             </w:pPr>
@@ -2470,80 +3174,6 @@
         <w:tc>
           <w:tcPr>
             <w:tcW w:w="708" w:type="dxa"/>
-            <w:vAlign w:val="center"/>
-          </w:tcPr>
-          <w:p>
-            <w:pPr>
-              <w:rPr>
-                <w:rFonts w:ascii="TH SarabunPSK" w:hAnsi="TH SarabunPSK" w:cs="TH SarabunPSK"/>
-                <w:sz w:val="24"/>
-                <w:szCs w:val="24"/>
-              </w:rPr>
-            </w:pPr>
-          </w:p>
-        </w:tc>
-        <w:tc>
-          <w:tcPr>
-            <w:tcW w:w="709" w:type="dxa"/>
-            <w:vAlign w:val="center"/>
-          </w:tcPr>
-          <w:p>
-            <w:pPr>
-              <w:rPr>
-                <w:rFonts w:ascii="TH SarabunPSK" w:hAnsi="TH SarabunPSK" w:cs="TH SarabunPSK"/>
-                <w:sz w:val="28"/>
-              </w:rPr>
-            </w:pPr>
-          </w:p>
-        </w:tc>
-        <w:tc>
-          <w:tcPr>
-            <w:tcW w:w="567" w:type="dxa"/>
-            <w:vAlign w:val="center"/>
-          </w:tcPr>
-          <w:p>
-            <w:pPr>
-              <w:jc w:val="center"/>
-              <w:rPr>
-                <w:rFonts w:ascii="TH SarabunPSK" w:hAnsi="TH SarabunPSK" w:cs="TH SarabunPSK"/>
-                <w:sz w:val="24"/>
-                <w:szCs w:val="24"/>
-              </w:rPr>
-            </w:pPr>
-          </w:p>
-        </w:tc>
-        <w:tc>
-          <w:tcPr>
-            <w:tcW w:w="709" w:type="dxa"/>
-            <w:vAlign w:val="center"/>
-          </w:tcPr>
-          <w:p>
-            <w:pPr>
-              <w:rPr>
-                <w:rFonts w:ascii="TH SarabunPSK" w:hAnsi="TH SarabunPSK" w:cs="TH SarabunPSK"/>
-                <w:sz w:val="24"/>
-                <w:szCs w:val="24"/>
-              </w:rPr>
-            </w:pPr>
-          </w:p>
-        </w:tc>
-        <w:tc>
-          <w:tcPr>
-            <w:tcW w:w="709" w:type="dxa"/>
-            <w:vAlign w:val="center"/>
-          </w:tcPr>
-          <w:p>
-            <w:pPr>
-              <w:rPr>
-                <w:rFonts w:ascii="TH SarabunPSK" w:hAnsi="TH SarabunPSK" w:cs="TH SarabunPSK"/>
-                <w:sz w:val="28"/>
-              </w:rPr>
-            </w:pPr>
-          </w:p>
-        </w:tc>
-        <w:tc>
-          <w:tcPr>
-            <w:tcW w:w="567" w:type="dxa"/>
             <w:vAlign w:val="center"/>
           </w:tcPr>
           <w:p>
@@ -2567,11 +3197,12 @@
         </w:trPr>
         <w:tc>
           <w:tcPr>
-            <w:tcW w:w="704" w:type="dxa"/>
-            <w:vAlign w:val="center"/>
-          </w:tcPr>
-          <w:p>
-            <w:pPr>
+            <w:tcW w:w="710" w:type="dxa"/>
+            <w:vAlign w:val="center"/>
+          </w:tcPr>
+          <w:p>
+            <w:pPr>
+              <w:jc w:val="center"/>
               <w:rPr>
                 <w:rFonts w:ascii="TH SarabunPSK" w:hAnsi="TH SarabunPSK" w:cs="TH SarabunPSK"/>
                 <w:sz w:val="24"/>
@@ -2597,6 +3228,38 @@
         </w:tc>
         <w:tc>
           <w:tcPr>
+            <w:tcW w:w="850" w:type="dxa"/>
+            <w:vAlign w:val="center"/>
+          </w:tcPr>
+          <w:p>
+            <w:pPr>
+              <w:jc w:val="center"/>
+              <w:rPr>
+                <w:rFonts w:ascii="TH SarabunPSK" w:hAnsi="TH SarabunPSK" w:cs="TH SarabunPSK"/>
+                <w:sz w:val="24"/>
+                <w:szCs w:val="24"/>
+              </w:rPr>
+            </w:pPr>
+          </w:p>
+        </w:tc>
+        <w:tc>
+          <w:tcPr>
+            <w:tcW w:w="709" w:type="dxa"/>
+            <w:vAlign w:val="center"/>
+          </w:tcPr>
+          <w:p>
+            <w:pPr>
+              <w:jc w:val="center"/>
+              <w:rPr>
+                <w:rFonts w:ascii="TH SarabunPSK" w:hAnsi="TH SarabunPSK" w:cs="TH SarabunPSK"/>
+                <w:sz w:val="24"/>
+                <w:szCs w:val="24"/>
+              </w:rPr>
+            </w:pPr>
+          </w:p>
+        </w:tc>
+        <w:tc>
+          <w:tcPr>
             <w:tcW w:w="851" w:type="dxa"/>
             <w:vAlign w:val="center"/>
           </w:tcPr>
@@ -2605,8 +3268,36 @@
               <w:jc w:val="center"/>
               <w:rPr>
                 <w:rFonts w:ascii="TH SarabunPSK" w:hAnsi="TH SarabunPSK" w:cs="TH SarabunPSK"/>
-                <w:sz w:val="24"/>
-                <w:szCs w:val="24"/>
+                <w:sz w:val="20"/>
+                <w:szCs w:val="20"/>
+              </w:rPr>
+            </w:pPr>
+          </w:p>
+        </w:tc>
+        <w:tc>
+          <w:tcPr>
+            <w:tcW w:w="1134" w:type="dxa"/>
+            <w:vAlign w:val="center"/>
+          </w:tcPr>
+          <w:p>
+            <w:pPr>
+              <w:rPr>
+                <w:rFonts w:ascii="TH SarabunPSK" w:hAnsi="TH SarabunPSK" w:cs="TH SarabunPSK"/>
+                <w:sz w:val="28"/>
+              </w:rPr>
+            </w:pPr>
+          </w:p>
+        </w:tc>
+        <w:tc>
+          <w:tcPr>
+            <w:tcW w:w="708" w:type="dxa"/>
+            <w:vAlign w:val="center"/>
+          </w:tcPr>
+          <w:p>
+            <w:pPr>
+              <w:rPr>
+                <w:rFonts w:ascii="TH SarabunPSK" w:hAnsi="TH SarabunPSK" w:cs="TH SarabunPSK"/>
+                <w:szCs w:val="22"/>
               </w:rPr>
             </w:pPr>
           </w:p>
@@ -2618,18 +3309,16 @@
           </w:tcPr>
           <w:p>
             <w:pPr>
-              <w:jc w:val="center"/>
-              <w:rPr>
-                <w:rFonts w:ascii="TH SarabunPSK" w:hAnsi="TH SarabunPSK" w:cs="TH SarabunPSK"/>
-                <w:sz w:val="24"/>
-                <w:szCs w:val="24"/>
-              </w:rPr>
-            </w:pPr>
-          </w:p>
-        </w:tc>
-        <w:tc>
-          <w:tcPr>
-            <w:tcW w:w="992" w:type="dxa"/>
+              <w:rPr>
+                <w:rFonts w:ascii="TH SarabunPSK" w:hAnsi="TH SarabunPSK" w:cs="TH SarabunPSK"/>
+                <w:szCs w:val="22"/>
+              </w:rPr>
+            </w:pPr>
+          </w:p>
+        </w:tc>
+        <w:tc>
+          <w:tcPr>
+            <w:tcW w:w="567" w:type="dxa"/>
             <w:vAlign w:val="center"/>
           </w:tcPr>
           <w:p>
@@ -2652,6 +3341,21 @@
             <w:pPr>
               <w:rPr>
                 <w:rFonts w:ascii="TH SarabunPSK" w:hAnsi="TH SarabunPSK" w:cs="TH SarabunPSK"/>
+                <w:sz w:val="24"/>
+                <w:szCs w:val="24"/>
+              </w:rPr>
+            </w:pPr>
+          </w:p>
+        </w:tc>
+        <w:tc>
+          <w:tcPr>
+            <w:tcW w:w="709" w:type="dxa"/>
+            <w:vAlign w:val="center"/>
+          </w:tcPr>
+          <w:p>
+            <w:pPr>
+              <w:rPr>
+                <w:rFonts w:ascii="TH SarabunPSK" w:hAnsi="TH SarabunPSK" w:cs="TH SarabunPSK"/>
                 <w:sz w:val="28"/>
               </w:rPr>
             </w:pPr>
@@ -2660,80 +3364,6 @@
         <w:tc>
           <w:tcPr>
             <w:tcW w:w="708" w:type="dxa"/>
-            <w:vAlign w:val="center"/>
-          </w:tcPr>
-          <w:p>
-            <w:pPr>
-              <w:rPr>
-                <w:rFonts w:ascii="TH SarabunPSK" w:hAnsi="TH SarabunPSK" w:cs="TH SarabunPSK"/>
-                <w:sz w:val="24"/>
-                <w:szCs w:val="24"/>
-              </w:rPr>
-            </w:pPr>
-          </w:p>
-        </w:tc>
-        <w:tc>
-          <w:tcPr>
-            <w:tcW w:w="709" w:type="dxa"/>
-            <w:vAlign w:val="center"/>
-          </w:tcPr>
-          <w:p>
-            <w:pPr>
-              <w:rPr>
-                <w:rFonts w:ascii="TH SarabunPSK" w:hAnsi="TH SarabunPSK" w:cs="TH SarabunPSK"/>
-                <w:sz w:val="28"/>
-              </w:rPr>
-            </w:pPr>
-          </w:p>
-        </w:tc>
-        <w:tc>
-          <w:tcPr>
-            <w:tcW w:w="567" w:type="dxa"/>
-            <w:vAlign w:val="center"/>
-          </w:tcPr>
-          <w:p>
-            <w:pPr>
-              <w:jc w:val="center"/>
-              <w:rPr>
-                <w:rFonts w:ascii="TH SarabunPSK" w:hAnsi="TH SarabunPSK" w:cs="TH SarabunPSK"/>
-                <w:sz w:val="24"/>
-                <w:szCs w:val="24"/>
-              </w:rPr>
-            </w:pPr>
-          </w:p>
-        </w:tc>
-        <w:tc>
-          <w:tcPr>
-            <w:tcW w:w="709" w:type="dxa"/>
-            <w:vAlign w:val="center"/>
-          </w:tcPr>
-          <w:p>
-            <w:pPr>
-              <w:rPr>
-                <w:rFonts w:ascii="TH SarabunPSK" w:hAnsi="TH SarabunPSK" w:cs="TH SarabunPSK"/>
-                <w:sz w:val="24"/>
-                <w:szCs w:val="24"/>
-              </w:rPr>
-            </w:pPr>
-          </w:p>
-        </w:tc>
-        <w:tc>
-          <w:tcPr>
-            <w:tcW w:w="709" w:type="dxa"/>
-            <w:vAlign w:val="center"/>
-          </w:tcPr>
-          <w:p>
-            <w:pPr>
-              <w:rPr>
-                <w:rFonts w:ascii="TH SarabunPSK" w:hAnsi="TH SarabunPSK" w:cs="TH SarabunPSK"/>
-                <w:sz w:val="28"/>
-              </w:rPr>
-            </w:pPr>
-          </w:p>
-        </w:tc>
-        <w:tc>
-          <w:tcPr>
-            <w:tcW w:w="567" w:type="dxa"/>
             <w:vAlign w:val="center"/>
           </w:tcPr>
           <w:p>
@@ -2757,11 +3387,12 @@
         </w:trPr>
         <w:tc>
           <w:tcPr>
-            <w:tcW w:w="704" w:type="dxa"/>
-            <w:vAlign w:val="center"/>
-          </w:tcPr>
-          <w:p>
-            <w:pPr>
+            <w:tcW w:w="710" w:type="dxa"/>
+            <w:vAlign w:val="center"/>
+          </w:tcPr>
+          <w:p>
+            <w:pPr>
+              <w:jc w:val="center"/>
               <w:rPr>
                 <w:rFonts w:ascii="TH SarabunPSK" w:hAnsi="TH SarabunPSK" w:cs="TH SarabunPSK"/>
                 <w:sz w:val="24"/>
@@ -2787,6 +3418,38 @@
         </w:tc>
         <w:tc>
           <w:tcPr>
+            <w:tcW w:w="850" w:type="dxa"/>
+            <w:vAlign w:val="center"/>
+          </w:tcPr>
+          <w:p>
+            <w:pPr>
+              <w:jc w:val="center"/>
+              <w:rPr>
+                <w:rFonts w:ascii="TH SarabunPSK" w:hAnsi="TH SarabunPSK" w:cs="TH SarabunPSK"/>
+                <w:sz w:val="24"/>
+                <w:szCs w:val="24"/>
+              </w:rPr>
+            </w:pPr>
+          </w:p>
+        </w:tc>
+        <w:tc>
+          <w:tcPr>
+            <w:tcW w:w="709" w:type="dxa"/>
+            <w:vAlign w:val="center"/>
+          </w:tcPr>
+          <w:p>
+            <w:pPr>
+              <w:jc w:val="center"/>
+              <w:rPr>
+                <w:rFonts w:ascii="TH SarabunPSK" w:hAnsi="TH SarabunPSK" w:cs="TH SarabunPSK"/>
+                <w:sz w:val="24"/>
+                <w:szCs w:val="24"/>
+              </w:rPr>
+            </w:pPr>
+          </w:p>
+        </w:tc>
+        <w:tc>
+          <w:tcPr>
             <w:tcW w:w="851" w:type="dxa"/>
             <w:vAlign w:val="center"/>
           </w:tcPr>
@@ -2795,8 +3458,36 @@
               <w:jc w:val="center"/>
               <w:rPr>
                 <w:rFonts w:ascii="TH SarabunPSK" w:hAnsi="TH SarabunPSK" w:cs="TH SarabunPSK"/>
-                <w:sz w:val="24"/>
-                <w:szCs w:val="24"/>
+                <w:sz w:val="20"/>
+                <w:szCs w:val="20"/>
+              </w:rPr>
+            </w:pPr>
+          </w:p>
+        </w:tc>
+        <w:tc>
+          <w:tcPr>
+            <w:tcW w:w="1134" w:type="dxa"/>
+            <w:vAlign w:val="center"/>
+          </w:tcPr>
+          <w:p>
+            <w:pPr>
+              <w:rPr>
+                <w:rFonts w:ascii="TH SarabunPSK" w:hAnsi="TH SarabunPSK" w:cs="TH SarabunPSK"/>
+                <w:sz w:val="28"/>
+              </w:rPr>
+            </w:pPr>
+          </w:p>
+        </w:tc>
+        <w:tc>
+          <w:tcPr>
+            <w:tcW w:w="708" w:type="dxa"/>
+            <w:vAlign w:val="center"/>
+          </w:tcPr>
+          <w:p>
+            <w:pPr>
+              <w:rPr>
+                <w:rFonts w:ascii="TH SarabunPSK" w:hAnsi="TH SarabunPSK" w:cs="TH SarabunPSK"/>
+                <w:szCs w:val="22"/>
               </w:rPr>
             </w:pPr>
           </w:p>
@@ -2808,18 +3499,16 @@
           </w:tcPr>
           <w:p>
             <w:pPr>
-              <w:jc w:val="center"/>
-              <w:rPr>
-                <w:rFonts w:ascii="TH SarabunPSK" w:hAnsi="TH SarabunPSK" w:cs="TH SarabunPSK"/>
-                <w:sz w:val="24"/>
-                <w:szCs w:val="24"/>
-              </w:rPr>
-            </w:pPr>
-          </w:p>
-        </w:tc>
-        <w:tc>
-          <w:tcPr>
-            <w:tcW w:w="992" w:type="dxa"/>
+              <w:rPr>
+                <w:rFonts w:ascii="TH SarabunPSK" w:hAnsi="TH SarabunPSK" w:cs="TH SarabunPSK"/>
+                <w:szCs w:val="22"/>
+              </w:rPr>
+            </w:pPr>
+          </w:p>
+        </w:tc>
+        <w:tc>
+          <w:tcPr>
+            <w:tcW w:w="567" w:type="dxa"/>
             <w:vAlign w:val="center"/>
           </w:tcPr>
           <w:p>
@@ -2842,6 +3531,21 @@
             <w:pPr>
               <w:rPr>
                 <w:rFonts w:ascii="TH SarabunPSK" w:hAnsi="TH SarabunPSK" w:cs="TH SarabunPSK"/>
+                <w:sz w:val="24"/>
+                <w:szCs w:val="24"/>
+              </w:rPr>
+            </w:pPr>
+          </w:p>
+        </w:tc>
+        <w:tc>
+          <w:tcPr>
+            <w:tcW w:w="709" w:type="dxa"/>
+            <w:vAlign w:val="center"/>
+          </w:tcPr>
+          <w:p>
+            <w:pPr>
+              <w:rPr>
+                <w:rFonts w:ascii="TH SarabunPSK" w:hAnsi="TH SarabunPSK" w:cs="TH SarabunPSK"/>
                 <w:sz w:val="28"/>
               </w:rPr>
             </w:pPr>
@@ -2850,80 +3554,6 @@
         <w:tc>
           <w:tcPr>
             <w:tcW w:w="708" w:type="dxa"/>
-            <w:vAlign w:val="center"/>
-          </w:tcPr>
-          <w:p>
-            <w:pPr>
-              <w:rPr>
-                <w:rFonts w:ascii="TH SarabunPSK" w:hAnsi="TH SarabunPSK" w:cs="TH SarabunPSK"/>
-                <w:sz w:val="24"/>
-                <w:szCs w:val="24"/>
-              </w:rPr>
-            </w:pPr>
-          </w:p>
-        </w:tc>
-        <w:tc>
-          <w:tcPr>
-            <w:tcW w:w="709" w:type="dxa"/>
-            <w:vAlign w:val="center"/>
-          </w:tcPr>
-          <w:p>
-            <w:pPr>
-              <w:rPr>
-                <w:rFonts w:ascii="TH SarabunPSK" w:hAnsi="TH SarabunPSK" w:cs="TH SarabunPSK"/>
-                <w:sz w:val="28"/>
-              </w:rPr>
-            </w:pPr>
-          </w:p>
-        </w:tc>
-        <w:tc>
-          <w:tcPr>
-            <w:tcW w:w="567" w:type="dxa"/>
-            <w:vAlign w:val="center"/>
-          </w:tcPr>
-          <w:p>
-            <w:pPr>
-              <w:jc w:val="center"/>
-              <w:rPr>
-                <w:rFonts w:ascii="TH SarabunPSK" w:hAnsi="TH SarabunPSK" w:cs="TH SarabunPSK"/>
-                <w:sz w:val="24"/>
-                <w:szCs w:val="24"/>
-              </w:rPr>
-            </w:pPr>
-          </w:p>
-        </w:tc>
-        <w:tc>
-          <w:tcPr>
-            <w:tcW w:w="709" w:type="dxa"/>
-            <w:vAlign w:val="center"/>
-          </w:tcPr>
-          <w:p>
-            <w:pPr>
-              <w:rPr>
-                <w:rFonts w:ascii="TH SarabunPSK" w:hAnsi="TH SarabunPSK" w:cs="TH SarabunPSK"/>
-                <w:sz w:val="24"/>
-                <w:szCs w:val="24"/>
-              </w:rPr>
-            </w:pPr>
-          </w:p>
-        </w:tc>
-        <w:tc>
-          <w:tcPr>
-            <w:tcW w:w="709" w:type="dxa"/>
-            <w:vAlign w:val="center"/>
-          </w:tcPr>
-          <w:p>
-            <w:pPr>
-              <w:rPr>
-                <w:rFonts w:ascii="TH SarabunPSK" w:hAnsi="TH SarabunPSK" w:cs="TH SarabunPSK"/>
-                <w:sz w:val="28"/>
-              </w:rPr>
-            </w:pPr>
-          </w:p>
-        </w:tc>
-        <w:tc>
-          <w:tcPr>
-            <w:tcW w:w="567" w:type="dxa"/>
             <w:vAlign w:val="center"/>
           </w:tcPr>
           <w:p>
@@ -2947,11 +3577,12 @@
         </w:trPr>
         <w:tc>
           <w:tcPr>
-            <w:tcW w:w="704" w:type="dxa"/>
-            <w:vAlign w:val="center"/>
-          </w:tcPr>
-          <w:p>
-            <w:pPr>
+            <w:tcW w:w="710" w:type="dxa"/>
+            <w:vAlign w:val="center"/>
+          </w:tcPr>
+          <w:p>
+            <w:pPr>
+              <w:jc w:val="center"/>
               <w:rPr>
                 <w:rFonts w:ascii="TH SarabunPSK" w:hAnsi="TH SarabunPSK" w:cs="TH SarabunPSK"/>
                 <w:sz w:val="24"/>
@@ -2977,6 +3608,38 @@
         </w:tc>
         <w:tc>
           <w:tcPr>
+            <w:tcW w:w="850" w:type="dxa"/>
+            <w:vAlign w:val="center"/>
+          </w:tcPr>
+          <w:p>
+            <w:pPr>
+              <w:jc w:val="center"/>
+              <w:rPr>
+                <w:rFonts w:ascii="TH SarabunPSK" w:hAnsi="TH SarabunPSK" w:cs="TH SarabunPSK"/>
+                <w:sz w:val="24"/>
+                <w:szCs w:val="24"/>
+              </w:rPr>
+            </w:pPr>
+          </w:p>
+        </w:tc>
+        <w:tc>
+          <w:tcPr>
+            <w:tcW w:w="709" w:type="dxa"/>
+            <w:vAlign w:val="center"/>
+          </w:tcPr>
+          <w:p>
+            <w:pPr>
+              <w:jc w:val="center"/>
+              <w:rPr>
+                <w:rFonts w:ascii="TH SarabunPSK" w:hAnsi="TH SarabunPSK" w:cs="TH SarabunPSK"/>
+                <w:sz w:val="24"/>
+                <w:szCs w:val="24"/>
+              </w:rPr>
+            </w:pPr>
+          </w:p>
+        </w:tc>
+        <w:tc>
+          <w:tcPr>
             <w:tcW w:w="851" w:type="dxa"/>
             <w:vAlign w:val="center"/>
           </w:tcPr>
@@ -2985,8 +3648,36 @@
               <w:jc w:val="center"/>
               <w:rPr>
                 <w:rFonts w:ascii="TH SarabunPSK" w:hAnsi="TH SarabunPSK" w:cs="TH SarabunPSK"/>
-                <w:sz w:val="24"/>
-                <w:szCs w:val="24"/>
+                <w:sz w:val="20"/>
+                <w:szCs w:val="20"/>
+              </w:rPr>
+            </w:pPr>
+          </w:p>
+        </w:tc>
+        <w:tc>
+          <w:tcPr>
+            <w:tcW w:w="1134" w:type="dxa"/>
+            <w:vAlign w:val="center"/>
+          </w:tcPr>
+          <w:p>
+            <w:pPr>
+              <w:rPr>
+                <w:rFonts w:ascii="TH SarabunPSK" w:hAnsi="TH SarabunPSK" w:cs="TH SarabunPSK"/>
+                <w:sz w:val="28"/>
+              </w:rPr>
+            </w:pPr>
+          </w:p>
+        </w:tc>
+        <w:tc>
+          <w:tcPr>
+            <w:tcW w:w="708" w:type="dxa"/>
+            <w:vAlign w:val="center"/>
+          </w:tcPr>
+          <w:p>
+            <w:pPr>
+              <w:rPr>
+                <w:rFonts w:ascii="TH SarabunPSK" w:hAnsi="TH SarabunPSK" w:cs="TH SarabunPSK"/>
+                <w:szCs w:val="22"/>
               </w:rPr>
             </w:pPr>
           </w:p>
@@ -2998,18 +3689,16 @@
           </w:tcPr>
           <w:p>
             <w:pPr>
-              <w:jc w:val="center"/>
-              <w:rPr>
-                <w:rFonts w:ascii="TH SarabunPSK" w:hAnsi="TH SarabunPSK" w:cs="TH SarabunPSK"/>
-                <w:sz w:val="24"/>
-                <w:szCs w:val="24"/>
-              </w:rPr>
-            </w:pPr>
-          </w:p>
-        </w:tc>
-        <w:tc>
-          <w:tcPr>
-            <w:tcW w:w="992" w:type="dxa"/>
+              <w:rPr>
+                <w:rFonts w:ascii="TH SarabunPSK" w:hAnsi="TH SarabunPSK" w:cs="TH SarabunPSK"/>
+                <w:szCs w:val="22"/>
+              </w:rPr>
+            </w:pPr>
+          </w:p>
+        </w:tc>
+        <w:tc>
+          <w:tcPr>
+            <w:tcW w:w="567" w:type="dxa"/>
             <w:vAlign w:val="center"/>
           </w:tcPr>
           <w:p>
@@ -3032,6 +3721,21 @@
             <w:pPr>
               <w:rPr>
                 <w:rFonts w:ascii="TH SarabunPSK" w:hAnsi="TH SarabunPSK" w:cs="TH SarabunPSK"/>
+                <w:sz w:val="24"/>
+                <w:szCs w:val="24"/>
+              </w:rPr>
+            </w:pPr>
+          </w:p>
+        </w:tc>
+        <w:tc>
+          <w:tcPr>
+            <w:tcW w:w="709" w:type="dxa"/>
+            <w:vAlign w:val="center"/>
+          </w:tcPr>
+          <w:p>
+            <w:pPr>
+              <w:rPr>
+                <w:rFonts w:ascii="TH SarabunPSK" w:hAnsi="TH SarabunPSK" w:cs="TH SarabunPSK"/>
                 <w:sz w:val="28"/>
               </w:rPr>
             </w:pPr>
@@ -3040,80 +3744,6 @@
         <w:tc>
           <w:tcPr>
             <w:tcW w:w="708" w:type="dxa"/>
-            <w:vAlign w:val="center"/>
-          </w:tcPr>
-          <w:p>
-            <w:pPr>
-              <w:rPr>
-                <w:rFonts w:ascii="TH SarabunPSK" w:hAnsi="TH SarabunPSK" w:cs="TH SarabunPSK"/>
-                <w:sz w:val="24"/>
-                <w:szCs w:val="24"/>
-              </w:rPr>
-            </w:pPr>
-          </w:p>
-        </w:tc>
-        <w:tc>
-          <w:tcPr>
-            <w:tcW w:w="709" w:type="dxa"/>
-            <w:vAlign w:val="center"/>
-          </w:tcPr>
-          <w:p>
-            <w:pPr>
-              <w:rPr>
-                <w:rFonts w:ascii="TH SarabunPSK" w:hAnsi="TH SarabunPSK" w:cs="TH SarabunPSK"/>
-                <w:sz w:val="28"/>
-              </w:rPr>
-            </w:pPr>
-          </w:p>
-        </w:tc>
-        <w:tc>
-          <w:tcPr>
-            <w:tcW w:w="567" w:type="dxa"/>
-            <w:vAlign w:val="center"/>
-          </w:tcPr>
-          <w:p>
-            <w:pPr>
-              <w:jc w:val="center"/>
-              <w:rPr>
-                <w:rFonts w:ascii="TH SarabunPSK" w:hAnsi="TH SarabunPSK" w:cs="TH SarabunPSK"/>
-                <w:sz w:val="24"/>
-                <w:szCs w:val="24"/>
-              </w:rPr>
-            </w:pPr>
-          </w:p>
-        </w:tc>
-        <w:tc>
-          <w:tcPr>
-            <w:tcW w:w="709" w:type="dxa"/>
-            <w:vAlign w:val="center"/>
-          </w:tcPr>
-          <w:p>
-            <w:pPr>
-              <w:rPr>
-                <w:rFonts w:ascii="TH SarabunPSK" w:hAnsi="TH SarabunPSK" w:cs="TH SarabunPSK"/>
-                <w:sz w:val="24"/>
-                <w:szCs w:val="24"/>
-              </w:rPr>
-            </w:pPr>
-          </w:p>
-        </w:tc>
-        <w:tc>
-          <w:tcPr>
-            <w:tcW w:w="709" w:type="dxa"/>
-            <w:vAlign w:val="center"/>
-          </w:tcPr>
-          <w:p>
-            <w:pPr>
-              <w:rPr>
-                <w:rFonts w:ascii="TH SarabunPSK" w:hAnsi="TH SarabunPSK" w:cs="TH SarabunPSK"/>
-                <w:sz w:val="28"/>
-              </w:rPr>
-            </w:pPr>
-          </w:p>
-        </w:tc>
-        <w:tc>
-          <w:tcPr>
-            <w:tcW w:w="567" w:type="dxa"/>
             <w:vAlign w:val="center"/>
           </w:tcPr>
           <w:p>
@@ -3133,15 +3763,16 @@
           <w:tblLook w:val="0000" w:firstRow="0" w:lastRow="0" w:firstColumn="0" w:lastColumn="0" w:noHBand="0" w:noVBand="0"/>
         </w:tblPrEx>
         <w:trPr>
-          <w:trHeight w:val="388"/>
+          <w:trHeight w:val="414"/>
         </w:trPr>
         <w:tc>
           <w:tcPr>
-            <w:tcW w:w="704" w:type="dxa"/>
-            <w:vAlign w:val="center"/>
-          </w:tcPr>
-          <w:p>
-            <w:pPr>
+            <w:tcW w:w="710" w:type="dxa"/>
+            <w:vAlign w:val="center"/>
+          </w:tcPr>
+          <w:p>
+            <w:pPr>
+              <w:jc w:val="center"/>
               <w:rPr>
                 <w:rFonts w:ascii="TH SarabunPSK" w:hAnsi="TH SarabunPSK" w:cs="TH SarabunPSK"/>
                 <w:sz w:val="24"/>
@@ -3167,6 +3798,38 @@
         </w:tc>
         <w:tc>
           <w:tcPr>
+            <w:tcW w:w="850" w:type="dxa"/>
+            <w:vAlign w:val="center"/>
+          </w:tcPr>
+          <w:p>
+            <w:pPr>
+              <w:jc w:val="center"/>
+              <w:rPr>
+                <w:rFonts w:ascii="TH SarabunPSK" w:hAnsi="TH SarabunPSK" w:cs="TH SarabunPSK"/>
+                <w:sz w:val="24"/>
+                <w:szCs w:val="24"/>
+              </w:rPr>
+            </w:pPr>
+          </w:p>
+        </w:tc>
+        <w:tc>
+          <w:tcPr>
+            <w:tcW w:w="709" w:type="dxa"/>
+            <w:vAlign w:val="center"/>
+          </w:tcPr>
+          <w:p>
+            <w:pPr>
+              <w:jc w:val="center"/>
+              <w:rPr>
+                <w:rFonts w:ascii="TH SarabunPSK" w:hAnsi="TH SarabunPSK" w:cs="TH SarabunPSK"/>
+                <w:sz w:val="24"/>
+                <w:szCs w:val="24"/>
+              </w:rPr>
+            </w:pPr>
+          </w:p>
+        </w:tc>
+        <w:tc>
+          <w:tcPr>
             <w:tcW w:w="851" w:type="dxa"/>
             <w:vAlign w:val="center"/>
           </w:tcPr>
@@ -3175,8 +3838,36 @@
               <w:jc w:val="center"/>
               <w:rPr>
                 <w:rFonts w:ascii="TH SarabunPSK" w:hAnsi="TH SarabunPSK" w:cs="TH SarabunPSK"/>
-                <w:sz w:val="24"/>
-                <w:szCs w:val="24"/>
+                <w:sz w:val="20"/>
+                <w:szCs w:val="20"/>
+              </w:rPr>
+            </w:pPr>
+          </w:p>
+        </w:tc>
+        <w:tc>
+          <w:tcPr>
+            <w:tcW w:w="1134" w:type="dxa"/>
+            <w:vAlign w:val="center"/>
+          </w:tcPr>
+          <w:p>
+            <w:pPr>
+              <w:rPr>
+                <w:rFonts w:ascii="TH SarabunPSK" w:hAnsi="TH SarabunPSK" w:cs="TH SarabunPSK"/>
+                <w:sz w:val="28"/>
+              </w:rPr>
+            </w:pPr>
+          </w:p>
+        </w:tc>
+        <w:tc>
+          <w:tcPr>
+            <w:tcW w:w="708" w:type="dxa"/>
+            <w:vAlign w:val="center"/>
+          </w:tcPr>
+          <w:p>
+            <w:pPr>
+              <w:rPr>
+                <w:rFonts w:ascii="TH SarabunPSK" w:hAnsi="TH SarabunPSK" w:cs="TH SarabunPSK"/>
+                <w:szCs w:val="22"/>
               </w:rPr>
             </w:pPr>
           </w:p>
@@ -3188,18 +3879,16 @@
           </w:tcPr>
           <w:p>
             <w:pPr>
-              <w:jc w:val="center"/>
-              <w:rPr>
-                <w:rFonts w:ascii="TH SarabunPSK" w:hAnsi="TH SarabunPSK" w:cs="TH SarabunPSK"/>
-                <w:sz w:val="24"/>
-                <w:szCs w:val="24"/>
-              </w:rPr>
-            </w:pPr>
-          </w:p>
-        </w:tc>
-        <w:tc>
-          <w:tcPr>
-            <w:tcW w:w="992" w:type="dxa"/>
+              <w:rPr>
+                <w:rFonts w:ascii="TH SarabunPSK" w:hAnsi="TH SarabunPSK" w:cs="TH SarabunPSK"/>
+                <w:szCs w:val="22"/>
+              </w:rPr>
+            </w:pPr>
+          </w:p>
+        </w:tc>
+        <w:tc>
+          <w:tcPr>
+            <w:tcW w:w="567" w:type="dxa"/>
             <w:vAlign w:val="center"/>
           </w:tcPr>
           <w:p>
@@ -3222,6 +3911,21 @@
             <w:pPr>
               <w:rPr>
                 <w:rFonts w:ascii="TH SarabunPSK" w:hAnsi="TH SarabunPSK" w:cs="TH SarabunPSK"/>
+                <w:sz w:val="24"/>
+                <w:szCs w:val="24"/>
+              </w:rPr>
+            </w:pPr>
+          </w:p>
+        </w:tc>
+        <w:tc>
+          <w:tcPr>
+            <w:tcW w:w="709" w:type="dxa"/>
+            <w:vAlign w:val="center"/>
+          </w:tcPr>
+          <w:p>
+            <w:pPr>
+              <w:rPr>
+                <w:rFonts w:ascii="TH SarabunPSK" w:hAnsi="TH SarabunPSK" w:cs="TH SarabunPSK"/>
                 <w:sz w:val="28"/>
               </w:rPr>
             </w:pPr>
@@ -3230,80 +3934,6 @@
         <w:tc>
           <w:tcPr>
             <w:tcW w:w="708" w:type="dxa"/>
-            <w:vAlign w:val="center"/>
-          </w:tcPr>
-          <w:p>
-            <w:pPr>
-              <w:rPr>
-                <w:rFonts w:ascii="TH SarabunPSK" w:hAnsi="TH SarabunPSK" w:cs="TH SarabunPSK"/>
-                <w:sz w:val="24"/>
-                <w:szCs w:val="24"/>
-              </w:rPr>
-            </w:pPr>
-          </w:p>
-        </w:tc>
-        <w:tc>
-          <w:tcPr>
-            <w:tcW w:w="709" w:type="dxa"/>
-            <w:vAlign w:val="center"/>
-          </w:tcPr>
-          <w:p>
-            <w:pPr>
-              <w:rPr>
-                <w:rFonts w:ascii="TH SarabunPSK" w:hAnsi="TH SarabunPSK" w:cs="TH SarabunPSK"/>
-                <w:sz w:val="28"/>
-              </w:rPr>
-            </w:pPr>
-          </w:p>
-        </w:tc>
-        <w:tc>
-          <w:tcPr>
-            <w:tcW w:w="567" w:type="dxa"/>
-            <w:vAlign w:val="center"/>
-          </w:tcPr>
-          <w:p>
-            <w:pPr>
-              <w:jc w:val="center"/>
-              <w:rPr>
-                <w:rFonts w:ascii="TH SarabunPSK" w:hAnsi="TH SarabunPSK" w:cs="TH SarabunPSK"/>
-                <w:sz w:val="24"/>
-                <w:szCs w:val="24"/>
-              </w:rPr>
-            </w:pPr>
-          </w:p>
-        </w:tc>
-        <w:tc>
-          <w:tcPr>
-            <w:tcW w:w="709" w:type="dxa"/>
-            <w:vAlign w:val="center"/>
-          </w:tcPr>
-          <w:p>
-            <w:pPr>
-              <w:rPr>
-                <w:rFonts w:ascii="TH SarabunPSK" w:hAnsi="TH SarabunPSK" w:cs="TH SarabunPSK"/>
-                <w:sz w:val="24"/>
-                <w:szCs w:val="24"/>
-              </w:rPr>
-            </w:pPr>
-          </w:p>
-        </w:tc>
-        <w:tc>
-          <w:tcPr>
-            <w:tcW w:w="709" w:type="dxa"/>
-            <w:vAlign w:val="center"/>
-          </w:tcPr>
-          <w:p>
-            <w:pPr>
-              <w:rPr>
-                <w:rFonts w:ascii="TH SarabunPSK" w:hAnsi="TH SarabunPSK" w:cs="TH SarabunPSK"/>
-                <w:sz w:val="28"/>
-              </w:rPr>
-            </w:pPr>
-          </w:p>
-        </w:tc>
-        <w:tc>
-          <w:tcPr>
-            <w:tcW w:w="567" w:type="dxa"/>
             <w:vAlign w:val="center"/>
           </w:tcPr>
           <w:p>
@@ -3323,15 +3953,16 @@
           <w:tblLook w:val="0000" w:firstRow="0" w:lastRow="0" w:firstColumn="0" w:lastColumn="0" w:noHBand="0" w:noVBand="0"/>
         </w:tblPrEx>
         <w:trPr>
-          <w:trHeight w:val="400"/>
+          <w:trHeight w:val="414"/>
         </w:trPr>
         <w:tc>
           <w:tcPr>
-            <w:tcW w:w="704" w:type="dxa"/>
-            <w:vAlign w:val="center"/>
-          </w:tcPr>
-          <w:p>
-            <w:pPr>
+            <w:tcW w:w="710" w:type="dxa"/>
+            <w:vAlign w:val="center"/>
+          </w:tcPr>
+          <w:p>
+            <w:pPr>
+              <w:jc w:val="center"/>
               <w:rPr>
                 <w:rFonts w:ascii="TH SarabunPSK" w:hAnsi="TH SarabunPSK" w:cs="TH SarabunPSK"/>
                 <w:sz w:val="24"/>
@@ -3357,6 +3988,38 @@
         </w:tc>
         <w:tc>
           <w:tcPr>
+            <w:tcW w:w="850" w:type="dxa"/>
+            <w:vAlign w:val="center"/>
+          </w:tcPr>
+          <w:p>
+            <w:pPr>
+              <w:jc w:val="center"/>
+              <w:rPr>
+                <w:rFonts w:ascii="TH SarabunPSK" w:hAnsi="TH SarabunPSK" w:cs="TH SarabunPSK"/>
+                <w:sz w:val="24"/>
+                <w:szCs w:val="24"/>
+              </w:rPr>
+            </w:pPr>
+          </w:p>
+        </w:tc>
+        <w:tc>
+          <w:tcPr>
+            <w:tcW w:w="709" w:type="dxa"/>
+            <w:vAlign w:val="center"/>
+          </w:tcPr>
+          <w:p>
+            <w:pPr>
+              <w:jc w:val="center"/>
+              <w:rPr>
+                <w:rFonts w:ascii="TH SarabunPSK" w:hAnsi="TH SarabunPSK" w:cs="TH SarabunPSK"/>
+                <w:sz w:val="24"/>
+                <w:szCs w:val="24"/>
+              </w:rPr>
+            </w:pPr>
+          </w:p>
+        </w:tc>
+        <w:tc>
+          <w:tcPr>
             <w:tcW w:w="851" w:type="dxa"/>
             <w:vAlign w:val="center"/>
           </w:tcPr>
@@ -3365,8 +4028,36 @@
               <w:jc w:val="center"/>
               <w:rPr>
                 <w:rFonts w:ascii="TH SarabunPSK" w:hAnsi="TH SarabunPSK" w:cs="TH SarabunPSK"/>
-                <w:sz w:val="24"/>
-                <w:szCs w:val="24"/>
+                <w:sz w:val="20"/>
+                <w:szCs w:val="20"/>
+              </w:rPr>
+            </w:pPr>
+          </w:p>
+        </w:tc>
+        <w:tc>
+          <w:tcPr>
+            <w:tcW w:w="1134" w:type="dxa"/>
+            <w:vAlign w:val="center"/>
+          </w:tcPr>
+          <w:p>
+            <w:pPr>
+              <w:rPr>
+                <w:rFonts w:ascii="TH SarabunPSK" w:hAnsi="TH SarabunPSK" w:cs="TH SarabunPSK"/>
+                <w:sz w:val="28"/>
+              </w:rPr>
+            </w:pPr>
+          </w:p>
+        </w:tc>
+        <w:tc>
+          <w:tcPr>
+            <w:tcW w:w="708" w:type="dxa"/>
+            <w:vAlign w:val="center"/>
+          </w:tcPr>
+          <w:p>
+            <w:pPr>
+              <w:rPr>
+                <w:rFonts w:ascii="TH SarabunPSK" w:hAnsi="TH SarabunPSK" w:cs="TH SarabunPSK"/>
+                <w:szCs w:val="22"/>
               </w:rPr>
             </w:pPr>
           </w:p>
@@ -3378,18 +4069,16 @@
           </w:tcPr>
           <w:p>
             <w:pPr>
-              <w:jc w:val="center"/>
-              <w:rPr>
-                <w:rFonts w:ascii="TH SarabunPSK" w:hAnsi="TH SarabunPSK" w:cs="TH SarabunPSK"/>
-                <w:sz w:val="24"/>
-                <w:szCs w:val="24"/>
-              </w:rPr>
-            </w:pPr>
-          </w:p>
-        </w:tc>
-        <w:tc>
-          <w:tcPr>
-            <w:tcW w:w="992" w:type="dxa"/>
+              <w:rPr>
+                <w:rFonts w:ascii="TH SarabunPSK" w:hAnsi="TH SarabunPSK" w:cs="TH SarabunPSK"/>
+                <w:szCs w:val="22"/>
+              </w:rPr>
+            </w:pPr>
+          </w:p>
+        </w:tc>
+        <w:tc>
+          <w:tcPr>
+            <w:tcW w:w="567" w:type="dxa"/>
             <w:vAlign w:val="center"/>
           </w:tcPr>
           <w:p>
@@ -3412,6 +4101,21 @@
             <w:pPr>
               <w:rPr>
                 <w:rFonts w:ascii="TH SarabunPSK" w:hAnsi="TH SarabunPSK" w:cs="TH SarabunPSK"/>
+                <w:sz w:val="24"/>
+                <w:szCs w:val="24"/>
+              </w:rPr>
+            </w:pPr>
+          </w:p>
+        </w:tc>
+        <w:tc>
+          <w:tcPr>
+            <w:tcW w:w="709" w:type="dxa"/>
+            <w:vAlign w:val="center"/>
+          </w:tcPr>
+          <w:p>
+            <w:pPr>
+              <w:rPr>
+                <w:rFonts w:ascii="TH SarabunPSK" w:hAnsi="TH SarabunPSK" w:cs="TH SarabunPSK"/>
                 <w:sz w:val="28"/>
               </w:rPr>
             </w:pPr>
@@ -3420,646 +4124,6 @@
         <w:tc>
           <w:tcPr>
             <w:tcW w:w="708" w:type="dxa"/>
-            <w:vAlign w:val="center"/>
-          </w:tcPr>
-          <w:p>
-            <w:pPr>
-              <w:rPr>
-                <w:rFonts w:ascii="TH SarabunPSK" w:hAnsi="TH SarabunPSK" w:cs="TH SarabunPSK"/>
-                <w:sz w:val="28"/>
-              </w:rPr>
-            </w:pPr>
-          </w:p>
-        </w:tc>
-        <w:tc>
-          <w:tcPr>
-            <w:tcW w:w="709" w:type="dxa"/>
-            <w:vAlign w:val="center"/>
-          </w:tcPr>
-          <w:p>
-            <w:pPr>
-              <w:rPr>
-                <w:rFonts w:ascii="TH SarabunPSK" w:hAnsi="TH SarabunPSK" w:cs="TH SarabunPSK"/>
-                <w:sz w:val="28"/>
-              </w:rPr>
-            </w:pPr>
-          </w:p>
-        </w:tc>
-        <w:tc>
-          <w:tcPr>
-            <w:tcW w:w="567" w:type="dxa"/>
-            <w:vAlign w:val="center"/>
-          </w:tcPr>
-          <w:p>
-            <w:pPr>
-              <w:jc w:val="center"/>
-              <w:rPr>
-                <w:rFonts w:ascii="TH SarabunPSK" w:hAnsi="TH SarabunPSK" w:cs="TH SarabunPSK"/>
-                <w:sz w:val="24"/>
-                <w:szCs w:val="24"/>
-              </w:rPr>
-            </w:pPr>
-          </w:p>
-        </w:tc>
-        <w:tc>
-          <w:tcPr>
-            <w:tcW w:w="709" w:type="dxa"/>
-            <w:vAlign w:val="center"/>
-          </w:tcPr>
-          <w:p>
-            <w:pPr>
-              <w:rPr>
-                <w:rFonts w:ascii="TH SarabunPSK" w:hAnsi="TH SarabunPSK" w:cs="TH SarabunPSK"/>
-                <w:sz w:val="24"/>
-                <w:szCs w:val="24"/>
-              </w:rPr>
-            </w:pPr>
-          </w:p>
-        </w:tc>
-        <w:tc>
-          <w:tcPr>
-            <w:tcW w:w="709" w:type="dxa"/>
-            <w:vAlign w:val="center"/>
-          </w:tcPr>
-          <w:p>
-            <w:pPr>
-              <w:rPr>
-                <w:rFonts w:ascii="TH SarabunPSK" w:hAnsi="TH SarabunPSK" w:cs="TH SarabunPSK"/>
-                <w:sz w:val="28"/>
-              </w:rPr>
-            </w:pPr>
-          </w:p>
-        </w:tc>
-        <w:tc>
-          <w:tcPr>
-            <w:tcW w:w="567" w:type="dxa"/>
-            <w:vAlign w:val="center"/>
-          </w:tcPr>
-          <w:p>
-            <w:pPr>
-              <w:jc w:val="center"/>
-              <w:rPr>
-                <w:rFonts w:ascii="TH SarabunPSK" w:hAnsi="TH SarabunPSK" w:cs="TH SarabunPSK"/>
-                <w:sz w:val="24"/>
-                <w:szCs w:val="24"/>
-              </w:rPr>
-            </w:pPr>
-          </w:p>
-        </w:tc>
-      </w:tr>
-      <w:tr>
-        <w:tblPrEx>
-          <w:tblLook w:val="0000" w:firstRow="0" w:lastRow="0" w:firstColumn="0" w:lastColumn="0" w:noHBand="0" w:noVBand="0"/>
-        </w:tblPrEx>
-        <w:trPr>
-          <w:trHeight w:val="352"/>
-        </w:trPr>
-        <w:tc>
-          <w:tcPr>
-            <w:tcW w:w="704" w:type="dxa"/>
-            <w:vAlign w:val="center"/>
-          </w:tcPr>
-          <w:p>
-            <w:pPr>
-              <w:rPr>
-                <w:rFonts w:ascii="TH SarabunPSK" w:hAnsi="TH SarabunPSK" w:cs="TH SarabunPSK"/>
-                <w:sz w:val="24"/>
-                <w:szCs w:val="24"/>
-              </w:rPr>
-            </w:pPr>
-          </w:p>
-        </w:tc>
-        <w:tc>
-          <w:tcPr>
-            <w:tcW w:w="2693" w:type="dxa"/>
-            <w:vAlign w:val="center"/>
-          </w:tcPr>
-          <w:p>
-            <w:pPr>
-              <w:rPr>
-                <w:rFonts w:ascii="TH SarabunPSK" w:hAnsi="TH SarabunPSK" w:cs="TH SarabunPSK"/>
-                <w:sz w:val="24"/>
-                <w:szCs w:val="24"/>
-              </w:rPr>
-            </w:pPr>
-          </w:p>
-        </w:tc>
-        <w:tc>
-          <w:tcPr>
-            <w:tcW w:w="851" w:type="dxa"/>
-            <w:vAlign w:val="center"/>
-          </w:tcPr>
-          <w:p>
-            <w:pPr>
-              <w:jc w:val="center"/>
-              <w:rPr>
-                <w:rFonts w:ascii="TH SarabunPSK" w:hAnsi="TH SarabunPSK" w:cs="TH SarabunPSK"/>
-                <w:sz w:val="24"/>
-                <w:szCs w:val="24"/>
-              </w:rPr>
-            </w:pPr>
-          </w:p>
-        </w:tc>
-        <w:tc>
-          <w:tcPr>
-            <w:tcW w:w="709" w:type="dxa"/>
-            <w:vAlign w:val="center"/>
-          </w:tcPr>
-          <w:p>
-            <w:pPr>
-              <w:jc w:val="center"/>
-              <w:rPr>
-                <w:rFonts w:ascii="TH SarabunPSK" w:hAnsi="TH SarabunPSK" w:cs="TH SarabunPSK"/>
-                <w:sz w:val="24"/>
-                <w:szCs w:val="24"/>
-              </w:rPr>
-            </w:pPr>
-          </w:p>
-        </w:tc>
-        <w:tc>
-          <w:tcPr>
-            <w:tcW w:w="992" w:type="dxa"/>
-            <w:vAlign w:val="center"/>
-          </w:tcPr>
-          <w:p>
-            <w:pPr>
-              <w:jc w:val="center"/>
-              <w:rPr>
-                <w:rFonts w:ascii="TH SarabunPSK" w:hAnsi="TH SarabunPSK" w:cs="TH SarabunPSK"/>
-                <w:sz w:val="24"/>
-                <w:szCs w:val="24"/>
-              </w:rPr>
-            </w:pPr>
-          </w:p>
-        </w:tc>
-        <w:tc>
-          <w:tcPr>
-            <w:tcW w:w="709" w:type="dxa"/>
-            <w:vAlign w:val="center"/>
-          </w:tcPr>
-          <w:p>
-            <w:pPr>
-              <w:rPr>
-                <w:rFonts w:ascii="TH SarabunPSK" w:hAnsi="TH SarabunPSK" w:cs="TH SarabunPSK"/>
-                <w:sz w:val="28"/>
-              </w:rPr>
-            </w:pPr>
-          </w:p>
-        </w:tc>
-        <w:tc>
-          <w:tcPr>
-            <w:tcW w:w="708" w:type="dxa"/>
-            <w:vAlign w:val="center"/>
-          </w:tcPr>
-          <w:p>
-            <w:pPr>
-              <w:rPr>
-                <w:rFonts w:ascii="TH SarabunPSK" w:hAnsi="TH SarabunPSK" w:cs="TH SarabunPSK"/>
-                <w:sz w:val="28"/>
-              </w:rPr>
-            </w:pPr>
-          </w:p>
-        </w:tc>
-        <w:tc>
-          <w:tcPr>
-            <w:tcW w:w="709" w:type="dxa"/>
-            <w:vAlign w:val="center"/>
-          </w:tcPr>
-          <w:p>
-            <w:pPr>
-              <w:rPr>
-                <w:rFonts w:ascii="TH SarabunPSK" w:hAnsi="TH SarabunPSK" w:cs="TH SarabunPSK"/>
-                <w:sz w:val="28"/>
-              </w:rPr>
-            </w:pPr>
-          </w:p>
-        </w:tc>
-        <w:tc>
-          <w:tcPr>
-            <w:tcW w:w="567" w:type="dxa"/>
-            <w:vAlign w:val="center"/>
-          </w:tcPr>
-          <w:p>
-            <w:pPr>
-              <w:jc w:val="center"/>
-              <w:rPr>
-                <w:rFonts w:ascii="TH SarabunPSK" w:hAnsi="TH SarabunPSK" w:cs="TH SarabunPSK"/>
-                <w:sz w:val="24"/>
-                <w:szCs w:val="24"/>
-              </w:rPr>
-            </w:pPr>
-          </w:p>
-        </w:tc>
-        <w:tc>
-          <w:tcPr>
-            <w:tcW w:w="709" w:type="dxa"/>
-            <w:vAlign w:val="center"/>
-          </w:tcPr>
-          <w:p>
-            <w:pPr>
-              <w:rPr>
-                <w:rFonts w:ascii="TH SarabunPSK" w:hAnsi="TH SarabunPSK" w:cs="TH SarabunPSK"/>
-                <w:sz w:val="24"/>
-                <w:szCs w:val="24"/>
-              </w:rPr>
-            </w:pPr>
-          </w:p>
-        </w:tc>
-        <w:tc>
-          <w:tcPr>
-            <w:tcW w:w="709" w:type="dxa"/>
-            <w:vAlign w:val="center"/>
-          </w:tcPr>
-          <w:p>
-            <w:pPr>
-              <w:rPr>
-                <w:rFonts w:ascii="TH SarabunPSK" w:hAnsi="TH SarabunPSK" w:cs="TH SarabunPSK"/>
-                <w:sz w:val="28"/>
-              </w:rPr>
-            </w:pPr>
-          </w:p>
-        </w:tc>
-        <w:tc>
-          <w:tcPr>
-            <w:tcW w:w="567" w:type="dxa"/>
-            <w:vAlign w:val="center"/>
-          </w:tcPr>
-          <w:p>
-            <w:pPr>
-              <w:jc w:val="center"/>
-              <w:rPr>
-                <w:rFonts w:ascii="TH SarabunPSK" w:hAnsi="TH SarabunPSK" w:cs="TH SarabunPSK"/>
-                <w:sz w:val="24"/>
-                <w:szCs w:val="24"/>
-              </w:rPr>
-            </w:pPr>
-          </w:p>
-        </w:tc>
-      </w:tr>
-      <w:tr>
-        <w:tblPrEx>
-          <w:tblLook w:val="0000" w:firstRow="0" w:lastRow="0" w:firstColumn="0" w:lastColumn="0" w:noHBand="0" w:noVBand="0"/>
-        </w:tblPrEx>
-        <w:trPr>
-          <w:trHeight w:val="291"/>
-        </w:trPr>
-        <w:tc>
-          <w:tcPr>
-            <w:tcW w:w="704" w:type="dxa"/>
-            <w:vAlign w:val="center"/>
-          </w:tcPr>
-          <w:p>
-            <w:pPr>
-              <w:rPr>
-                <w:rFonts w:ascii="TH SarabunPSK" w:hAnsi="TH SarabunPSK" w:cs="TH SarabunPSK"/>
-                <w:sz w:val="24"/>
-                <w:szCs w:val="24"/>
-              </w:rPr>
-            </w:pPr>
-          </w:p>
-        </w:tc>
-        <w:tc>
-          <w:tcPr>
-            <w:tcW w:w="2693" w:type="dxa"/>
-            <w:vAlign w:val="center"/>
-          </w:tcPr>
-          <w:p>
-            <w:pPr>
-              <w:rPr>
-                <w:rFonts w:ascii="TH SarabunPSK" w:hAnsi="TH SarabunPSK" w:cs="TH SarabunPSK"/>
-                <w:sz w:val="24"/>
-                <w:szCs w:val="24"/>
-              </w:rPr>
-            </w:pPr>
-          </w:p>
-        </w:tc>
-        <w:tc>
-          <w:tcPr>
-            <w:tcW w:w="851" w:type="dxa"/>
-            <w:vAlign w:val="center"/>
-          </w:tcPr>
-          <w:p>
-            <w:pPr>
-              <w:jc w:val="center"/>
-              <w:rPr>
-                <w:rFonts w:ascii="TH SarabunPSK" w:hAnsi="TH SarabunPSK" w:cs="TH SarabunPSK"/>
-                <w:sz w:val="24"/>
-                <w:szCs w:val="24"/>
-              </w:rPr>
-            </w:pPr>
-          </w:p>
-        </w:tc>
-        <w:tc>
-          <w:tcPr>
-            <w:tcW w:w="709" w:type="dxa"/>
-            <w:vAlign w:val="center"/>
-          </w:tcPr>
-          <w:p>
-            <w:pPr>
-              <w:jc w:val="center"/>
-              <w:rPr>
-                <w:rFonts w:ascii="TH SarabunPSK" w:hAnsi="TH SarabunPSK" w:cs="TH SarabunPSK"/>
-                <w:sz w:val="24"/>
-                <w:szCs w:val="24"/>
-              </w:rPr>
-            </w:pPr>
-          </w:p>
-        </w:tc>
-        <w:tc>
-          <w:tcPr>
-            <w:tcW w:w="992" w:type="dxa"/>
-            <w:vAlign w:val="center"/>
-          </w:tcPr>
-          <w:p>
-            <w:pPr>
-              <w:jc w:val="center"/>
-              <w:rPr>
-                <w:rFonts w:ascii="TH SarabunPSK" w:hAnsi="TH SarabunPSK" w:cs="TH SarabunPSK"/>
-                <w:sz w:val="24"/>
-                <w:szCs w:val="24"/>
-              </w:rPr>
-            </w:pPr>
-          </w:p>
-        </w:tc>
-        <w:tc>
-          <w:tcPr>
-            <w:tcW w:w="709" w:type="dxa"/>
-            <w:vAlign w:val="center"/>
-          </w:tcPr>
-          <w:p>
-            <w:pPr>
-              <w:rPr>
-                <w:rFonts w:ascii="TH SarabunPSK" w:hAnsi="TH SarabunPSK" w:cs="TH SarabunPSK"/>
-                <w:sz w:val="28"/>
-              </w:rPr>
-            </w:pPr>
-          </w:p>
-        </w:tc>
-        <w:tc>
-          <w:tcPr>
-            <w:tcW w:w="708" w:type="dxa"/>
-            <w:vAlign w:val="center"/>
-          </w:tcPr>
-          <w:p>
-            <w:pPr>
-              <w:rPr>
-                <w:rFonts w:ascii="TH SarabunPSK" w:hAnsi="TH SarabunPSK" w:cs="TH SarabunPSK"/>
-                <w:sz w:val="28"/>
-              </w:rPr>
-            </w:pPr>
-          </w:p>
-        </w:tc>
-        <w:tc>
-          <w:tcPr>
-            <w:tcW w:w="709" w:type="dxa"/>
-            <w:vAlign w:val="center"/>
-          </w:tcPr>
-          <w:p>
-            <w:pPr>
-              <w:rPr>
-                <w:rFonts w:ascii="TH SarabunPSK" w:hAnsi="TH SarabunPSK" w:cs="TH SarabunPSK"/>
-                <w:sz w:val="28"/>
-              </w:rPr>
-            </w:pPr>
-          </w:p>
-        </w:tc>
-        <w:tc>
-          <w:tcPr>
-            <w:tcW w:w="567" w:type="dxa"/>
-            <w:vAlign w:val="center"/>
-          </w:tcPr>
-          <w:p>
-            <w:pPr>
-              <w:jc w:val="center"/>
-              <w:rPr>
-                <w:rFonts w:ascii="TH SarabunPSK" w:hAnsi="TH SarabunPSK" w:cs="TH SarabunPSK"/>
-                <w:sz w:val="24"/>
-                <w:szCs w:val="24"/>
-              </w:rPr>
-            </w:pPr>
-          </w:p>
-        </w:tc>
-        <w:tc>
-          <w:tcPr>
-            <w:tcW w:w="709" w:type="dxa"/>
-            <w:vAlign w:val="center"/>
-          </w:tcPr>
-          <w:p>
-            <w:pPr>
-              <w:rPr>
-                <w:rFonts w:ascii="TH SarabunPSK" w:hAnsi="TH SarabunPSK" w:cs="TH SarabunPSK"/>
-                <w:sz w:val="24"/>
-                <w:szCs w:val="24"/>
-              </w:rPr>
-            </w:pPr>
-          </w:p>
-        </w:tc>
-        <w:tc>
-          <w:tcPr>
-            <w:tcW w:w="709" w:type="dxa"/>
-            <w:vAlign w:val="center"/>
-          </w:tcPr>
-          <w:p>
-            <w:pPr>
-              <w:rPr>
-                <w:rFonts w:ascii="TH SarabunPSK" w:hAnsi="TH SarabunPSK" w:cs="TH SarabunPSK"/>
-                <w:sz w:val="28"/>
-              </w:rPr>
-            </w:pPr>
-          </w:p>
-        </w:tc>
-        <w:tc>
-          <w:tcPr>
-            <w:tcW w:w="567" w:type="dxa"/>
-            <w:vAlign w:val="center"/>
-          </w:tcPr>
-          <w:p>
-            <w:pPr>
-              <w:jc w:val="center"/>
-              <w:rPr>
-                <w:rFonts w:ascii="TH SarabunPSK" w:hAnsi="TH SarabunPSK" w:cs="TH SarabunPSK"/>
-                <w:sz w:val="24"/>
-                <w:szCs w:val="24"/>
-              </w:rPr>
-            </w:pPr>
-          </w:p>
-        </w:tc>
-      </w:tr>
-      <w:tr>
-        <w:tblPrEx>
-          <w:tblLook w:val="0000" w:firstRow="0" w:lastRow="0" w:firstColumn="0" w:lastColumn="0" w:noHBand="0" w:noVBand="0"/>
-        </w:tblPrEx>
-        <w:trPr>
-          <w:trHeight w:val="405"/>
-        </w:trPr>
-        <w:tc>
-          <w:tcPr>
-            <w:tcW w:w="704" w:type="dxa"/>
-            <w:vAlign w:val="center"/>
-          </w:tcPr>
-          <w:p>
-            <w:pPr>
-              <w:rPr>
-                <w:rFonts w:ascii="TH SarabunPSK" w:hAnsi="TH SarabunPSK" w:cs="TH SarabunPSK"/>
-                <w:sz w:val="24"/>
-                <w:szCs w:val="24"/>
-              </w:rPr>
-            </w:pPr>
-          </w:p>
-        </w:tc>
-        <w:tc>
-          <w:tcPr>
-            <w:tcW w:w="2693" w:type="dxa"/>
-            <w:vAlign w:val="center"/>
-          </w:tcPr>
-          <w:p>
-            <w:pPr>
-              <w:rPr>
-                <w:rFonts w:ascii="TH SarabunPSK" w:hAnsi="TH SarabunPSK" w:cs="TH SarabunPSK"/>
-                <w:sz w:val="24"/>
-                <w:szCs w:val="24"/>
-              </w:rPr>
-            </w:pPr>
-          </w:p>
-        </w:tc>
-        <w:tc>
-          <w:tcPr>
-            <w:tcW w:w="851" w:type="dxa"/>
-            <w:vAlign w:val="center"/>
-          </w:tcPr>
-          <w:p>
-            <w:pPr>
-              <w:jc w:val="center"/>
-              <w:rPr>
-                <w:rFonts w:ascii="TH SarabunPSK" w:hAnsi="TH SarabunPSK" w:cs="TH SarabunPSK"/>
-                <w:sz w:val="24"/>
-                <w:szCs w:val="24"/>
-              </w:rPr>
-            </w:pPr>
-          </w:p>
-        </w:tc>
-        <w:tc>
-          <w:tcPr>
-            <w:tcW w:w="709" w:type="dxa"/>
-            <w:vAlign w:val="center"/>
-          </w:tcPr>
-          <w:p>
-            <w:pPr>
-              <w:jc w:val="center"/>
-              <w:rPr>
-                <w:rFonts w:ascii="TH SarabunPSK" w:hAnsi="TH SarabunPSK" w:cs="TH SarabunPSK"/>
-                <w:sz w:val="24"/>
-                <w:szCs w:val="24"/>
-              </w:rPr>
-            </w:pPr>
-          </w:p>
-        </w:tc>
-        <w:tc>
-          <w:tcPr>
-            <w:tcW w:w="992" w:type="dxa"/>
-            <w:vAlign w:val="center"/>
-          </w:tcPr>
-          <w:p>
-            <w:pPr>
-              <w:jc w:val="center"/>
-              <w:rPr>
-                <w:rFonts w:ascii="TH SarabunPSK" w:hAnsi="TH SarabunPSK" w:cs="TH SarabunPSK"/>
-                <w:sz w:val="24"/>
-                <w:szCs w:val="24"/>
-              </w:rPr>
-            </w:pPr>
-          </w:p>
-        </w:tc>
-        <w:tc>
-          <w:tcPr>
-            <w:tcW w:w="709" w:type="dxa"/>
-            <w:vAlign w:val="center"/>
-          </w:tcPr>
-          <w:p>
-            <w:pPr>
-              <w:rPr>
-                <w:rFonts w:ascii="TH SarabunPSK" w:hAnsi="TH SarabunPSK" w:cs="TH SarabunPSK"/>
-                <w:sz w:val="28"/>
-              </w:rPr>
-            </w:pPr>
-          </w:p>
-        </w:tc>
-        <w:tc>
-          <w:tcPr>
-            <w:tcW w:w="708" w:type="dxa"/>
-            <w:vAlign w:val="center"/>
-          </w:tcPr>
-          <w:p>
-            <w:pPr>
-              <w:rPr>
-                <w:rFonts w:ascii="TH SarabunPSK" w:hAnsi="TH SarabunPSK" w:cs="TH SarabunPSK"/>
-                <w:sz w:val="28"/>
-              </w:rPr>
-            </w:pPr>
-          </w:p>
-        </w:tc>
-        <w:tc>
-          <w:tcPr>
-            <w:tcW w:w="709" w:type="dxa"/>
-            <w:vAlign w:val="center"/>
-          </w:tcPr>
-          <w:p>
-            <w:pPr>
-              <w:rPr>
-                <w:rFonts w:ascii="TH SarabunPSK" w:hAnsi="TH SarabunPSK" w:cs="TH SarabunPSK"/>
-                <w:sz w:val="28"/>
-              </w:rPr>
-            </w:pPr>
-          </w:p>
-        </w:tc>
-        <w:tc>
-          <w:tcPr>
-            <w:tcW w:w="567" w:type="dxa"/>
-            <w:vAlign w:val="center"/>
-          </w:tcPr>
-          <w:p>
-            <w:pPr>
-              <w:jc w:val="center"/>
-              <w:rPr>
-                <w:rFonts w:ascii="TH SarabunPSK" w:hAnsi="TH SarabunPSK" w:cs="TH SarabunPSK"/>
-                <w:sz w:val="24"/>
-                <w:szCs w:val="24"/>
-              </w:rPr>
-            </w:pPr>
-          </w:p>
-        </w:tc>
-        <w:tc>
-          <w:tcPr>
-            <w:tcW w:w="709" w:type="dxa"/>
-            <w:vAlign w:val="center"/>
-          </w:tcPr>
-          <w:p>
-            <w:pPr>
-              <w:rPr>
-                <w:rFonts w:ascii="TH SarabunPSK" w:hAnsi="TH SarabunPSK" w:cs="TH SarabunPSK"/>
-                <w:sz w:val="24"/>
-                <w:szCs w:val="24"/>
-              </w:rPr>
-            </w:pPr>
-          </w:p>
-        </w:tc>
-        <w:tc>
-          <w:tcPr>
-            <w:tcW w:w="709" w:type="dxa"/>
-            <w:vAlign w:val="center"/>
-          </w:tcPr>
-          <w:p>
-            <w:pPr>
-              <w:rPr>
-                <w:rFonts w:ascii="TH SarabunPSK" w:hAnsi="TH SarabunPSK" w:cs="TH SarabunPSK"/>
-                <w:sz w:val="28"/>
-              </w:rPr>
-            </w:pPr>
-          </w:p>
-        </w:tc>
-        <w:tc>
-          <w:tcPr>
-            <w:tcW w:w="567" w:type="dxa"/>
             <w:vAlign w:val="center"/>
           </w:tcPr>
           <w:p>
@@ -4083,7 +4147,7 @@
         </w:trPr>
         <w:tc>
           <w:tcPr>
-            <w:tcW w:w="6658" w:type="dxa"/>
+            <w:tcW w:w="6947" w:type="dxa"/>
             <w:gridSpan w:val="6"/>
           </w:tcPr>
           <w:p>
@@ -4154,6 +4218,52 @@
                 <w:rFonts w:ascii="TH SarabunPSK" w:hAnsi="TH SarabunPSK" w:cs="TH SarabunPSK"/>
                 <w:b/>
                 <w:bCs/>
+                <w:szCs w:val="22"/>
+              </w:rPr>
+            </w:pPr>
+            <w:r>
+              <w:rPr>
+                <w:rFonts w:ascii="TH SarabunPSK" w:hAnsi="TH SarabunPSK" w:cs="TH SarabunPSK"/>
+                <w:b/>
+                <w:bCs/>
+                <w:szCs w:val="22"/>
+              </w:rPr>
+              <w:t>{</w:t>
+            </w:r>
+            <w:proofErr w:type="spellStart"/>
+            <w:r>
+              <w:rPr>
+                <w:rFonts w:ascii="TH SarabunPSK" w:hAnsi="TH SarabunPSK" w:cs="TH SarabunPSK"/>
+                <w:b/>
+                <w:bCs/>
+                <w:szCs w:val="22"/>
+              </w:rPr>
+              <w:t>ht</w:t>
+            </w:r>
+            <w:proofErr w:type="spellEnd"/>
+            <w:r>
+              <w:rPr>
+                <w:rFonts w:ascii="TH SarabunPSK" w:hAnsi="TH SarabunPSK" w:cs="TH SarabunPSK"/>
+                <w:b/>
+                <w:bCs/>
+                <w:szCs w:val="22"/>
+              </w:rPr>
+              <w:t>}</w:t>
+            </w:r>
+          </w:p>
+        </w:tc>
+        <w:tc>
+          <w:tcPr>
+            <w:tcW w:w="709" w:type="dxa"/>
+            <w:vAlign w:val="center"/>
+          </w:tcPr>
+          <w:p>
+            <w:pPr>
+              <w:jc w:val="center"/>
+              <w:rPr>
+                <w:rFonts w:ascii="TH SarabunPSK" w:hAnsi="TH SarabunPSK" w:cs="TH SarabunPSK"/>
+                <w:b/>
+                <w:bCs/>
                 <w:sz w:val="28"/>
               </w:rPr>
             </w:pPr>
@@ -4178,36 +4288,48 @@
         </w:tc>
         <w:tc>
           <w:tcPr>
-            <w:tcW w:w="709" w:type="dxa"/>
-            <w:vAlign w:val="center"/>
-          </w:tcPr>
-          <w:p>
-            <w:pPr>
-              <w:jc w:val="center"/>
-              <w:rPr>
-                <w:rFonts w:ascii="TH SarabunPSK" w:hAnsi="TH SarabunPSK" w:cs="TH SarabunPSK"/>
-                <w:b/>
-                <w:bCs/>
-                <w:sz w:val="28"/>
-              </w:rPr>
-            </w:pPr>
-          </w:p>
-        </w:tc>
-        <w:tc>
-          <w:tcPr>
-            <w:tcW w:w="567" w:type="dxa"/>
-            <w:vAlign w:val="center"/>
-          </w:tcPr>
-          <w:p>
-            <w:pPr>
-              <w:jc w:val="center"/>
-              <w:rPr>
-                <w:rFonts w:ascii="TH SarabunPSK" w:hAnsi="TH SarabunPSK" w:cs="TH SarabunPSK"/>
-                <w:b/>
-                <w:bCs/>
-                <w:sz w:val="28"/>
-              </w:rPr>
-            </w:pPr>
+            <w:tcW w:w="708" w:type="dxa"/>
+            <w:vAlign w:val="center"/>
+          </w:tcPr>
+          <w:p>
+            <w:pPr>
+              <w:jc w:val="center"/>
+              <w:rPr>
+                <w:rFonts w:ascii="TH SarabunPSK" w:hAnsi="TH SarabunPSK" w:cs="TH SarabunPSK"/>
+                <w:b/>
+                <w:bCs/>
+                <w:szCs w:val="22"/>
+              </w:rPr>
+            </w:pPr>
+            <w:r>
+              <w:rPr>
+                <w:rFonts w:ascii="TH SarabunPSK" w:hAnsi="TH SarabunPSK" w:cs="TH SarabunPSK"/>
+                <w:b/>
+                <w:bCs/>
+                <w:szCs w:val="22"/>
+              </w:rPr>
+              <w:t>{</w:t>
+            </w:r>
+            <w:proofErr w:type="spellStart"/>
+            <w:r>
+              <w:rPr>
+                <w:rFonts w:ascii="TH SarabunPSK" w:hAnsi="TH SarabunPSK" w:cs="TH SarabunPSK"/>
+                <w:b/>
+                <w:bCs/>
+                <w:szCs w:val="22"/>
+              </w:rPr>
+              <w:t>cht</w:t>
+            </w:r>
+            <w:proofErr w:type="spellEnd"/>
+            <w:r>
+              <w:rPr>
+                <w:rFonts w:ascii="TH SarabunPSK" w:hAnsi="TH SarabunPSK" w:cs="TH SarabunPSK"/>
+                <w:b/>
+                <w:bCs/>
+                <w:szCs w:val="22"/>
+              </w:rPr>
+              <w:t>}</w:t>
+            </w:r>
           </w:p>
         </w:tc>
       </w:tr>
@@ -4307,14 +4429,44 @@
           <w:cs/>
         </w:rPr>
         <w:br/>
-        <w:t xml:space="preserve">                เวลาที่สอน        </w:t>
-      </w:r>
-      <w:r>
-        <w:rPr>
-          <w:rFonts w:ascii="TH SarabunPSK" w:hAnsi="TH SarabunPSK" w:cs="TH SarabunPSK"/>
-          <w:sz w:val="28"/>
-        </w:rPr>
-        <w:t xml:space="preserve">         </w:t>
+        <w:t xml:space="preserve">                เวลาที่สอน     </w:t>
+      </w:r>
+      <w:r>
+        <w:rPr>
+          <w:rFonts w:ascii="TH SarabunPSK" w:hAnsi="TH SarabunPSK" w:cs="TH SarabunPSK"/>
+          <w:sz w:val="28"/>
+        </w:rPr>
+        <w:t xml:space="preserve"> </w:t>
+      </w:r>
+      <w:r>
+        <w:rPr>
+          <w:rFonts w:ascii="TH SarabunPSK" w:hAnsi="TH SarabunPSK" w:cs="TH SarabunPSK"/>
+          <w:sz w:val="28"/>
+        </w:rPr>
+        <w:t>{</w:t>
+      </w:r>
+      <w:proofErr w:type="spellStart"/>
+      <w:r>
+        <w:rPr>
+          <w:rFonts w:ascii="TH SarabunPSK" w:hAnsi="TH SarabunPSK" w:cs="TH SarabunPSK"/>
+          <w:sz w:val="28"/>
+        </w:rPr>
+        <w:t>th</w:t>
+      </w:r>
+      <w:proofErr w:type="spellEnd"/>
+      <w:r>
+        <w:rPr>
+          <w:rFonts w:ascii="TH SarabunPSK" w:hAnsi="TH SarabunPSK" w:cs="TH SarabunPSK"/>
+          <w:sz w:val="28"/>
+        </w:rPr>
+        <w:t>}</w:t>
+      </w:r>
+      <w:r>
+        <w:rPr>
+          <w:rFonts w:ascii="TH SarabunPSK" w:hAnsi="TH SarabunPSK" w:cs="TH SarabunPSK"/>
+          <w:sz w:val="28"/>
+        </w:rPr>
+        <w:t xml:space="preserve">   </w:t>
       </w:r>
       <w:r>
         <w:rPr>
@@ -4325,17 +4477,70 @@
       </w:r>
       <w:r>
         <w:rPr>
-          <w:rFonts w:ascii="TH SarabunPSK" w:hAnsi="TH SarabunPSK" w:cs="TH SarabunPSK"/>
-          <w:sz w:val="28"/>
-        </w:rPr>
-        <w:t xml:space="preserve">      </w:t>
-      </w:r>
-      <w:r>
-        <w:rPr>
           <w:rFonts w:ascii="TH SarabunPSK" w:hAnsi="TH SarabunPSK" w:cs="TH SarabunPSK" w:hint="cs"/>
           <w:sz w:val="28"/>
           <w:cs/>
         </w:rPr>
+        <w:t xml:space="preserve"> </w:t>
+      </w:r>
+      <w:r>
+        <w:rPr>
+          <w:rFonts w:ascii="TH SarabunPSK" w:hAnsi="TH SarabunPSK" w:cs="TH SarabunPSK"/>
+          <w:sz w:val="28"/>
+          <w:cs/>
+        </w:rPr>
+        <w:t xml:space="preserve">หน่วยชั่วโมง     </w:t>
+      </w:r>
+      <w:r>
+        <w:rPr>
+          <w:rFonts w:ascii="TH SarabunPSK" w:hAnsi="TH SarabunPSK" w:cs="TH SarabunPSK" w:hint="cs"/>
+          <w:sz w:val="28"/>
+          <w:cs/>
+        </w:rPr>
+        <w:t xml:space="preserve"> </w:t>
+      </w:r>
+      <w:r>
+        <w:rPr>
+          <w:rFonts w:ascii="TH SarabunPSK" w:hAnsi="TH SarabunPSK" w:cs="TH SarabunPSK"/>
+          <w:sz w:val="28"/>
+          <w:cs/>
+        </w:rPr>
+        <w:t>อัตราหน่วยชั่วโมงละ</w:t>
+      </w:r>
+      <w:r>
+        <w:rPr>
+          <w:rFonts w:ascii="TH SarabunPSK" w:hAnsi="TH SarabunPSK" w:cs="TH SarabunPSK" w:hint="cs"/>
+          <w:sz w:val="28"/>
+          <w:cs/>
+        </w:rPr>
+        <w:t xml:space="preserve">   </w:t>
+      </w:r>
+      <w:r>
+        <w:rPr>
+          <w:rFonts w:ascii="TH SarabunPSK" w:hAnsi="TH SarabunPSK" w:cs="TH SarabunPSK"/>
+          <w:sz w:val="28"/>
+        </w:rPr>
+        <w:t xml:space="preserve">  </w:t>
+      </w:r>
+      <w:r>
+        <w:rPr>
+          <w:rFonts w:ascii="TH SarabunPSK" w:hAnsi="TH SarabunPSK" w:cs="TH SarabunPSK"/>
+          <w:sz w:val="28"/>
+        </w:rPr>
+        <w:t>{m1}</w:t>
+      </w:r>
+      <w:r>
+        <w:rPr>
+          <w:rFonts w:ascii="TH SarabunPSK" w:hAnsi="TH SarabunPSK" w:cs="TH SarabunPSK"/>
+          <w:sz w:val="28"/>
+        </w:rPr>
+        <w:t xml:space="preserve"> </w:t>
+      </w:r>
+      <w:r>
+        <w:rPr>
+          <w:rFonts w:ascii="TH SarabunPSK" w:hAnsi="TH SarabunPSK" w:cs="TH SarabunPSK"/>
+          <w:sz w:val="28"/>
+        </w:rPr>
         <w:t xml:space="preserve">    </w:t>
       </w:r>
       <w:r>
@@ -4344,7 +4549,7 @@
           <w:sz w:val="28"/>
           <w:cs/>
         </w:rPr>
-        <w:t xml:space="preserve">หน่วยชั่วโมง     </w:t>
+        <w:t xml:space="preserve"> บาท   </w:t>
       </w:r>
       <w:r>
         <w:rPr>
@@ -4352,6 +4557,22 @@
           <w:sz w:val="28"/>
           <w:cs/>
         </w:rPr>
+        <w:t xml:space="preserve">  </w:t>
+      </w:r>
+      <w:r>
+        <w:rPr>
+          <w:rFonts w:ascii="TH SarabunPSK" w:hAnsi="TH SarabunPSK" w:cs="TH SarabunPSK" w:hint="cs"/>
+          <w:sz w:val="28"/>
+          <w:cs/>
+        </w:rPr>
+        <w:t xml:space="preserve">  </w:t>
+      </w:r>
+      <w:r>
+        <w:rPr>
+          <w:rFonts w:ascii="TH SarabunPSK" w:hAnsi="TH SarabunPSK" w:cs="TH SarabunPSK" w:hint="cs"/>
+          <w:sz w:val="28"/>
+          <w:cs/>
+        </w:rPr>
         <w:t xml:space="preserve"> </w:t>
       </w:r>
       <w:r>
@@ -4360,7 +4581,7 @@
           <w:sz w:val="28"/>
           <w:cs/>
         </w:rPr>
-        <w:t>อัตราหน่วยชั่วโมงละ</w:t>
+        <w:t xml:space="preserve">เป็นเงิน  </w:t>
       </w:r>
       <w:r>
         <w:rPr>
@@ -4372,80 +4593,26 @@
       </w:r>
       <w:r>
         <w:rPr>
-          <w:rFonts w:ascii="TH SarabunPSK" w:hAnsi="TH SarabunPSK" w:cs="TH SarabunPSK"/>
-          <w:sz w:val="28"/>
+          <w:rFonts w:ascii="TH SarabunPSK" w:hAnsi="TH SarabunPSK" w:cs="TH SarabunPSK" w:hint="cs"/>
+          <w:sz w:val="28"/>
+          <w:cs/>
+        </w:rPr>
+        <w:t xml:space="preserve"> </w:t>
+      </w:r>
+      <w:r>
+        <w:rPr>
+          <w:rFonts w:ascii="TH SarabunPSK" w:hAnsi="TH SarabunPSK" w:cs="TH SarabunPSK"/>
+          <w:sz w:val="28"/>
+        </w:rPr>
+        <w:t>{m2}</w:t>
+      </w:r>
+      <w:r>
+        <w:rPr>
+          <w:rFonts w:ascii="TH SarabunPSK" w:hAnsi="TH SarabunPSK" w:cs="TH SarabunPSK" w:hint="cs"/>
+          <w:sz w:val="28"/>
+          <w:cs/>
         </w:rPr>
         <w:t xml:space="preserve">   </w:t>
-      </w:r>
-      <w:r>
-        <w:rPr>
-          <w:rFonts w:ascii="TH SarabunPSK" w:hAnsi="TH SarabunPSK" w:cs="TH SarabunPSK"/>
-          <w:sz w:val="28"/>
-        </w:rPr>
-        <w:t xml:space="preserve">    </w:t>
-      </w:r>
-      <w:r>
-        <w:rPr>
-          <w:rFonts w:ascii="TH SarabunPSK" w:hAnsi="TH SarabunPSK" w:cs="TH SarabunPSK"/>
-          <w:sz w:val="28"/>
-        </w:rPr>
-        <w:t xml:space="preserve"> </w:t>
-      </w:r>
-      <w:r>
-        <w:rPr>
-          <w:rFonts w:ascii="TH SarabunPSK" w:hAnsi="TH SarabunPSK" w:cs="TH SarabunPSK"/>
-          <w:sz w:val="28"/>
-          <w:cs/>
-        </w:rPr>
-        <w:t xml:space="preserve"> บาท   </w:t>
-      </w:r>
-      <w:r>
-        <w:rPr>
-          <w:rFonts w:ascii="TH SarabunPSK" w:hAnsi="TH SarabunPSK" w:cs="TH SarabunPSK" w:hint="cs"/>
-          <w:sz w:val="28"/>
-          <w:cs/>
-        </w:rPr>
-        <w:t xml:space="preserve">  </w:t>
-      </w:r>
-      <w:r>
-        <w:rPr>
-          <w:rFonts w:ascii="TH SarabunPSK" w:hAnsi="TH SarabunPSK" w:cs="TH SarabunPSK" w:hint="cs"/>
-          <w:sz w:val="28"/>
-          <w:cs/>
-        </w:rPr>
-        <w:t xml:space="preserve">          </w:t>
-      </w:r>
-      <w:r>
-        <w:rPr>
-          <w:rFonts w:ascii="TH SarabunPSK" w:hAnsi="TH SarabunPSK" w:cs="TH SarabunPSK" w:hint="cs"/>
-          <w:sz w:val="28"/>
-          <w:cs/>
-        </w:rPr>
-        <w:t xml:space="preserve"> </w:t>
-      </w:r>
-      <w:r>
-        <w:rPr>
-          <w:rFonts w:ascii="TH SarabunPSK" w:hAnsi="TH SarabunPSK" w:cs="TH SarabunPSK"/>
-          <w:sz w:val="28"/>
-          <w:cs/>
-        </w:rPr>
-        <w:t xml:space="preserve">เป็นเงิน  </w:t>
-      </w:r>
-      <w:r>
-        <w:rPr>
-          <w:rFonts w:ascii="TH SarabunPSK" w:hAnsi="TH SarabunPSK" w:cs="TH SarabunPSK" w:hint="cs"/>
-          <w:sz w:val="28"/>
-          <w:cs/>
-        </w:rPr>
-        <w:t xml:space="preserve">    </w:t>
-      </w:r>
-      <w:r>
-        <w:rPr>
-          <w:rFonts w:ascii="TH SarabunPSK" w:hAnsi="TH SarabunPSK" w:cs="TH SarabunPSK" w:hint="cs"/>
-          <w:sz w:val="28"/>
-          <w:cs/>
-        </w:rPr>
-        <w:t xml:space="preserve">           </w:t>
       </w:r>
       <w:r>
         <w:rPr>
@@ -5190,6 +5357,7 @@
   <w:style w:type="paragraph" w:default="1" w:styleId="Normal">
     <w:name w:val="Normal"/>
     <w:qFormat/>
+    <w:rsid w:val="004C31BF"/>
   </w:style>
   <w:style w:type="character" w:default="1" w:styleId="DefaultParagraphFont">
     <w:name w:val="Default Paragraph Font"/>

--- a/src/templates/output/แบบใบเบิกเงินค่าสอน.docx
+++ b/src/templates/output/แบบใบเบิกเงินค่าสอน.docx
@@ -311,6 +311,10 @@
         <w:tblW w:w="11057" w:type="dxa"/>
         <w:tblInd w:w="-289" w:type="dxa"/>
         <w:tblLayout w:type="fixed"/>
+        <w:tblCellMar>
+          <w:left w:w="0" w:type="dxa"/>
+          <w:right w:w="0" w:type="dxa"/>
+        </w:tblCellMar>
         <w:tblLook w:val="04A0" w:firstRow="1" w:lastRow="0" w:firstColumn="1" w:lastColumn="0" w:noHBand="0" w:noVBand="1"/>
       </w:tblPr>
       <w:tblGrid>
@@ -1149,6 +1153,14 @@
                 <w:sz w:val="24"/>
                 <w:szCs w:val="24"/>
               </w:rPr>
+              <w:t xml:space="preserve"> </w:t>
+            </w:r>
+            <w:r>
+              <w:rPr>
+                <w:rFonts w:ascii="TH SarabunPSK" w:hAnsi="TH SarabunPSK" w:cs="TH SarabunPSK"/>
+                <w:sz w:val="24"/>
+                <w:szCs w:val="24"/>
+              </w:rPr>
               <w:t>{name}</w:t>
             </w:r>
           </w:p>
@@ -1298,7 +1310,6 @@
           </w:tcPr>
           <w:p>
             <w:pPr>
-              <w:jc w:val="center"/>
               <w:rPr>
                 <w:rFonts w:ascii="TH SarabunPSK" w:hAnsi="TH SarabunPSK" w:cs="TH SarabunPSK"/>
                 <w:szCs w:val="22"/>
@@ -1312,6 +1323,22 @@
               <w:t>{lec1}</w:t>
             </w:r>
           </w:p>
+          <w:p>
+            <w:pPr>
+              <w:jc w:val="right"/>
+              <w:rPr>
+                <w:rFonts w:ascii="TH SarabunPSK" w:hAnsi="TH SarabunPSK" w:cs="TH SarabunPSK"/>
+                <w:szCs w:val="22"/>
+              </w:rPr>
+            </w:pPr>
+            <w:r>
+              <w:rPr>
+                <w:rFonts w:ascii="TH SarabunPSK" w:hAnsi="TH SarabunPSK" w:cs="TH SarabunPSK"/>
+                <w:szCs w:val="22"/>
+              </w:rPr>
+              <w:t>{lec11}</w:t>
+            </w:r>
+          </w:p>
         </w:tc>
         <w:tc>
           <w:tcPr>
@@ -1320,18 +1347,47 @@
           </w:tcPr>
           <w:p>
             <w:pPr>
-              <w:jc w:val="center"/>
-              <w:rPr>
-                <w:rFonts w:ascii="TH SarabunPSK" w:hAnsi="TH SarabunPSK" w:cs="TH SarabunPSK"/>
-                <w:szCs w:val="22"/>
-              </w:rPr>
-            </w:pPr>
-            <w:r>
-              <w:rPr>
-                <w:rFonts w:ascii="TH SarabunPSK" w:hAnsi="TH SarabunPSK" w:cs="TH SarabunPSK"/>
-                <w:szCs w:val="22"/>
-              </w:rPr>
-              <w:t>{lab2}</w:t>
+              <w:rPr>
+                <w:rFonts w:ascii="TH SarabunPSK" w:hAnsi="TH SarabunPSK" w:cs="TH SarabunPSK"/>
+                <w:szCs w:val="22"/>
+              </w:rPr>
+            </w:pPr>
+            <w:r>
+              <w:rPr>
+                <w:rFonts w:ascii="TH SarabunPSK" w:hAnsi="TH SarabunPSK" w:cs="TH SarabunPSK"/>
+                <w:szCs w:val="22"/>
+              </w:rPr>
+              <w:t>{lab</w:t>
+            </w:r>
+            <w:r>
+              <w:rPr>
+                <w:rFonts w:ascii="TH SarabunPSK" w:hAnsi="TH SarabunPSK" w:cs="TH SarabunPSK"/>
+                <w:szCs w:val="22"/>
+              </w:rPr>
+              <w:t>1</w:t>
+            </w:r>
+            <w:r>
+              <w:rPr>
+                <w:rFonts w:ascii="TH SarabunPSK" w:hAnsi="TH SarabunPSK" w:cs="TH SarabunPSK"/>
+                <w:szCs w:val="22"/>
+              </w:rPr>
+              <w:t>}</w:t>
+            </w:r>
+          </w:p>
+          <w:p>
+            <w:pPr>
+              <w:jc w:val="right"/>
+              <w:rPr>
+                <w:rFonts w:ascii="TH SarabunPSK" w:hAnsi="TH SarabunPSK" w:cs="TH SarabunPSK"/>
+                <w:szCs w:val="22"/>
+              </w:rPr>
+            </w:pPr>
+            <w:r>
+              <w:rPr>
+                <w:rFonts w:ascii="TH SarabunPSK" w:hAnsi="TH SarabunPSK" w:cs="TH SarabunPSK"/>
+                <w:szCs w:val="22"/>
+              </w:rPr>
+              <w:t>{lab11}</w:t>
             </w:r>
           </w:p>
         </w:tc>
@@ -1366,7 +1422,22 @@
           </w:tcPr>
           <w:p>
             <w:pPr>
-              <w:jc w:val="center"/>
+              <w:rPr>
+                <w:rFonts w:ascii="TH SarabunPSK" w:hAnsi="TH SarabunPSK" w:cs="TH SarabunPSK"/>
+                <w:szCs w:val="22"/>
+              </w:rPr>
+            </w:pPr>
+            <w:r>
+              <w:rPr>
+                <w:rFonts w:ascii="TH SarabunPSK" w:hAnsi="TH SarabunPSK" w:cs="TH SarabunPSK"/>
+                <w:szCs w:val="22"/>
+              </w:rPr>
+              <w:t>{cle1}</w:t>
+            </w:r>
+          </w:p>
+          <w:p>
+            <w:pPr>
+              <w:jc w:val="right"/>
               <w:rPr>
                 <w:rFonts w:ascii="TH SarabunPSK" w:hAnsi="TH SarabunPSK" w:cs="TH SarabunPSK"/>
                 <w:sz w:val="16"/>
@@ -1378,7 +1449,7 @@
                 <w:rFonts w:ascii="TH SarabunPSK" w:hAnsi="TH SarabunPSK" w:cs="TH SarabunPSK"/>
                 <w:szCs w:val="22"/>
               </w:rPr>
-              <w:t>{cle1}</w:t>
+              <w:t>{cle11}</w:t>
             </w:r>
           </w:p>
         </w:tc>
@@ -1389,7 +1460,22 @@
           </w:tcPr>
           <w:p>
             <w:pPr>
-              <w:jc w:val="center"/>
+              <w:rPr>
+                <w:rFonts w:ascii="TH SarabunPSK" w:hAnsi="TH SarabunPSK" w:cs="TH SarabunPSK"/>
+                <w:szCs w:val="22"/>
+              </w:rPr>
+            </w:pPr>
+            <w:r>
+              <w:rPr>
+                <w:rFonts w:ascii="TH SarabunPSK" w:hAnsi="TH SarabunPSK" w:cs="TH SarabunPSK"/>
+                <w:szCs w:val="22"/>
+              </w:rPr>
+              <w:t>{cla1}</w:t>
+            </w:r>
+          </w:p>
+          <w:p>
+            <w:pPr>
+              <w:jc w:val="right"/>
               <w:rPr>
                 <w:rFonts w:ascii="TH SarabunPSK" w:hAnsi="TH SarabunPSK" w:cs="TH SarabunPSK"/>
                 <w:sz w:val="16"/>
@@ -1401,7 +1487,7 @@
                 <w:rFonts w:ascii="TH SarabunPSK" w:hAnsi="TH SarabunPSK" w:cs="TH SarabunPSK"/>
                 <w:szCs w:val="22"/>
               </w:rPr>
-              <w:t>{cla1}</w:t>
+              <w:t>{cla11}</w:t>
             </w:r>
           </w:p>
         </w:tc>
@@ -1555,14 +1641,7 @@
                 <w:rFonts w:ascii="TH SarabunPSK" w:hAnsi="TH SarabunPSK" w:cs="TH SarabunPSK"/>
                 <w:szCs w:val="22"/>
               </w:rPr>
-              <w:t>ubId</w:t>
-            </w:r>
-            <w:r>
-              <w:rPr>
-                <w:rFonts w:ascii="TH SarabunPSK" w:hAnsi="TH SarabunPSK" w:cs="TH SarabunPSK"/>
-                <w:szCs w:val="22"/>
-              </w:rPr>
-              <w:t>2</w:t>
+              <w:t>ubId2</w:t>
             </w:r>
             <w:r>
               <w:rPr>
@@ -1592,14 +1671,7 @@
                 <w:rFonts w:ascii="TH SarabunPSK" w:hAnsi="TH SarabunPSK" w:cs="TH SarabunPSK"/>
                 <w:szCs w:val="22"/>
               </w:rPr>
-              <w:t>ecId</w:t>
-            </w:r>
-            <w:r>
-              <w:rPr>
-                <w:rFonts w:ascii="TH SarabunPSK" w:hAnsi="TH SarabunPSK" w:cs="TH SarabunPSK"/>
-                <w:szCs w:val="22"/>
-              </w:rPr>
-              <w:t>2</w:t>
+              <w:t>ecId2</w:t>
             </w:r>
             <w:r>
               <w:rPr>
@@ -1617,7 +1689,6 @@
           </w:tcPr>
           <w:p>
             <w:pPr>
-              <w:jc w:val="center"/>
               <w:rPr>
                 <w:rFonts w:ascii="TH SarabunPSK" w:hAnsi="TH SarabunPSK" w:cs="TH SarabunPSK"/>
                 <w:szCs w:val="22"/>
@@ -1631,6 +1702,22 @@
               <w:t>{lec2}</w:t>
             </w:r>
           </w:p>
+          <w:p>
+            <w:pPr>
+              <w:jc w:val="right"/>
+              <w:rPr>
+                <w:rFonts w:ascii="TH SarabunPSK" w:hAnsi="TH SarabunPSK" w:cs="TH SarabunPSK"/>
+                <w:szCs w:val="22"/>
+              </w:rPr>
+            </w:pPr>
+            <w:r>
+              <w:rPr>
+                <w:rFonts w:ascii="TH SarabunPSK" w:hAnsi="TH SarabunPSK" w:cs="TH SarabunPSK"/>
+                <w:szCs w:val="22"/>
+              </w:rPr>
+              <w:t>{lec22}</w:t>
+            </w:r>
+          </w:p>
         </w:tc>
         <w:tc>
           <w:tcPr>
@@ -1639,7 +1726,6 @@
           </w:tcPr>
           <w:p>
             <w:pPr>
-              <w:jc w:val="center"/>
               <w:rPr>
                 <w:rFonts w:ascii="TH SarabunPSK" w:hAnsi="TH SarabunPSK" w:cs="TH SarabunPSK"/>
                 <w:szCs w:val="22"/>
@@ -1653,6 +1739,22 @@
               <w:t>{lab2}</w:t>
             </w:r>
           </w:p>
+          <w:p>
+            <w:pPr>
+              <w:jc w:val="right"/>
+              <w:rPr>
+                <w:rFonts w:ascii="TH SarabunPSK" w:hAnsi="TH SarabunPSK" w:cs="TH SarabunPSK"/>
+                <w:szCs w:val="22"/>
+              </w:rPr>
+            </w:pPr>
+            <w:r>
+              <w:rPr>
+                <w:rFonts w:ascii="TH SarabunPSK" w:hAnsi="TH SarabunPSK" w:cs="TH SarabunPSK"/>
+                <w:szCs w:val="22"/>
+              </w:rPr>
+              <w:t>{lab22}</w:t>
+            </w:r>
+          </w:p>
         </w:tc>
         <w:tc>
           <w:tcPr>
@@ -1683,7 +1785,22 @@
           </w:tcPr>
           <w:p>
             <w:pPr>
-              <w:jc w:val="center"/>
+              <w:rPr>
+                <w:rFonts w:ascii="TH SarabunPSK" w:hAnsi="TH SarabunPSK" w:cs="TH SarabunPSK"/>
+                <w:szCs w:val="22"/>
+              </w:rPr>
+            </w:pPr>
+            <w:r>
+              <w:rPr>
+                <w:rFonts w:ascii="TH SarabunPSK" w:hAnsi="TH SarabunPSK" w:cs="TH SarabunPSK"/>
+                <w:szCs w:val="22"/>
+              </w:rPr>
+              <w:t>{cle2}</w:t>
+            </w:r>
+          </w:p>
+          <w:p>
+            <w:pPr>
+              <w:jc w:val="right"/>
               <w:rPr>
                 <w:rFonts w:ascii="TH SarabunPSK" w:hAnsi="TH SarabunPSK" w:cs="TH SarabunPSK"/>
                 <w:sz w:val="16"/>
@@ -1695,7 +1812,7 @@
                 <w:rFonts w:ascii="TH SarabunPSK" w:hAnsi="TH SarabunPSK" w:cs="TH SarabunPSK"/>
                 <w:szCs w:val="22"/>
               </w:rPr>
-              <w:t>{cle2}</w:t>
+              <w:t>{cle22}</w:t>
             </w:r>
           </w:p>
         </w:tc>
@@ -1706,7 +1823,22 @@
           </w:tcPr>
           <w:p>
             <w:pPr>
-              <w:jc w:val="center"/>
+              <w:rPr>
+                <w:rFonts w:ascii="TH SarabunPSK" w:hAnsi="TH SarabunPSK" w:cs="TH SarabunPSK"/>
+                <w:szCs w:val="22"/>
+              </w:rPr>
+            </w:pPr>
+            <w:r>
+              <w:rPr>
+                <w:rFonts w:ascii="TH SarabunPSK" w:hAnsi="TH SarabunPSK" w:cs="TH SarabunPSK"/>
+                <w:szCs w:val="22"/>
+              </w:rPr>
+              <w:t>{cla2}</w:t>
+            </w:r>
+          </w:p>
+          <w:p>
+            <w:pPr>
+              <w:jc w:val="right"/>
               <w:rPr>
                 <w:rFonts w:ascii="TH SarabunPSK" w:hAnsi="TH SarabunPSK" w:cs="TH SarabunPSK"/>
                 <w:sz w:val="16"/>
@@ -1718,7 +1850,7 @@
                 <w:rFonts w:ascii="TH SarabunPSK" w:hAnsi="TH SarabunPSK" w:cs="TH SarabunPSK"/>
                 <w:szCs w:val="22"/>
               </w:rPr>
-              <w:t>{cla2}</w:t>
+              <w:t>{cla22}</w:t>
             </w:r>
           </w:p>
         </w:tc>
@@ -1870,14 +2002,7 @@
                 <w:rFonts w:ascii="TH SarabunPSK" w:hAnsi="TH SarabunPSK" w:cs="TH SarabunPSK"/>
                 <w:szCs w:val="22"/>
               </w:rPr>
-              <w:t>ubId</w:t>
-            </w:r>
-            <w:r>
-              <w:rPr>
-                <w:rFonts w:ascii="TH SarabunPSK" w:hAnsi="TH SarabunPSK" w:cs="TH SarabunPSK"/>
-                <w:szCs w:val="22"/>
-              </w:rPr>
-              <w:t>3</w:t>
+              <w:t>ubId3</w:t>
             </w:r>
             <w:r>
               <w:rPr>
@@ -1907,14 +2032,7 @@
                 <w:rFonts w:ascii="TH SarabunPSK" w:hAnsi="TH SarabunPSK" w:cs="TH SarabunPSK"/>
                 <w:szCs w:val="22"/>
               </w:rPr>
-              <w:t>ecId</w:t>
-            </w:r>
-            <w:r>
-              <w:rPr>
-                <w:rFonts w:ascii="TH SarabunPSK" w:hAnsi="TH SarabunPSK" w:cs="TH SarabunPSK"/>
-                <w:szCs w:val="22"/>
-              </w:rPr>
-              <w:t>3</w:t>
+              <w:t>ecId3</w:t>
             </w:r>
             <w:r>
               <w:rPr>
@@ -1932,7 +2050,6 @@
           </w:tcPr>
           <w:p>
             <w:pPr>
-              <w:jc w:val="center"/>
               <w:rPr>
                 <w:rFonts w:ascii="TH SarabunPSK" w:hAnsi="TH SarabunPSK" w:cs="TH SarabunPSK"/>
                 <w:szCs w:val="22"/>
@@ -1946,6 +2063,22 @@
               <w:t>{lec3}</w:t>
             </w:r>
           </w:p>
+          <w:p>
+            <w:pPr>
+              <w:jc w:val="right"/>
+              <w:rPr>
+                <w:rFonts w:ascii="TH SarabunPSK" w:hAnsi="TH SarabunPSK" w:cs="TH SarabunPSK"/>
+                <w:szCs w:val="22"/>
+              </w:rPr>
+            </w:pPr>
+            <w:r>
+              <w:rPr>
+                <w:rFonts w:ascii="TH SarabunPSK" w:hAnsi="TH SarabunPSK" w:cs="TH SarabunPSK"/>
+                <w:szCs w:val="22"/>
+              </w:rPr>
+              <w:t>{lec33}</w:t>
+            </w:r>
+          </w:p>
         </w:tc>
         <w:tc>
           <w:tcPr>
@@ -1954,7 +2087,6 @@
           </w:tcPr>
           <w:p>
             <w:pPr>
-              <w:jc w:val="center"/>
               <w:rPr>
                 <w:rFonts w:ascii="TH SarabunPSK" w:hAnsi="TH SarabunPSK" w:cs="TH SarabunPSK"/>
                 <w:szCs w:val="22"/>
@@ -1968,6 +2100,22 @@
               <w:t>{lab3}</w:t>
             </w:r>
           </w:p>
+          <w:p>
+            <w:pPr>
+              <w:jc w:val="right"/>
+              <w:rPr>
+                <w:rFonts w:ascii="TH SarabunPSK" w:hAnsi="TH SarabunPSK" w:cs="TH SarabunPSK"/>
+                <w:szCs w:val="22"/>
+              </w:rPr>
+            </w:pPr>
+            <w:r>
+              <w:rPr>
+                <w:rFonts w:ascii="TH SarabunPSK" w:hAnsi="TH SarabunPSK" w:cs="TH SarabunPSK"/>
+                <w:szCs w:val="22"/>
+              </w:rPr>
+              <w:t>{lab33}</w:t>
+            </w:r>
+          </w:p>
         </w:tc>
         <w:tc>
           <w:tcPr>
@@ -1998,7 +2146,22 @@
           </w:tcPr>
           <w:p>
             <w:pPr>
-              <w:jc w:val="center"/>
+              <w:rPr>
+                <w:rFonts w:ascii="TH SarabunPSK" w:hAnsi="TH SarabunPSK" w:cs="TH SarabunPSK"/>
+                <w:szCs w:val="22"/>
+              </w:rPr>
+            </w:pPr>
+            <w:r>
+              <w:rPr>
+                <w:rFonts w:ascii="TH SarabunPSK" w:hAnsi="TH SarabunPSK" w:cs="TH SarabunPSK"/>
+                <w:szCs w:val="22"/>
+              </w:rPr>
+              <w:t>{cle3}</w:t>
+            </w:r>
+          </w:p>
+          <w:p>
+            <w:pPr>
+              <w:jc w:val="right"/>
               <w:rPr>
                 <w:rFonts w:ascii="TH SarabunPSK" w:hAnsi="TH SarabunPSK" w:cs="TH SarabunPSK"/>
                 <w:sz w:val="16"/>
@@ -2010,7 +2173,7 @@
                 <w:rFonts w:ascii="TH SarabunPSK" w:hAnsi="TH SarabunPSK" w:cs="TH SarabunPSK"/>
                 <w:szCs w:val="22"/>
               </w:rPr>
-              <w:t>{cle3}</w:t>
+              <w:t>{cle33}</w:t>
             </w:r>
           </w:p>
         </w:tc>
@@ -2021,7 +2184,22 @@
           </w:tcPr>
           <w:p>
             <w:pPr>
-              <w:jc w:val="center"/>
+              <w:rPr>
+                <w:rFonts w:ascii="TH SarabunPSK" w:hAnsi="TH SarabunPSK" w:cs="TH SarabunPSK"/>
+                <w:szCs w:val="22"/>
+              </w:rPr>
+            </w:pPr>
+            <w:r>
+              <w:rPr>
+                <w:rFonts w:ascii="TH SarabunPSK" w:hAnsi="TH SarabunPSK" w:cs="TH SarabunPSK"/>
+                <w:szCs w:val="22"/>
+              </w:rPr>
+              <w:t>{cla3}</w:t>
+            </w:r>
+          </w:p>
+          <w:p>
+            <w:pPr>
+              <w:jc w:val="right"/>
               <w:rPr>
                 <w:rFonts w:ascii="TH SarabunPSK" w:hAnsi="TH SarabunPSK" w:cs="TH SarabunPSK"/>
                 <w:sz w:val="16"/>
@@ -2033,7 +2211,7 @@
                 <w:rFonts w:ascii="TH SarabunPSK" w:hAnsi="TH SarabunPSK" w:cs="TH SarabunPSK"/>
                 <w:szCs w:val="22"/>
               </w:rPr>
-              <w:t>{cla3}</w:t>
+              <w:t>{cla33}</w:t>
             </w:r>
           </w:p>
         </w:tc>
@@ -2183,14 +2361,7 @@
                 <w:rFonts w:ascii="TH SarabunPSK" w:hAnsi="TH SarabunPSK" w:cs="TH SarabunPSK"/>
                 <w:szCs w:val="22"/>
               </w:rPr>
-              <w:t>ubId</w:t>
-            </w:r>
-            <w:r>
-              <w:rPr>
-                <w:rFonts w:ascii="TH SarabunPSK" w:hAnsi="TH SarabunPSK" w:cs="TH SarabunPSK"/>
-                <w:szCs w:val="22"/>
-              </w:rPr>
-              <w:t>4</w:t>
+              <w:t>ubId4</w:t>
             </w:r>
             <w:r>
               <w:rPr>
@@ -2220,14 +2391,7 @@
                 <w:rFonts w:ascii="TH SarabunPSK" w:hAnsi="TH SarabunPSK" w:cs="TH SarabunPSK"/>
                 <w:szCs w:val="22"/>
               </w:rPr>
-              <w:t>ecId</w:t>
-            </w:r>
-            <w:r>
-              <w:rPr>
-                <w:rFonts w:ascii="TH SarabunPSK" w:hAnsi="TH SarabunPSK" w:cs="TH SarabunPSK"/>
-                <w:szCs w:val="22"/>
-              </w:rPr>
-              <w:t>4</w:t>
+              <w:t>ecId4</w:t>
             </w:r>
             <w:r>
               <w:rPr>
@@ -2245,7 +2409,6 @@
           </w:tcPr>
           <w:p>
             <w:pPr>
-              <w:jc w:val="center"/>
               <w:rPr>
                 <w:rFonts w:ascii="TH SarabunPSK" w:hAnsi="TH SarabunPSK" w:cs="TH SarabunPSK"/>
                 <w:szCs w:val="22"/>
@@ -2259,6 +2422,22 @@
               <w:t>{lec4}</w:t>
             </w:r>
           </w:p>
+          <w:p>
+            <w:pPr>
+              <w:jc w:val="right"/>
+              <w:rPr>
+                <w:rFonts w:ascii="TH SarabunPSK" w:hAnsi="TH SarabunPSK" w:cs="TH SarabunPSK"/>
+                <w:szCs w:val="22"/>
+              </w:rPr>
+            </w:pPr>
+            <w:r>
+              <w:rPr>
+                <w:rFonts w:ascii="TH SarabunPSK" w:hAnsi="TH SarabunPSK" w:cs="TH SarabunPSK"/>
+                <w:szCs w:val="22"/>
+              </w:rPr>
+              <w:t>{lec44}</w:t>
+            </w:r>
+          </w:p>
         </w:tc>
         <w:tc>
           <w:tcPr>
@@ -2267,7 +2446,6 @@
           </w:tcPr>
           <w:p>
             <w:pPr>
-              <w:jc w:val="center"/>
               <w:rPr>
                 <w:rFonts w:ascii="TH SarabunPSK" w:hAnsi="TH SarabunPSK" w:cs="TH SarabunPSK"/>
                 <w:szCs w:val="22"/>
@@ -2281,6 +2459,22 @@
               <w:t>{lab4}</w:t>
             </w:r>
           </w:p>
+          <w:p>
+            <w:pPr>
+              <w:jc w:val="right"/>
+              <w:rPr>
+                <w:rFonts w:ascii="TH SarabunPSK" w:hAnsi="TH SarabunPSK" w:cs="TH SarabunPSK"/>
+                <w:szCs w:val="22"/>
+              </w:rPr>
+            </w:pPr>
+            <w:r>
+              <w:rPr>
+                <w:rFonts w:ascii="TH SarabunPSK" w:hAnsi="TH SarabunPSK" w:cs="TH SarabunPSK"/>
+                <w:szCs w:val="22"/>
+              </w:rPr>
+              <w:t>{lab44}</w:t>
+            </w:r>
+          </w:p>
         </w:tc>
         <w:tc>
           <w:tcPr>
@@ -2311,7 +2505,22 @@
           </w:tcPr>
           <w:p>
             <w:pPr>
-              <w:jc w:val="center"/>
+              <w:rPr>
+                <w:rFonts w:ascii="TH SarabunPSK" w:hAnsi="TH SarabunPSK" w:cs="TH SarabunPSK"/>
+                <w:szCs w:val="22"/>
+              </w:rPr>
+            </w:pPr>
+            <w:r>
+              <w:rPr>
+                <w:rFonts w:ascii="TH SarabunPSK" w:hAnsi="TH SarabunPSK" w:cs="TH SarabunPSK"/>
+                <w:szCs w:val="22"/>
+              </w:rPr>
+              <w:t>{cle4}</w:t>
+            </w:r>
+          </w:p>
+          <w:p>
+            <w:pPr>
+              <w:jc w:val="right"/>
               <w:rPr>
                 <w:rFonts w:ascii="TH SarabunPSK" w:hAnsi="TH SarabunPSK" w:cs="TH SarabunPSK"/>
                 <w:sz w:val="16"/>
@@ -2323,7 +2532,7 @@
                 <w:rFonts w:ascii="TH SarabunPSK" w:hAnsi="TH SarabunPSK" w:cs="TH SarabunPSK"/>
                 <w:szCs w:val="22"/>
               </w:rPr>
-              <w:t>{cle4}</w:t>
+              <w:t>{cle44}</w:t>
             </w:r>
           </w:p>
         </w:tc>
@@ -2334,7 +2543,22 @@
           </w:tcPr>
           <w:p>
             <w:pPr>
-              <w:jc w:val="center"/>
+              <w:rPr>
+                <w:rFonts w:ascii="TH SarabunPSK" w:hAnsi="TH SarabunPSK" w:cs="TH SarabunPSK"/>
+                <w:szCs w:val="22"/>
+              </w:rPr>
+            </w:pPr>
+            <w:r>
+              <w:rPr>
+                <w:rFonts w:ascii="TH SarabunPSK" w:hAnsi="TH SarabunPSK" w:cs="TH SarabunPSK"/>
+                <w:szCs w:val="22"/>
+              </w:rPr>
+              <w:t>{cla4}</w:t>
+            </w:r>
+          </w:p>
+          <w:p>
+            <w:pPr>
+              <w:jc w:val="right"/>
               <w:rPr>
                 <w:rFonts w:ascii="TH SarabunPSK" w:hAnsi="TH SarabunPSK" w:cs="TH SarabunPSK"/>
                 <w:sz w:val="16"/>
@@ -2346,7 +2570,7 @@
                 <w:rFonts w:ascii="TH SarabunPSK" w:hAnsi="TH SarabunPSK" w:cs="TH SarabunPSK"/>
                 <w:szCs w:val="22"/>
               </w:rPr>
-              <w:t>{cla4}</w:t>
+              <w:t>{cla44}</w:t>
             </w:r>
           </w:p>
         </w:tc>
@@ -2496,14 +2720,7 @@
                 <w:rFonts w:ascii="TH SarabunPSK" w:hAnsi="TH SarabunPSK" w:cs="TH SarabunPSK"/>
                 <w:szCs w:val="22"/>
               </w:rPr>
-              <w:t>ubId</w:t>
-            </w:r>
-            <w:r>
-              <w:rPr>
-                <w:rFonts w:ascii="TH SarabunPSK" w:hAnsi="TH SarabunPSK" w:cs="TH SarabunPSK"/>
-                <w:szCs w:val="22"/>
-              </w:rPr>
-              <w:t>5</w:t>
+              <w:t>ubId5</w:t>
             </w:r>
             <w:r>
               <w:rPr>
@@ -2533,14 +2750,7 @@
                 <w:rFonts w:ascii="TH SarabunPSK" w:hAnsi="TH SarabunPSK" w:cs="TH SarabunPSK"/>
                 <w:szCs w:val="22"/>
               </w:rPr>
-              <w:t>ecId</w:t>
-            </w:r>
-            <w:r>
-              <w:rPr>
-                <w:rFonts w:ascii="TH SarabunPSK" w:hAnsi="TH SarabunPSK" w:cs="TH SarabunPSK"/>
-                <w:szCs w:val="22"/>
-              </w:rPr>
-              <w:t>5</w:t>
+              <w:t>ecId5</w:t>
             </w:r>
             <w:r>
               <w:rPr>
@@ -2558,7 +2768,6 @@
           </w:tcPr>
           <w:p>
             <w:pPr>
-              <w:jc w:val="center"/>
               <w:rPr>
                 <w:rFonts w:ascii="TH SarabunPSK" w:hAnsi="TH SarabunPSK" w:cs="TH SarabunPSK"/>
                 <w:szCs w:val="22"/>
@@ -2572,6 +2781,22 @@
               <w:t>{lec5}</w:t>
             </w:r>
           </w:p>
+          <w:p>
+            <w:pPr>
+              <w:jc w:val="right"/>
+              <w:rPr>
+                <w:rFonts w:ascii="TH SarabunPSK" w:hAnsi="TH SarabunPSK" w:cs="TH SarabunPSK"/>
+                <w:szCs w:val="22"/>
+              </w:rPr>
+            </w:pPr>
+            <w:r>
+              <w:rPr>
+                <w:rFonts w:ascii="TH SarabunPSK" w:hAnsi="TH SarabunPSK" w:cs="TH SarabunPSK"/>
+                <w:szCs w:val="22"/>
+              </w:rPr>
+              <w:t>{lec55}</w:t>
+            </w:r>
+          </w:p>
         </w:tc>
         <w:tc>
           <w:tcPr>
@@ -2580,7 +2805,6 @@
           </w:tcPr>
           <w:p>
             <w:pPr>
-              <w:jc w:val="center"/>
               <w:rPr>
                 <w:rFonts w:ascii="TH SarabunPSK" w:hAnsi="TH SarabunPSK" w:cs="TH SarabunPSK"/>
                 <w:szCs w:val="22"/>
@@ -2594,6 +2818,22 @@
               <w:t>{lab5}</w:t>
             </w:r>
           </w:p>
+          <w:p>
+            <w:pPr>
+              <w:jc w:val="right"/>
+              <w:rPr>
+                <w:rFonts w:ascii="TH SarabunPSK" w:hAnsi="TH SarabunPSK" w:cs="TH SarabunPSK"/>
+                <w:szCs w:val="22"/>
+              </w:rPr>
+            </w:pPr>
+            <w:r>
+              <w:rPr>
+                <w:rFonts w:ascii="TH SarabunPSK" w:hAnsi="TH SarabunPSK" w:cs="TH SarabunPSK"/>
+                <w:szCs w:val="22"/>
+              </w:rPr>
+              <w:t>{lab55}</w:t>
+            </w:r>
+          </w:p>
         </w:tc>
         <w:tc>
           <w:tcPr>
@@ -2624,7 +2864,22 @@
           </w:tcPr>
           <w:p>
             <w:pPr>
-              <w:jc w:val="center"/>
+              <w:rPr>
+                <w:rFonts w:ascii="TH SarabunPSK" w:hAnsi="TH SarabunPSK" w:cs="TH SarabunPSK"/>
+                <w:szCs w:val="22"/>
+              </w:rPr>
+            </w:pPr>
+            <w:r>
+              <w:rPr>
+                <w:rFonts w:ascii="TH SarabunPSK" w:hAnsi="TH SarabunPSK" w:cs="TH SarabunPSK"/>
+                <w:szCs w:val="22"/>
+              </w:rPr>
+              <w:t>{cle5}</w:t>
+            </w:r>
+          </w:p>
+          <w:p>
+            <w:pPr>
+              <w:jc w:val="right"/>
               <w:rPr>
                 <w:rFonts w:ascii="TH SarabunPSK" w:hAnsi="TH SarabunPSK" w:cs="TH SarabunPSK"/>
                 <w:sz w:val="16"/>
@@ -2636,7 +2891,7 @@
                 <w:rFonts w:ascii="TH SarabunPSK" w:hAnsi="TH SarabunPSK" w:cs="TH SarabunPSK"/>
                 <w:szCs w:val="22"/>
               </w:rPr>
-              <w:t>{cle5}</w:t>
+              <w:t>{cle55}</w:t>
             </w:r>
           </w:p>
         </w:tc>
@@ -2647,7 +2902,22 @@
           </w:tcPr>
           <w:p>
             <w:pPr>
-              <w:jc w:val="center"/>
+              <w:rPr>
+                <w:rFonts w:ascii="TH SarabunPSK" w:hAnsi="TH SarabunPSK" w:cs="TH SarabunPSK"/>
+                <w:szCs w:val="22"/>
+              </w:rPr>
+            </w:pPr>
+            <w:r>
+              <w:rPr>
+                <w:rFonts w:ascii="TH SarabunPSK" w:hAnsi="TH SarabunPSK" w:cs="TH SarabunPSK"/>
+                <w:szCs w:val="22"/>
+              </w:rPr>
+              <w:t>{cla5}</w:t>
+            </w:r>
+          </w:p>
+          <w:p>
+            <w:pPr>
+              <w:jc w:val="right"/>
               <w:rPr>
                 <w:rFonts w:ascii="TH SarabunPSK" w:hAnsi="TH SarabunPSK" w:cs="TH SarabunPSK"/>
                 <w:sz w:val="16"/>
@@ -2659,7 +2929,7 @@
                 <w:rFonts w:ascii="TH SarabunPSK" w:hAnsi="TH SarabunPSK" w:cs="TH SarabunPSK"/>
                 <w:szCs w:val="22"/>
               </w:rPr>
-              <w:t>{cla5}</w:t>
+              <w:t>{cla55}</w:t>
             </w:r>
           </w:p>
         </w:tc>
@@ -2809,14 +3079,7 @@
                 <w:rFonts w:ascii="TH SarabunPSK" w:hAnsi="TH SarabunPSK" w:cs="TH SarabunPSK"/>
                 <w:szCs w:val="22"/>
               </w:rPr>
-              <w:t>ubId</w:t>
-            </w:r>
-            <w:r>
-              <w:rPr>
-                <w:rFonts w:ascii="TH SarabunPSK" w:hAnsi="TH SarabunPSK" w:cs="TH SarabunPSK"/>
-                <w:szCs w:val="22"/>
-              </w:rPr>
-              <w:t>6</w:t>
+              <w:t>ubId6</w:t>
             </w:r>
             <w:r>
               <w:rPr>
@@ -2846,14 +3109,7 @@
                 <w:rFonts w:ascii="TH SarabunPSK" w:hAnsi="TH SarabunPSK" w:cs="TH SarabunPSK"/>
                 <w:szCs w:val="22"/>
               </w:rPr>
-              <w:t>ecId</w:t>
-            </w:r>
-            <w:r>
-              <w:rPr>
-                <w:rFonts w:ascii="TH SarabunPSK" w:hAnsi="TH SarabunPSK" w:cs="TH SarabunPSK"/>
-                <w:szCs w:val="22"/>
-              </w:rPr>
-              <w:t>6</w:t>
+              <w:t>ecId6</w:t>
             </w:r>
             <w:r>
               <w:rPr>
@@ -2871,7 +3127,6 @@
           </w:tcPr>
           <w:p>
             <w:pPr>
-              <w:jc w:val="center"/>
               <w:rPr>
                 <w:rFonts w:ascii="TH SarabunPSK" w:hAnsi="TH SarabunPSK" w:cs="TH SarabunPSK"/>
                 <w:szCs w:val="22"/>
@@ -2885,6 +3140,22 @@
               <w:t>{lec6}</w:t>
             </w:r>
           </w:p>
+          <w:p>
+            <w:pPr>
+              <w:jc w:val="right"/>
+              <w:rPr>
+                <w:rFonts w:ascii="TH SarabunPSK" w:hAnsi="TH SarabunPSK" w:cs="TH SarabunPSK"/>
+                <w:szCs w:val="22"/>
+              </w:rPr>
+            </w:pPr>
+            <w:r>
+              <w:rPr>
+                <w:rFonts w:ascii="TH SarabunPSK" w:hAnsi="TH SarabunPSK" w:cs="TH SarabunPSK"/>
+                <w:szCs w:val="22"/>
+              </w:rPr>
+              <w:t>{lec66}</w:t>
+            </w:r>
+          </w:p>
         </w:tc>
         <w:tc>
           <w:tcPr>
@@ -2893,7 +3164,6 @@
           </w:tcPr>
           <w:p>
             <w:pPr>
-              <w:jc w:val="center"/>
               <w:rPr>
                 <w:rFonts w:ascii="TH SarabunPSK" w:hAnsi="TH SarabunPSK" w:cs="TH SarabunPSK"/>
                 <w:szCs w:val="22"/>
@@ -2907,6 +3177,29 @@
               <w:t>{lab6}</w:t>
             </w:r>
           </w:p>
+          <w:p>
+            <w:pPr>
+              <w:jc w:val="right"/>
+              <w:rPr>
+                <w:rFonts w:ascii="TH SarabunPSK" w:hAnsi="TH SarabunPSK" w:cs="TH SarabunPSK"/>
+                <w:szCs w:val="22"/>
+              </w:rPr>
+            </w:pPr>
+            <w:r>
+              <w:rPr>
+                <w:rFonts w:ascii="TH SarabunPSK" w:hAnsi="TH SarabunPSK" w:cs="TH SarabunPSK"/>
+                <w:szCs w:val="22"/>
+              </w:rPr>
+              <w:t>{lab66</w:t>
+            </w:r>
+            <w:r>
+              <w:rPr>
+                <w:rFonts w:ascii="TH SarabunPSK" w:hAnsi="TH SarabunPSK" w:cs="TH SarabunPSK"/>
+                <w:szCs w:val="22"/>
+              </w:rPr>
+              <w:t>}</w:t>
+            </w:r>
+          </w:p>
         </w:tc>
         <w:tc>
           <w:tcPr>
@@ -2937,7 +3230,22 @@
           </w:tcPr>
           <w:p>
             <w:pPr>
-              <w:jc w:val="center"/>
+              <w:rPr>
+                <w:rFonts w:ascii="TH SarabunPSK" w:hAnsi="TH SarabunPSK" w:cs="TH SarabunPSK"/>
+                <w:szCs w:val="22"/>
+              </w:rPr>
+            </w:pPr>
+            <w:r>
+              <w:rPr>
+                <w:rFonts w:ascii="TH SarabunPSK" w:hAnsi="TH SarabunPSK" w:cs="TH SarabunPSK"/>
+                <w:szCs w:val="22"/>
+              </w:rPr>
+              <w:t>{cle6}</w:t>
+            </w:r>
+          </w:p>
+          <w:p>
+            <w:pPr>
+              <w:jc w:val="right"/>
               <w:rPr>
                 <w:rFonts w:ascii="TH SarabunPSK" w:hAnsi="TH SarabunPSK" w:cs="TH SarabunPSK"/>
                 <w:sz w:val="16"/>
@@ -2949,7 +3257,7 @@
                 <w:rFonts w:ascii="TH SarabunPSK" w:hAnsi="TH SarabunPSK" w:cs="TH SarabunPSK"/>
                 <w:szCs w:val="22"/>
               </w:rPr>
-              <w:t>{cle6}</w:t>
+              <w:t>{cle66}</w:t>
             </w:r>
           </w:p>
         </w:tc>
@@ -2960,7 +3268,22 @@
           </w:tcPr>
           <w:p>
             <w:pPr>
-              <w:jc w:val="center"/>
+              <w:rPr>
+                <w:rFonts w:ascii="TH SarabunPSK" w:hAnsi="TH SarabunPSK" w:cs="TH SarabunPSK"/>
+                <w:szCs w:val="22"/>
+              </w:rPr>
+            </w:pPr>
+            <w:r>
+              <w:rPr>
+                <w:rFonts w:ascii="TH SarabunPSK" w:hAnsi="TH SarabunPSK" w:cs="TH SarabunPSK"/>
+                <w:szCs w:val="22"/>
+              </w:rPr>
+              <w:t>{cla6}</w:t>
+            </w:r>
+          </w:p>
+          <w:p>
+            <w:pPr>
+              <w:jc w:val="right"/>
               <w:rPr>
                 <w:rFonts w:ascii="TH SarabunPSK" w:hAnsi="TH SarabunPSK" w:cs="TH SarabunPSK"/>
                 <w:sz w:val="16"/>
@@ -2972,7 +3295,7 @@
                 <w:rFonts w:ascii="TH SarabunPSK" w:hAnsi="TH SarabunPSK" w:cs="TH SarabunPSK"/>
                 <w:szCs w:val="22"/>
               </w:rPr>
-              <w:t>{cla6}</w:t>
+              <w:t>{cla66}</w:t>
             </w:r>
           </w:p>
         </w:tc>
@@ -4228,27 +4551,7 @@
                 <w:bCs/>
                 <w:szCs w:val="22"/>
               </w:rPr>
-              <w:t>{</w:t>
-            </w:r>
-            <w:proofErr w:type="spellStart"/>
-            <w:r>
-              <w:rPr>
-                <w:rFonts w:ascii="TH SarabunPSK" w:hAnsi="TH SarabunPSK" w:cs="TH SarabunPSK"/>
-                <w:b/>
-                <w:bCs/>
-                <w:szCs w:val="22"/>
-              </w:rPr>
-              <w:t>ht</w:t>
-            </w:r>
-            <w:proofErr w:type="spellEnd"/>
-            <w:r>
-              <w:rPr>
-                <w:rFonts w:ascii="TH SarabunPSK" w:hAnsi="TH SarabunPSK" w:cs="TH SarabunPSK"/>
-                <w:b/>
-                <w:bCs/>
-                <w:szCs w:val="22"/>
-              </w:rPr>
-              <w:t>}</w:t>
+              <w:t>{ht}</w:t>
             </w:r>
           </w:p>
         </w:tc>
@@ -4308,27 +4611,7 @@
                 <w:bCs/>
                 <w:szCs w:val="22"/>
               </w:rPr>
-              <w:t>{</w:t>
-            </w:r>
-            <w:proofErr w:type="spellStart"/>
-            <w:r>
-              <w:rPr>
-                <w:rFonts w:ascii="TH SarabunPSK" w:hAnsi="TH SarabunPSK" w:cs="TH SarabunPSK"/>
-                <w:b/>
-                <w:bCs/>
-                <w:szCs w:val="22"/>
-              </w:rPr>
-              <w:t>cht</w:t>
-            </w:r>
-            <w:proofErr w:type="spellEnd"/>
-            <w:r>
-              <w:rPr>
-                <w:rFonts w:ascii="TH SarabunPSK" w:hAnsi="TH SarabunPSK" w:cs="TH SarabunPSK"/>
-                <w:b/>
-                <w:bCs/>
-                <w:szCs w:val="22"/>
-              </w:rPr>
-              <w:t>}</w:t>
+              <w:t>{cht}</w:t>
             </w:r>
           </w:p>
         </w:tc>
@@ -4429,7 +4712,7 @@
           <w:cs/>
         </w:rPr>
         <w:br/>
-        <w:t xml:space="preserve">                เวลาที่สอน     </w:t>
+        <w:t xml:space="preserve">              </w:t>
       </w:r>
       <w:r>
         <w:rPr>
@@ -4442,24 +4725,23 @@
         <w:rPr>
           <w:rFonts w:ascii="TH SarabunPSK" w:hAnsi="TH SarabunPSK" w:cs="TH SarabunPSK"/>
           <w:sz w:val="28"/>
-        </w:rPr>
-        <w:t>{</w:t>
-      </w:r>
-      <w:proofErr w:type="spellStart"/>
-      <w:r>
-        <w:rPr>
-          <w:rFonts w:ascii="TH SarabunPSK" w:hAnsi="TH SarabunPSK" w:cs="TH SarabunPSK"/>
-          <w:sz w:val="28"/>
-        </w:rPr>
-        <w:t>th</w:t>
-      </w:r>
-      <w:proofErr w:type="spellEnd"/>
-      <w:r>
-        <w:rPr>
-          <w:rFonts w:ascii="TH SarabunPSK" w:hAnsi="TH SarabunPSK" w:cs="TH SarabunPSK"/>
-          <w:sz w:val="28"/>
-        </w:rPr>
-        <w:t>}</w:t>
+          <w:cs/>
+        </w:rPr>
+        <w:t xml:space="preserve">เวลาที่สอน     </w:t>
+      </w:r>
+      <w:r>
+        <w:rPr>
+          <w:rFonts w:ascii="TH SarabunPSK" w:hAnsi="TH SarabunPSK" w:cs="TH SarabunPSK"/>
+          <w:sz w:val="28"/>
+        </w:rPr>
+        <w:t xml:space="preserve"> </w:t>
+      </w:r>
+      <w:r>
+        <w:rPr>
+          <w:rFonts w:ascii="TH SarabunPSK" w:hAnsi="TH SarabunPSK" w:cs="TH SarabunPSK"/>
+          <w:sz w:val="28"/>
+        </w:rPr>
+        <w:t>{th}</w:t>
       </w:r>
       <w:r>
         <w:rPr>

--- a/src/templates/output/แบบใบเบิกเงินค่าสอน.docx
+++ b/src/templates/output/แบบใบเบิกเงินค่าสอน.docx
@@ -312,8 +312,8 @@
         <w:tblInd w:w="-289" w:type="dxa"/>
         <w:tblLayout w:type="fixed"/>
         <w:tblCellMar>
-          <w:left w:w="0" w:type="dxa"/>
-          <w:right w:w="0" w:type="dxa"/>
+          <w:left w:w="28" w:type="dxa"/>
+          <w:right w:w="28" w:type="dxa"/>
         </w:tblCellMar>
         <w:tblLook w:val="04A0" w:firstRow="1" w:lastRow="0" w:firstColumn="1" w:lastColumn="0" w:noHBand="0" w:noVBand="1"/>
       </w:tblPr>
@@ -611,6 +611,7 @@
           <w:tcPr>
             <w:tcW w:w="1984" w:type="dxa"/>
             <w:gridSpan w:val="3"/>
+            <w:vAlign w:val="center"/>
           </w:tcPr>
           <w:p>
             <w:pPr>
@@ -652,6 +653,7 @@
           <w:tcPr>
             <w:tcW w:w="2126" w:type="dxa"/>
             <w:gridSpan w:val="3"/>
+            <w:vAlign w:val="center"/>
           </w:tcPr>
           <w:p>
             <w:pPr>
@@ -774,10 +776,23 @@
                 <w:bCs/>
                 <w:sz w:val="24"/>
                 <w:szCs w:val="24"/>
+              </w:rPr>
+            </w:pPr>
+            <w:r>
+              <w:rPr>
+                <w:rFonts w:ascii="TH SarabunPSK" w:hAnsi="TH SarabunPSK" w:cs="TH SarabunPSK"/>
+                <w:b/>
+                <w:bCs/>
+                <w:sz w:val="24"/>
+                <w:szCs w:val="24"/>
                 <w:cs/>
               </w:rPr>
-            </w:pPr>
-            <w:r>
+              <w:t>สับดาห์</w:t>
+            </w:r>
+          </w:p>
+          <w:p>
+            <w:pPr>
+              <w:jc w:val="center"/>
               <w:rPr>
                 <w:rFonts w:ascii="TH SarabunPSK" w:hAnsi="TH SarabunPSK" w:cs="TH SarabunPSK"/>
                 <w:b/>
@@ -786,7 +801,17 @@
                 <w:szCs w:val="24"/>
                 <w:cs/>
               </w:rPr>
-              <w:t>สับดาห์ที่</w:t>
+            </w:pPr>
+            <w:r>
+              <w:rPr>
+                <w:rFonts w:ascii="TH SarabunPSK" w:hAnsi="TH SarabunPSK" w:cs="TH SarabunPSK"/>
+                <w:b/>
+                <w:bCs/>
+                <w:sz w:val="24"/>
+                <w:szCs w:val="24"/>
+                <w:cs/>
+              </w:rPr>
+              <w:t>ที่</w:t>
             </w:r>
           </w:p>
         </w:tc>
@@ -883,6 +908,7 @@
         <w:tc>
           <w:tcPr>
             <w:tcW w:w="708" w:type="dxa"/>
+            <w:vAlign w:val="center"/>
           </w:tcPr>
           <w:p>
             <w:pPr>
@@ -924,6 +950,7 @@
         <w:tc>
           <w:tcPr>
             <w:tcW w:w="709" w:type="dxa"/>
+            <w:vAlign w:val="center"/>
           </w:tcPr>
           <w:p>
             <w:pPr>
@@ -965,6 +992,7 @@
         <w:tc>
           <w:tcPr>
             <w:tcW w:w="567" w:type="dxa"/>
+            <w:vAlign w:val="center"/>
           </w:tcPr>
           <w:p>
             <w:pPr>
@@ -994,6 +1022,7 @@
         <w:tc>
           <w:tcPr>
             <w:tcW w:w="709" w:type="dxa"/>
+            <w:vAlign w:val="center"/>
           </w:tcPr>
           <w:p>
             <w:pPr>
@@ -1035,6 +1064,7 @@
         <w:tc>
           <w:tcPr>
             <w:tcW w:w="709" w:type="dxa"/>
+            <w:vAlign w:val="center"/>
           </w:tcPr>
           <w:p>
             <w:pPr>
@@ -1076,6 +1106,7 @@
         <w:tc>
           <w:tcPr>
             <w:tcW w:w="708" w:type="dxa"/>
+            <w:vAlign w:val="center"/>
           </w:tcPr>
           <w:p>
             <w:pPr>
@@ -1276,8 +1307,7 @@
               <w:jc w:val="right"/>
               <w:rPr>
                 <w:rFonts w:ascii="TH SarabunPSK" w:hAnsi="TH SarabunPSK" w:cs="TH SarabunPSK"/>
-                <w:sz w:val="16"/>
-                <w:szCs w:val="16"/>
+                <w:szCs w:val="22"/>
               </w:rPr>
             </w:pPr>
             <w:r>
@@ -1312,13 +1342,15 @@
             <w:pPr>
               <w:rPr>
                 <w:rFonts w:ascii="TH SarabunPSK" w:hAnsi="TH SarabunPSK" w:cs="TH SarabunPSK"/>
-                <w:szCs w:val="22"/>
-              </w:rPr>
-            </w:pPr>
-            <w:r>
-              <w:rPr>
-                <w:rFonts w:ascii="TH SarabunPSK" w:hAnsi="TH SarabunPSK" w:cs="TH SarabunPSK"/>
-                <w:szCs w:val="22"/>
+                <w:sz w:val="18"/>
+                <w:szCs w:val="18"/>
+              </w:rPr>
+            </w:pPr>
+            <w:r>
+              <w:rPr>
+                <w:rFonts w:ascii="TH SarabunPSK" w:hAnsi="TH SarabunPSK" w:cs="TH SarabunPSK"/>
+                <w:sz w:val="18"/>
+                <w:szCs w:val="18"/>
               </w:rPr>
               <w:t>{lec1}</w:t>
             </w:r>
@@ -1328,13 +1360,15 @@
               <w:jc w:val="right"/>
               <w:rPr>
                 <w:rFonts w:ascii="TH SarabunPSK" w:hAnsi="TH SarabunPSK" w:cs="TH SarabunPSK"/>
-                <w:szCs w:val="22"/>
-              </w:rPr>
-            </w:pPr>
-            <w:r>
-              <w:rPr>
-                <w:rFonts w:ascii="TH SarabunPSK" w:hAnsi="TH SarabunPSK" w:cs="TH SarabunPSK"/>
-                <w:szCs w:val="22"/>
+                <w:sz w:val="18"/>
+                <w:szCs w:val="18"/>
+              </w:rPr>
+            </w:pPr>
+            <w:r>
+              <w:rPr>
+                <w:rFonts w:ascii="TH SarabunPSK" w:hAnsi="TH SarabunPSK" w:cs="TH SarabunPSK"/>
+                <w:sz w:val="18"/>
+                <w:szCs w:val="18"/>
               </w:rPr>
               <w:t>{lec11}</w:t>
             </w:r>
@@ -1349,27 +1383,31 @@
             <w:pPr>
               <w:rPr>
                 <w:rFonts w:ascii="TH SarabunPSK" w:hAnsi="TH SarabunPSK" w:cs="TH SarabunPSK"/>
-                <w:szCs w:val="22"/>
-              </w:rPr>
-            </w:pPr>
-            <w:r>
-              <w:rPr>
-                <w:rFonts w:ascii="TH SarabunPSK" w:hAnsi="TH SarabunPSK" w:cs="TH SarabunPSK"/>
-                <w:szCs w:val="22"/>
+                <w:sz w:val="18"/>
+                <w:szCs w:val="18"/>
+              </w:rPr>
+            </w:pPr>
+            <w:r>
+              <w:rPr>
+                <w:rFonts w:ascii="TH SarabunPSK" w:hAnsi="TH SarabunPSK" w:cs="TH SarabunPSK"/>
+                <w:sz w:val="18"/>
+                <w:szCs w:val="18"/>
               </w:rPr>
               <w:t>{lab</w:t>
             </w:r>
             <w:r>
               <w:rPr>
                 <w:rFonts w:ascii="TH SarabunPSK" w:hAnsi="TH SarabunPSK" w:cs="TH SarabunPSK"/>
-                <w:szCs w:val="22"/>
+                <w:sz w:val="18"/>
+                <w:szCs w:val="18"/>
               </w:rPr>
               <w:t>1</w:t>
             </w:r>
             <w:r>
               <w:rPr>
                 <w:rFonts w:ascii="TH SarabunPSK" w:hAnsi="TH SarabunPSK" w:cs="TH SarabunPSK"/>
-                <w:szCs w:val="22"/>
+                <w:sz w:val="18"/>
+                <w:szCs w:val="18"/>
               </w:rPr>
               <w:t>}</w:t>
             </w:r>
@@ -1379,13 +1417,15 @@
               <w:jc w:val="right"/>
               <w:rPr>
                 <w:rFonts w:ascii="TH SarabunPSK" w:hAnsi="TH SarabunPSK" w:cs="TH SarabunPSK"/>
-                <w:szCs w:val="22"/>
-              </w:rPr>
-            </w:pPr>
-            <w:r>
-              <w:rPr>
-                <w:rFonts w:ascii="TH SarabunPSK" w:hAnsi="TH SarabunPSK" w:cs="TH SarabunPSK"/>
-                <w:szCs w:val="22"/>
+                <w:sz w:val="18"/>
+                <w:szCs w:val="18"/>
+              </w:rPr>
+            </w:pPr>
+            <w:r>
+              <w:rPr>
+                <w:rFonts w:ascii="TH SarabunPSK" w:hAnsi="TH SarabunPSK" w:cs="TH SarabunPSK"/>
+                <w:sz w:val="18"/>
+                <w:szCs w:val="18"/>
               </w:rPr>
               <w:t>{lab11}</w:t>
             </w:r>
@@ -1424,13 +1464,15 @@
             <w:pPr>
               <w:rPr>
                 <w:rFonts w:ascii="TH SarabunPSK" w:hAnsi="TH SarabunPSK" w:cs="TH SarabunPSK"/>
-                <w:szCs w:val="22"/>
-              </w:rPr>
-            </w:pPr>
-            <w:r>
-              <w:rPr>
-                <w:rFonts w:ascii="TH SarabunPSK" w:hAnsi="TH SarabunPSK" w:cs="TH SarabunPSK"/>
-                <w:szCs w:val="22"/>
+                <w:sz w:val="18"/>
+                <w:szCs w:val="18"/>
+              </w:rPr>
+            </w:pPr>
+            <w:r>
+              <w:rPr>
+                <w:rFonts w:ascii="TH SarabunPSK" w:hAnsi="TH SarabunPSK" w:cs="TH SarabunPSK"/>
+                <w:sz w:val="18"/>
+                <w:szCs w:val="18"/>
               </w:rPr>
               <w:t>{cle1}</w:t>
             </w:r>
@@ -1440,14 +1482,15 @@
               <w:jc w:val="right"/>
               <w:rPr>
                 <w:rFonts w:ascii="TH SarabunPSK" w:hAnsi="TH SarabunPSK" w:cs="TH SarabunPSK"/>
-                <w:sz w:val="16"/>
-                <w:szCs w:val="16"/>
-              </w:rPr>
-            </w:pPr>
-            <w:r>
-              <w:rPr>
-                <w:rFonts w:ascii="TH SarabunPSK" w:hAnsi="TH SarabunPSK" w:cs="TH SarabunPSK"/>
-                <w:szCs w:val="22"/>
+                <w:sz w:val="18"/>
+                <w:szCs w:val="18"/>
+              </w:rPr>
+            </w:pPr>
+            <w:r>
+              <w:rPr>
+                <w:rFonts w:ascii="TH SarabunPSK" w:hAnsi="TH SarabunPSK" w:cs="TH SarabunPSK"/>
+                <w:sz w:val="18"/>
+                <w:szCs w:val="18"/>
               </w:rPr>
               <w:t>{cle11}</w:t>
             </w:r>
@@ -1462,13 +1505,15 @@
             <w:pPr>
               <w:rPr>
                 <w:rFonts w:ascii="TH SarabunPSK" w:hAnsi="TH SarabunPSK" w:cs="TH SarabunPSK"/>
-                <w:szCs w:val="22"/>
-              </w:rPr>
-            </w:pPr>
-            <w:r>
-              <w:rPr>
-                <w:rFonts w:ascii="TH SarabunPSK" w:hAnsi="TH SarabunPSK" w:cs="TH SarabunPSK"/>
-                <w:szCs w:val="22"/>
+                <w:sz w:val="18"/>
+                <w:szCs w:val="18"/>
+              </w:rPr>
+            </w:pPr>
+            <w:r>
+              <w:rPr>
+                <w:rFonts w:ascii="TH SarabunPSK" w:hAnsi="TH SarabunPSK" w:cs="TH SarabunPSK"/>
+                <w:sz w:val="18"/>
+                <w:szCs w:val="18"/>
               </w:rPr>
               <w:t>{cla1}</w:t>
             </w:r>
@@ -1478,14 +1523,15 @@
               <w:jc w:val="right"/>
               <w:rPr>
                 <w:rFonts w:ascii="TH SarabunPSK" w:hAnsi="TH SarabunPSK" w:cs="TH SarabunPSK"/>
-                <w:sz w:val="16"/>
-                <w:szCs w:val="16"/>
-              </w:rPr>
-            </w:pPr>
-            <w:r>
-              <w:rPr>
-                <w:rFonts w:ascii="TH SarabunPSK" w:hAnsi="TH SarabunPSK" w:cs="TH SarabunPSK"/>
-                <w:szCs w:val="22"/>
+                <w:sz w:val="18"/>
+                <w:szCs w:val="18"/>
+              </w:rPr>
+            </w:pPr>
+            <w:r>
+              <w:rPr>
+                <w:rFonts w:ascii="TH SarabunPSK" w:hAnsi="TH SarabunPSK" w:cs="TH SarabunPSK"/>
+                <w:sz w:val="18"/>
+                <w:szCs w:val="18"/>
               </w:rPr>
               <w:t>{cla11}</w:t>
             </w:r>
@@ -1691,13 +1737,15 @@
             <w:pPr>
               <w:rPr>
                 <w:rFonts w:ascii="TH SarabunPSK" w:hAnsi="TH SarabunPSK" w:cs="TH SarabunPSK"/>
-                <w:szCs w:val="22"/>
-              </w:rPr>
-            </w:pPr>
-            <w:r>
-              <w:rPr>
-                <w:rFonts w:ascii="TH SarabunPSK" w:hAnsi="TH SarabunPSK" w:cs="TH SarabunPSK"/>
-                <w:szCs w:val="22"/>
+                <w:sz w:val="18"/>
+                <w:szCs w:val="18"/>
+              </w:rPr>
+            </w:pPr>
+            <w:r>
+              <w:rPr>
+                <w:rFonts w:ascii="TH SarabunPSK" w:hAnsi="TH SarabunPSK" w:cs="TH SarabunPSK"/>
+                <w:sz w:val="18"/>
+                <w:szCs w:val="18"/>
               </w:rPr>
               <w:t>{lec2}</w:t>
             </w:r>
@@ -1707,13 +1755,15 @@
               <w:jc w:val="right"/>
               <w:rPr>
                 <w:rFonts w:ascii="TH SarabunPSK" w:hAnsi="TH SarabunPSK" w:cs="TH SarabunPSK"/>
-                <w:szCs w:val="22"/>
-              </w:rPr>
-            </w:pPr>
-            <w:r>
-              <w:rPr>
-                <w:rFonts w:ascii="TH SarabunPSK" w:hAnsi="TH SarabunPSK" w:cs="TH SarabunPSK"/>
-                <w:szCs w:val="22"/>
+                <w:sz w:val="18"/>
+                <w:szCs w:val="18"/>
+              </w:rPr>
+            </w:pPr>
+            <w:r>
+              <w:rPr>
+                <w:rFonts w:ascii="TH SarabunPSK" w:hAnsi="TH SarabunPSK" w:cs="TH SarabunPSK"/>
+                <w:sz w:val="18"/>
+                <w:szCs w:val="18"/>
               </w:rPr>
               <w:t>{lec22}</w:t>
             </w:r>
@@ -1728,13 +1778,15 @@
             <w:pPr>
               <w:rPr>
                 <w:rFonts w:ascii="TH SarabunPSK" w:hAnsi="TH SarabunPSK" w:cs="TH SarabunPSK"/>
-                <w:szCs w:val="22"/>
-              </w:rPr>
-            </w:pPr>
-            <w:r>
-              <w:rPr>
-                <w:rFonts w:ascii="TH SarabunPSK" w:hAnsi="TH SarabunPSK" w:cs="TH SarabunPSK"/>
-                <w:szCs w:val="22"/>
+                <w:sz w:val="18"/>
+                <w:szCs w:val="18"/>
+              </w:rPr>
+            </w:pPr>
+            <w:r>
+              <w:rPr>
+                <w:rFonts w:ascii="TH SarabunPSK" w:hAnsi="TH SarabunPSK" w:cs="TH SarabunPSK"/>
+                <w:sz w:val="18"/>
+                <w:szCs w:val="18"/>
               </w:rPr>
               <w:t>{lab2}</w:t>
             </w:r>
@@ -1744,13 +1796,15 @@
               <w:jc w:val="right"/>
               <w:rPr>
                 <w:rFonts w:ascii="TH SarabunPSK" w:hAnsi="TH SarabunPSK" w:cs="TH SarabunPSK"/>
-                <w:szCs w:val="22"/>
-              </w:rPr>
-            </w:pPr>
-            <w:r>
-              <w:rPr>
-                <w:rFonts w:ascii="TH SarabunPSK" w:hAnsi="TH SarabunPSK" w:cs="TH SarabunPSK"/>
-                <w:szCs w:val="22"/>
+                <w:sz w:val="18"/>
+                <w:szCs w:val="18"/>
+              </w:rPr>
+            </w:pPr>
+            <w:r>
+              <w:rPr>
+                <w:rFonts w:ascii="TH SarabunPSK" w:hAnsi="TH SarabunPSK" w:cs="TH SarabunPSK"/>
+                <w:sz w:val="18"/>
+                <w:szCs w:val="18"/>
               </w:rPr>
               <w:t>{lab22}</w:t>
             </w:r>
@@ -1787,13 +1841,15 @@
             <w:pPr>
               <w:rPr>
                 <w:rFonts w:ascii="TH SarabunPSK" w:hAnsi="TH SarabunPSK" w:cs="TH SarabunPSK"/>
-                <w:szCs w:val="22"/>
-              </w:rPr>
-            </w:pPr>
-            <w:r>
-              <w:rPr>
-                <w:rFonts w:ascii="TH SarabunPSK" w:hAnsi="TH SarabunPSK" w:cs="TH SarabunPSK"/>
-                <w:szCs w:val="22"/>
+                <w:sz w:val="18"/>
+                <w:szCs w:val="18"/>
+              </w:rPr>
+            </w:pPr>
+            <w:r>
+              <w:rPr>
+                <w:rFonts w:ascii="TH SarabunPSK" w:hAnsi="TH SarabunPSK" w:cs="TH SarabunPSK"/>
+                <w:sz w:val="18"/>
+                <w:szCs w:val="18"/>
               </w:rPr>
               <w:t>{cle2}</w:t>
             </w:r>
@@ -1803,14 +1859,15 @@
               <w:jc w:val="right"/>
               <w:rPr>
                 <w:rFonts w:ascii="TH SarabunPSK" w:hAnsi="TH SarabunPSK" w:cs="TH SarabunPSK"/>
-                <w:sz w:val="16"/>
-                <w:szCs w:val="16"/>
-              </w:rPr>
-            </w:pPr>
-            <w:r>
-              <w:rPr>
-                <w:rFonts w:ascii="TH SarabunPSK" w:hAnsi="TH SarabunPSK" w:cs="TH SarabunPSK"/>
-                <w:szCs w:val="22"/>
+                <w:sz w:val="18"/>
+                <w:szCs w:val="18"/>
+              </w:rPr>
+            </w:pPr>
+            <w:r>
+              <w:rPr>
+                <w:rFonts w:ascii="TH SarabunPSK" w:hAnsi="TH SarabunPSK" w:cs="TH SarabunPSK"/>
+                <w:sz w:val="18"/>
+                <w:szCs w:val="18"/>
               </w:rPr>
               <w:t>{cle22}</w:t>
             </w:r>
@@ -1825,13 +1882,15 @@
             <w:pPr>
               <w:rPr>
                 <w:rFonts w:ascii="TH SarabunPSK" w:hAnsi="TH SarabunPSK" w:cs="TH SarabunPSK"/>
-                <w:szCs w:val="22"/>
-              </w:rPr>
-            </w:pPr>
-            <w:r>
-              <w:rPr>
-                <w:rFonts w:ascii="TH SarabunPSK" w:hAnsi="TH SarabunPSK" w:cs="TH SarabunPSK"/>
-                <w:szCs w:val="22"/>
+                <w:sz w:val="18"/>
+                <w:szCs w:val="18"/>
+              </w:rPr>
+            </w:pPr>
+            <w:r>
+              <w:rPr>
+                <w:rFonts w:ascii="TH SarabunPSK" w:hAnsi="TH SarabunPSK" w:cs="TH SarabunPSK"/>
+                <w:sz w:val="18"/>
+                <w:szCs w:val="18"/>
               </w:rPr>
               <w:t>{cla2}</w:t>
             </w:r>
@@ -1841,14 +1900,15 @@
               <w:jc w:val="right"/>
               <w:rPr>
                 <w:rFonts w:ascii="TH SarabunPSK" w:hAnsi="TH SarabunPSK" w:cs="TH SarabunPSK"/>
-                <w:sz w:val="16"/>
-                <w:szCs w:val="16"/>
-              </w:rPr>
-            </w:pPr>
-            <w:r>
-              <w:rPr>
-                <w:rFonts w:ascii="TH SarabunPSK" w:hAnsi="TH SarabunPSK" w:cs="TH SarabunPSK"/>
-                <w:szCs w:val="22"/>
+                <w:sz w:val="18"/>
+                <w:szCs w:val="18"/>
+              </w:rPr>
+            </w:pPr>
+            <w:r>
+              <w:rPr>
+                <w:rFonts w:ascii="TH SarabunPSK" w:hAnsi="TH SarabunPSK" w:cs="TH SarabunPSK"/>
+                <w:sz w:val="18"/>
+                <w:szCs w:val="18"/>
               </w:rPr>
               <w:t>{cla22}</w:t>
             </w:r>
@@ -2052,13 +2112,15 @@
             <w:pPr>
               <w:rPr>
                 <w:rFonts w:ascii="TH SarabunPSK" w:hAnsi="TH SarabunPSK" w:cs="TH SarabunPSK"/>
-                <w:szCs w:val="22"/>
-              </w:rPr>
-            </w:pPr>
-            <w:r>
-              <w:rPr>
-                <w:rFonts w:ascii="TH SarabunPSK" w:hAnsi="TH SarabunPSK" w:cs="TH SarabunPSK"/>
-                <w:szCs w:val="22"/>
+                <w:sz w:val="18"/>
+                <w:szCs w:val="18"/>
+              </w:rPr>
+            </w:pPr>
+            <w:r>
+              <w:rPr>
+                <w:rFonts w:ascii="TH SarabunPSK" w:hAnsi="TH SarabunPSK" w:cs="TH SarabunPSK"/>
+                <w:sz w:val="18"/>
+                <w:szCs w:val="18"/>
               </w:rPr>
               <w:t>{lec3}</w:t>
             </w:r>
@@ -2068,13 +2130,15 @@
               <w:jc w:val="right"/>
               <w:rPr>
                 <w:rFonts w:ascii="TH SarabunPSK" w:hAnsi="TH SarabunPSK" w:cs="TH SarabunPSK"/>
-                <w:szCs w:val="22"/>
-              </w:rPr>
-            </w:pPr>
-            <w:r>
-              <w:rPr>
-                <w:rFonts w:ascii="TH SarabunPSK" w:hAnsi="TH SarabunPSK" w:cs="TH SarabunPSK"/>
-                <w:szCs w:val="22"/>
+                <w:sz w:val="18"/>
+                <w:szCs w:val="18"/>
+              </w:rPr>
+            </w:pPr>
+            <w:r>
+              <w:rPr>
+                <w:rFonts w:ascii="TH SarabunPSK" w:hAnsi="TH SarabunPSK" w:cs="TH SarabunPSK"/>
+                <w:sz w:val="18"/>
+                <w:szCs w:val="18"/>
               </w:rPr>
               <w:t>{lec33}</w:t>
             </w:r>
@@ -2089,13 +2153,15 @@
             <w:pPr>
               <w:rPr>
                 <w:rFonts w:ascii="TH SarabunPSK" w:hAnsi="TH SarabunPSK" w:cs="TH SarabunPSK"/>
-                <w:szCs w:val="22"/>
-              </w:rPr>
-            </w:pPr>
-            <w:r>
-              <w:rPr>
-                <w:rFonts w:ascii="TH SarabunPSK" w:hAnsi="TH SarabunPSK" w:cs="TH SarabunPSK"/>
-                <w:szCs w:val="22"/>
+                <w:sz w:val="18"/>
+                <w:szCs w:val="18"/>
+              </w:rPr>
+            </w:pPr>
+            <w:r>
+              <w:rPr>
+                <w:rFonts w:ascii="TH SarabunPSK" w:hAnsi="TH SarabunPSK" w:cs="TH SarabunPSK"/>
+                <w:sz w:val="18"/>
+                <w:szCs w:val="18"/>
               </w:rPr>
               <w:t>{lab3}</w:t>
             </w:r>
@@ -2105,13 +2171,15 @@
               <w:jc w:val="right"/>
               <w:rPr>
                 <w:rFonts w:ascii="TH SarabunPSK" w:hAnsi="TH SarabunPSK" w:cs="TH SarabunPSK"/>
-                <w:szCs w:val="22"/>
-              </w:rPr>
-            </w:pPr>
-            <w:r>
-              <w:rPr>
-                <w:rFonts w:ascii="TH SarabunPSK" w:hAnsi="TH SarabunPSK" w:cs="TH SarabunPSK"/>
-                <w:szCs w:val="22"/>
+                <w:sz w:val="18"/>
+                <w:szCs w:val="18"/>
+              </w:rPr>
+            </w:pPr>
+            <w:r>
+              <w:rPr>
+                <w:rFonts w:ascii="TH SarabunPSK" w:hAnsi="TH SarabunPSK" w:cs="TH SarabunPSK"/>
+                <w:sz w:val="18"/>
+                <w:szCs w:val="18"/>
               </w:rPr>
               <w:t>{lab33}</w:t>
             </w:r>
@@ -2148,13 +2216,15 @@
             <w:pPr>
               <w:rPr>
                 <w:rFonts w:ascii="TH SarabunPSK" w:hAnsi="TH SarabunPSK" w:cs="TH SarabunPSK"/>
-                <w:szCs w:val="22"/>
-              </w:rPr>
-            </w:pPr>
-            <w:r>
-              <w:rPr>
-                <w:rFonts w:ascii="TH SarabunPSK" w:hAnsi="TH SarabunPSK" w:cs="TH SarabunPSK"/>
-                <w:szCs w:val="22"/>
+                <w:sz w:val="18"/>
+                <w:szCs w:val="18"/>
+              </w:rPr>
+            </w:pPr>
+            <w:r>
+              <w:rPr>
+                <w:rFonts w:ascii="TH SarabunPSK" w:hAnsi="TH SarabunPSK" w:cs="TH SarabunPSK"/>
+                <w:sz w:val="18"/>
+                <w:szCs w:val="18"/>
               </w:rPr>
               <w:t>{cle3}</w:t>
             </w:r>
@@ -2164,14 +2234,15 @@
               <w:jc w:val="right"/>
               <w:rPr>
                 <w:rFonts w:ascii="TH SarabunPSK" w:hAnsi="TH SarabunPSK" w:cs="TH SarabunPSK"/>
-                <w:sz w:val="16"/>
-                <w:szCs w:val="16"/>
-              </w:rPr>
-            </w:pPr>
-            <w:r>
-              <w:rPr>
-                <w:rFonts w:ascii="TH SarabunPSK" w:hAnsi="TH SarabunPSK" w:cs="TH SarabunPSK"/>
-                <w:szCs w:val="22"/>
+                <w:sz w:val="18"/>
+                <w:szCs w:val="18"/>
+              </w:rPr>
+            </w:pPr>
+            <w:r>
+              <w:rPr>
+                <w:rFonts w:ascii="TH SarabunPSK" w:hAnsi="TH SarabunPSK" w:cs="TH SarabunPSK"/>
+                <w:sz w:val="18"/>
+                <w:szCs w:val="18"/>
               </w:rPr>
               <w:t>{cle33}</w:t>
             </w:r>
@@ -2186,13 +2257,15 @@
             <w:pPr>
               <w:rPr>
                 <w:rFonts w:ascii="TH SarabunPSK" w:hAnsi="TH SarabunPSK" w:cs="TH SarabunPSK"/>
-                <w:szCs w:val="22"/>
-              </w:rPr>
-            </w:pPr>
-            <w:r>
-              <w:rPr>
-                <w:rFonts w:ascii="TH SarabunPSK" w:hAnsi="TH SarabunPSK" w:cs="TH SarabunPSK"/>
-                <w:szCs w:val="22"/>
+                <w:sz w:val="18"/>
+                <w:szCs w:val="18"/>
+              </w:rPr>
+            </w:pPr>
+            <w:r>
+              <w:rPr>
+                <w:rFonts w:ascii="TH SarabunPSK" w:hAnsi="TH SarabunPSK" w:cs="TH SarabunPSK"/>
+                <w:sz w:val="18"/>
+                <w:szCs w:val="18"/>
               </w:rPr>
               <w:t>{cla3}</w:t>
             </w:r>
@@ -2202,14 +2275,15 @@
               <w:jc w:val="right"/>
               <w:rPr>
                 <w:rFonts w:ascii="TH SarabunPSK" w:hAnsi="TH SarabunPSK" w:cs="TH SarabunPSK"/>
-                <w:sz w:val="16"/>
-                <w:szCs w:val="16"/>
-              </w:rPr>
-            </w:pPr>
-            <w:r>
-              <w:rPr>
-                <w:rFonts w:ascii="TH SarabunPSK" w:hAnsi="TH SarabunPSK" w:cs="TH SarabunPSK"/>
-                <w:szCs w:val="22"/>
+                <w:sz w:val="18"/>
+                <w:szCs w:val="18"/>
+              </w:rPr>
+            </w:pPr>
+            <w:r>
+              <w:rPr>
+                <w:rFonts w:ascii="TH SarabunPSK" w:hAnsi="TH SarabunPSK" w:cs="TH SarabunPSK"/>
+                <w:sz w:val="18"/>
+                <w:szCs w:val="18"/>
               </w:rPr>
               <w:t>{cla33}</w:t>
             </w:r>
@@ -2411,13 +2485,15 @@
             <w:pPr>
               <w:rPr>
                 <w:rFonts w:ascii="TH SarabunPSK" w:hAnsi="TH SarabunPSK" w:cs="TH SarabunPSK"/>
-                <w:szCs w:val="22"/>
-              </w:rPr>
-            </w:pPr>
-            <w:r>
-              <w:rPr>
-                <w:rFonts w:ascii="TH SarabunPSK" w:hAnsi="TH SarabunPSK" w:cs="TH SarabunPSK"/>
-                <w:szCs w:val="22"/>
+                <w:sz w:val="18"/>
+                <w:szCs w:val="18"/>
+              </w:rPr>
+            </w:pPr>
+            <w:r>
+              <w:rPr>
+                <w:rFonts w:ascii="TH SarabunPSK" w:hAnsi="TH SarabunPSK" w:cs="TH SarabunPSK"/>
+                <w:sz w:val="18"/>
+                <w:szCs w:val="18"/>
               </w:rPr>
               <w:t>{lec4}</w:t>
             </w:r>
@@ -2427,13 +2503,15 @@
               <w:jc w:val="right"/>
               <w:rPr>
                 <w:rFonts w:ascii="TH SarabunPSK" w:hAnsi="TH SarabunPSK" w:cs="TH SarabunPSK"/>
-                <w:szCs w:val="22"/>
-              </w:rPr>
-            </w:pPr>
-            <w:r>
-              <w:rPr>
-                <w:rFonts w:ascii="TH SarabunPSK" w:hAnsi="TH SarabunPSK" w:cs="TH SarabunPSK"/>
-                <w:szCs w:val="22"/>
+                <w:sz w:val="18"/>
+                <w:szCs w:val="18"/>
+              </w:rPr>
+            </w:pPr>
+            <w:r>
+              <w:rPr>
+                <w:rFonts w:ascii="TH SarabunPSK" w:hAnsi="TH SarabunPSK" w:cs="TH SarabunPSK"/>
+                <w:sz w:val="18"/>
+                <w:szCs w:val="18"/>
               </w:rPr>
               <w:t>{lec44}</w:t>
             </w:r>
@@ -2448,13 +2526,15 @@
             <w:pPr>
               <w:rPr>
                 <w:rFonts w:ascii="TH SarabunPSK" w:hAnsi="TH SarabunPSK" w:cs="TH SarabunPSK"/>
-                <w:szCs w:val="22"/>
-              </w:rPr>
-            </w:pPr>
-            <w:r>
-              <w:rPr>
-                <w:rFonts w:ascii="TH SarabunPSK" w:hAnsi="TH SarabunPSK" w:cs="TH SarabunPSK"/>
-                <w:szCs w:val="22"/>
+                <w:sz w:val="18"/>
+                <w:szCs w:val="18"/>
+              </w:rPr>
+            </w:pPr>
+            <w:r>
+              <w:rPr>
+                <w:rFonts w:ascii="TH SarabunPSK" w:hAnsi="TH SarabunPSK" w:cs="TH SarabunPSK"/>
+                <w:sz w:val="18"/>
+                <w:szCs w:val="18"/>
               </w:rPr>
               <w:t>{lab4}</w:t>
             </w:r>
@@ -2464,13 +2544,15 @@
               <w:jc w:val="right"/>
               <w:rPr>
                 <w:rFonts w:ascii="TH SarabunPSK" w:hAnsi="TH SarabunPSK" w:cs="TH SarabunPSK"/>
-                <w:szCs w:val="22"/>
-              </w:rPr>
-            </w:pPr>
-            <w:r>
-              <w:rPr>
-                <w:rFonts w:ascii="TH SarabunPSK" w:hAnsi="TH SarabunPSK" w:cs="TH SarabunPSK"/>
-                <w:szCs w:val="22"/>
+                <w:sz w:val="18"/>
+                <w:szCs w:val="18"/>
+              </w:rPr>
+            </w:pPr>
+            <w:r>
+              <w:rPr>
+                <w:rFonts w:ascii="TH SarabunPSK" w:hAnsi="TH SarabunPSK" w:cs="TH SarabunPSK"/>
+                <w:sz w:val="18"/>
+                <w:szCs w:val="18"/>
               </w:rPr>
               <w:t>{lab44}</w:t>
             </w:r>
@@ -2507,13 +2589,15 @@
             <w:pPr>
               <w:rPr>
                 <w:rFonts w:ascii="TH SarabunPSK" w:hAnsi="TH SarabunPSK" w:cs="TH SarabunPSK"/>
-                <w:szCs w:val="22"/>
-              </w:rPr>
-            </w:pPr>
-            <w:r>
-              <w:rPr>
-                <w:rFonts w:ascii="TH SarabunPSK" w:hAnsi="TH SarabunPSK" w:cs="TH SarabunPSK"/>
-                <w:szCs w:val="22"/>
+                <w:sz w:val="18"/>
+                <w:szCs w:val="18"/>
+              </w:rPr>
+            </w:pPr>
+            <w:r>
+              <w:rPr>
+                <w:rFonts w:ascii="TH SarabunPSK" w:hAnsi="TH SarabunPSK" w:cs="TH SarabunPSK"/>
+                <w:sz w:val="18"/>
+                <w:szCs w:val="18"/>
               </w:rPr>
               <w:t>{cle4}</w:t>
             </w:r>
@@ -2523,14 +2607,15 @@
               <w:jc w:val="right"/>
               <w:rPr>
                 <w:rFonts w:ascii="TH SarabunPSK" w:hAnsi="TH SarabunPSK" w:cs="TH SarabunPSK"/>
-                <w:sz w:val="16"/>
-                <w:szCs w:val="16"/>
-              </w:rPr>
-            </w:pPr>
-            <w:r>
-              <w:rPr>
-                <w:rFonts w:ascii="TH SarabunPSK" w:hAnsi="TH SarabunPSK" w:cs="TH SarabunPSK"/>
-                <w:szCs w:val="22"/>
+                <w:sz w:val="18"/>
+                <w:szCs w:val="18"/>
+              </w:rPr>
+            </w:pPr>
+            <w:r>
+              <w:rPr>
+                <w:rFonts w:ascii="TH SarabunPSK" w:hAnsi="TH SarabunPSK" w:cs="TH SarabunPSK"/>
+                <w:sz w:val="18"/>
+                <w:szCs w:val="18"/>
               </w:rPr>
               <w:t>{cle44}</w:t>
             </w:r>
@@ -2545,13 +2630,15 @@
             <w:pPr>
               <w:rPr>
                 <w:rFonts w:ascii="TH SarabunPSK" w:hAnsi="TH SarabunPSK" w:cs="TH SarabunPSK"/>
-                <w:szCs w:val="22"/>
-              </w:rPr>
-            </w:pPr>
-            <w:r>
-              <w:rPr>
-                <w:rFonts w:ascii="TH SarabunPSK" w:hAnsi="TH SarabunPSK" w:cs="TH SarabunPSK"/>
-                <w:szCs w:val="22"/>
+                <w:sz w:val="18"/>
+                <w:szCs w:val="18"/>
+              </w:rPr>
+            </w:pPr>
+            <w:r>
+              <w:rPr>
+                <w:rFonts w:ascii="TH SarabunPSK" w:hAnsi="TH SarabunPSK" w:cs="TH SarabunPSK"/>
+                <w:sz w:val="18"/>
+                <w:szCs w:val="18"/>
               </w:rPr>
               <w:t>{cla4}</w:t>
             </w:r>
@@ -2561,14 +2648,15 @@
               <w:jc w:val="right"/>
               <w:rPr>
                 <w:rFonts w:ascii="TH SarabunPSK" w:hAnsi="TH SarabunPSK" w:cs="TH SarabunPSK"/>
-                <w:sz w:val="16"/>
-                <w:szCs w:val="16"/>
-              </w:rPr>
-            </w:pPr>
-            <w:r>
-              <w:rPr>
-                <w:rFonts w:ascii="TH SarabunPSK" w:hAnsi="TH SarabunPSK" w:cs="TH SarabunPSK"/>
-                <w:szCs w:val="22"/>
+                <w:sz w:val="18"/>
+                <w:szCs w:val="18"/>
+              </w:rPr>
+            </w:pPr>
+            <w:r>
+              <w:rPr>
+                <w:rFonts w:ascii="TH SarabunPSK" w:hAnsi="TH SarabunPSK" w:cs="TH SarabunPSK"/>
+                <w:sz w:val="18"/>
+                <w:szCs w:val="18"/>
               </w:rPr>
               <w:t>{cla44}</w:t>
             </w:r>
@@ -2770,13 +2858,15 @@
             <w:pPr>
               <w:rPr>
                 <w:rFonts w:ascii="TH SarabunPSK" w:hAnsi="TH SarabunPSK" w:cs="TH SarabunPSK"/>
-                <w:szCs w:val="22"/>
-              </w:rPr>
-            </w:pPr>
-            <w:r>
-              <w:rPr>
-                <w:rFonts w:ascii="TH SarabunPSK" w:hAnsi="TH SarabunPSK" w:cs="TH SarabunPSK"/>
-                <w:szCs w:val="22"/>
+                <w:sz w:val="18"/>
+                <w:szCs w:val="18"/>
+              </w:rPr>
+            </w:pPr>
+            <w:r>
+              <w:rPr>
+                <w:rFonts w:ascii="TH SarabunPSK" w:hAnsi="TH SarabunPSK" w:cs="TH SarabunPSK"/>
+                <w:sz w:val="18"/>
+                <w:szCs w:val="18"/>
               </w:rPr>
               <w:t>{lec5}</w:t>
             </w:r>
@@ -2786,13 +2876,15 @@
               <w:jc w:val="right"/>
               <w:rPr>
                 <w:rFonts w:ascii="TH SarabunPSK" w:hAnsi="TH SarabunPSK" w:cs="TH SarabunPSK"/>
-                <w:szCs w:val="22"/>
-              </w:rPr>
-            </w:pPr>
-            <w:r>
-              <w:rPr>
-                <w:rFonts w:ascii="TH SarabunPSK" w:hAnsi="TH SarabunPSK" w:cs="TH SarabunPSK"/>
-                <w:szCs w:val="22"/>
+                <w:sz w:val="18"/>
+                <w:szCs w:val="18"/>
+              </w:rPr>
+            </w:pPr>
+            <w:r>
+              <w:rPr>
+                <w:rFonts w:ascii="TH SarabunPSK" w:hAnsi="TH SarabunPSK" w:cs="TH SarabunPSK"/>
+                <w:sz w:val="18"/>
+                <w:szCs w:val="18"/>
               </w:rPr>
               <w:t>{lec55}</w:t>
             </w:r>
@@ -2807,13 +2899,15 @@
             <w:pPr>
               <w:rPr>
                 <w:rFonts w:ascii="TH SarabunPSK" w:hAnsi="TH SarabunPSK" w:cs="TH SarabunPSK"/>
-                <w:szCs w:val="22"/>
-              </w:rPr>
-            </w:pPr>
-            <w:r>
-              <w:rPr>
-                <w:rFonts w:ascii="TH SarabunPSK" w:hAnsi="TH SarabunPSK" w:cs="TH SarabunPSK"/>
-                <w:szCs w:val="22"/>
+                <w:sz w:val="18"/>
+                <w:szCs w:val="18"/>
+              </w:rPr>
+            </w:pPr>
+            <w:r>
+              <w:rPr>
+                <w:rFonts w:ascii="TH SarabunPSK" w:hAnsi="TH SarabunPSK" w:cs="TH SarabunPSK"/>
+                <w:sz w:val="18"/>
+                <w:szCs w:val="18"/>
               </w:rPr>
               <w:t>{lab5}</w:t>
             </w:r>
@@ -2823,13 +2917,15 @@
               <w:jc w:val="right"/>
               <w:rPr>
                 <w:rFonts w:ascii="TH SarabunPSK" w:hAnsi="TH SarabunPSK" w:cs="TH SarabunPSK"/>
-                <w:szCs w:val="22"/>
-              </w:rPr>
-            </w:pPr>
-            <w:r>
-              <w:rPr>
-                <w:rFonts w:ascii="TH SarabunPSK" w:hAnsi="TH SarabunPSK" w:cs="TH SarabunPSK"/>
-                <w:szCs w:val="22"/>
+                <w:sz w:val="18"/>
+                <w:szCs w:val="18"/>
+              </w:rPr>
+            </w:pPr>
+            <w:r>
+              <w:rPr>
+                <w:rFonts w:ascii="TH SarabunPSK" w:hAnsi="TH SarabunPSK" w:cs="TH SarabunPSK"/>
+                <w:sz w:val="18"/>
+                <w:szCs w:val="18"/>
               </w:rPr>
               <w:t>{lab55}</w:t>
             </w:r>
@@ -2866,13 +2962,15 @@
             <w:pPr>
               <w:rPr>
                 <w:rFonts w:ascii="TH SarabunPSK" w:hAnsi="TH SarabunPSK" w:cs="TH SarabunPSK"/>
-                <w:szCs w:val="22"/>
-              </w:rPr>
-            </w:pPr>
-            <w:r>
-              <w:rPr>
-                <w:rFonts w:ascii="TH SarabunPSK" w:hAnsi="TH SarabunPSK" w:cs="TH SarabunPSK"/>
-                <w:szCs w:val="22"/>
+                <w:sz w:val="18"/>
+                <w:szCs w:val="18"/>
+              </w:rPr>
+            </w:pPr>
+            <w:r>
+              <w:rPr>
+                <w:rFonts w:ascii="TH SarabunPSK" w:hAnsi="TH SarabunPSK" w:cs="TH SarabunPSK"/>
+                <w:sz w:val="18"/>
+                <w:szCs w:val="18"/>
               </w:rPr>
               <w:t>{cle5}</w:t>
             </w:r>
@@ -2882,14 +2980,15 @@
               <w:jc w:val="right"/>
               <w:rPr>
                 <w:rFonts w:ascii="TH SarabunPSK" w:hAnsi="TH SarabunPSK" w:cs="TH SarabunPSK"/>
-                <w:sz w:val="16"/>
-                <w:szCs w:val="16"/>
-              </w:rPr>
-            </w:pPr>
-            <w:r>
-              <w:rPr>
-                <w:rFonts w:ascii="TH SarabunPSK" w:hAnsi="TH SarabunPSK" w:cs="TH SarabunPSK"/>
-                <w:szCs w:val="22"/>
+                <w:sz w:val="18"/>
+                <w:szCs w:val="18"/>
+              </w:rPr>
+            </w:pPr>
+            <w:r>
+              <w:rPr>
+                <w:rFonts w:ascii="TH SarabunPSK" w:hAnsi="TH SarabunPSK" w:cs="TH SarabunPSK"/>
+                <w:sz w:val="18"/>
+                <w:szCs w:val="18"/>
               </w:rPr>
               <w:t>{cle55}</w:t>
             </w:r>
@@ -2904,13 +3003,15 @@
             <w:pPr>
               <w:rPr>
                 <w:rFonts w:ascii="TH SarabunPSK" w:hAnsi="TH SarabunPSK" w:cs="TH SarabunPSK"/>
-                <w:szCs w:val="22"/>
-              </w:rPr>
-            </w:pPr>
-            <w:r>
-              <w:rPr>
-                <w:rFonts w:ascii="TH SarabunPSK" w:hAnsi="TH SarabunPSK" w:cs="TH SarabunPSK"/>
-                <w:szCs w:val="22"/>
+                <w:sz w:val="18"/>
+                <w:szCs w:val="18"/>
+              </w:rPr>
+            </w:pPr>
+            <w:r>
+              <w:rPr>
+                <w:rFonts w:ascii="TH SarabunPSK" w:hAnsi="TH SarabunPSK" w:cs="TH SarabunPSK"/>
+                <w:sz w:val="18"/>
+                <w:szCs w:val="18"/>
               </w:rPr>
               <w:t>{cla5}</w:t>
             </w:r>
@@ -2920,14 +3021,15 @@
               <w:jc w:val="right"/>
               <w:rPr>
                 <w:rFonts w:ascii="TH SarabunPSK" w:hAnsi="TH SarabunPSK" w:cs="TH SarabunPSK"/>
-                <w:sz w:val="16"/>
-                <w:szCs w:val="16"/>
-              </w:rPr>
-            </w:pPr>
-            <w:r>
-              <w:rPr>
-                <w:rFonts w:ascii="TH SarabunPSK" w:hAnsi="TH SarabunPSK" w:cs="TH SarabunPSK"/>
-                <w:szCs w:val="22"/>
+                <w:sz w:val="18"/>
+                <w:szCs w:val="18"/>
+              </w:rPr>
+            </w:pPr>
+            <w:r>
+              <w:rPr>
+                <w:rFonts w:ascii="TH SarabunPSK" w:hAnsi="TH SarabunPSK" w:cs="TH SarabunPSK"/>
+                <w:sz w:val="18"/>
+                <w:szCs w:val="18"/>
               </w:rPr>
               <w:t>{cla55}</w:t>
             </w:r>
@@ -3129,13 +3231,15 @@
             <w:pPr>
               <w:rPr>
                 <w:rFonts w:ascii="TH SarabunPSK" w:hAnsi="TH SarabunPSK" w:cs="TH SarabunPSK"/>
-                <w:szCs w:val="22"/>
-              </w:rPr>
-            </w:pPr>
-            <w:r>
-              <w:rPr>
-                <w:rFonts w:ascii="TH SarabunPSK" w:hAnsi="TH SarabunPSK" w:cs="TH SarabunPSK"/>
-                <w:szCs w:val="22"/>
+                <w:sz w:val="18"/>
+                <w:szCs w:val="18"/>
+              </w:rPr>
+            </w:pPr>
+            <w:r>
+              <w:rPr>
+                <w:rFonts w:ascii="TH SarabunPSK" w:hAnsi="TH SarabunPSK" w:cs="TH SarabunPSK"/>
+                <w:sz w:val="18"/>
+                <w:szCs w:val="18"/>
               </w:rPr>
               <w:t>{lec6}</w:t>
             </w:r>
@@ -3145,13 +3249,15 @@
               <w:jc w:val="right"/>
               <w:rPr>
                 <w:rFonts w:ascii="TH SarabunPSK" w:hAnsi="TH SarabunPSK" w:cs="TH SarabunPSK"/>
-                <w:szCs w:val="22"/>
-              </w:rPr>
-            </w:pPr>
-            <w:r>
-              <w:rPr>
-                <w:rFonts w:ascii="TH SarabunPSK" w:hAnsi="TH SarabunPSK" w:cs="TH SarabunPSK"/>
-                <w:szCs w:val="22"/>
+                <w:sz w:val="18"/>
+                <w:szCs w:val="18"/>
+              </w:rPr>
+            </w:pPr>
+            <w:r>
+              <w:rPr>
+                <w:rFonts w:ascii="TH SarabunPSK" w:hAnsi="TH SarabunPSK" w:cs="TH SarabunPSK"/>
+                <w:sz w:val="18"/>
+                <w:szCs w:val="18"/>
               </w:rPr>
               <w:t>{lec66}</w:t>
             </w:r>
@@ -3166,13 +3272,15 @@
             <w:pPr>
               <w:rPr>
                 <w:rFonts w:ascii="TH SarabunPSK" w:hAnsi="TH SarabunPSK" w:cs="TH SarabunPSK"/>
-                <w:szCs w:val="22"/>
-              </w:rPr>
-            </w:pPr>
-            <w:r>
-              <w:rPr>
-                <w:rFonts w:ascii="TH SarabunPSK" w:hAnsi="TH SarabunPSK" w:cs="TH SarabunPSK"/>
-                <w:szCs w:val="22"/>
+                <w:sz w:val="18"/>
+                <w:szCs w:val="18"/>
+              </w:rPr>
+            </w:pPr>
+            <w:r>
+              <w:rPr>
+                <w:rFonts w:ascii="TH SarabunPSK" w:hAnsi="TH SarabunPSK" w:cs="TH SarabunPSK"/>
+                <w:sz w:val="18"/>
+                <w:szCs w:val="18"/>
               </w:rPr>
               <w:t>{lab6}</w:t>
             </w:r>
@@ -3182,20 +3290,23 @@
               <w:jc w:val="right"/>
               <w:rPr>
                 <w:rFonts w:ascii="TH SarabunPSK" w:hAnsi="TH SarabunPSK" w:cs="TH SarabunPSK"/>
-                <w:szCs w:val="22"/>
-              </w:rPr>
-            </w:pPr>
-            <w:r>
-              <w:rPr>
-                <w:rFonts w:ascii="TH SarabunPSK" w:hAnsi="TH SarabunPSK" w:cs="TH SarabunPSK"/>
-                <w:szCs w:val="22"/>
+                <w:sz w:val="18"/>
+                <w:szCs w:val="18"/>
+              </w:rPr>
+            </w:pPr>
+            <w:r>
+              <w:rPr>
+                <w:rFonts w:ascii="TH SarabunPSK" w:hAnsi="TH SarabunPSK" w:cs="TH SarabunPSK"/>
+                <w:sz w:val="18"/>
+                <w:szCs w:val="18"/>
               </w:rPr>
               <w:t>{lab66</w:t>
             </w:r>
             <w:r>
               <w:rPr>
                 <w:rFonts w:ascii="TH SarabunPSK" w:hAnsi="TH SarabunPSK" w:cs="TH SarabunPSK"/>
-                <w:szCs w:val="22"/>
+                <w:sz w:val="18"/>
+                <w:szCs w:val="18"/>
               </w:rPr>
               <w:t>}</w:t>
             </w:r>
@@ -3232,13 +3343,15 @@
             <w:pPr>
               <w:rPr>
                 <w:rFonts w:ascii="TH SarabunPSK" w:hAnsi="TH SarabunPSK" w:cs="TH SarabunPSK"/>
-                <w:szCs w:val="22"/>
-              </w:rPr>
-            </w:pPr>
-            <w:r>
-              <w:rPr>
-                <w:rFonts w:ascii="TH SarabunPSK" w:hAnsi="TH SarabunPSK" w:cs="TH SarabunPSK"/>
-                <w:szCs w:val="22"/>
+                <w:sz w:val="18"/>
+                <w:szCs w:val="18"/>
+              </w:rPr>
+            </w:pPr>
+            <w:r>
+              <w:rPr>
+                <w:rFonts w:ascii="TH SarabunPSK" w:hAnsi="TH SarabunPSK" w:cs="TH SarabunPSK"/>
+                <w:sz w:val="18"/>
+                <w:szCs w:val="18"/>
               </w:rPr>
               <w:t>{cle6}</w:t>
             </w:r>
@@ -3248,14 +3361,15 @@
               <w:jc w:val="right"/>
               <w:rPr>
                 <w:rFonts w:ascii="TH SarabunPSK" w:hAnsi="TH SarabunPSK" w:cs="TH SarabunPSK"/>
-                <w:sz w:val="16"/>
-                <w:szCs w:val="16"/>
-              </w:rPr>
-            </w:pPr>
-            <w:r>
-              <w:rPr>
-                <w:rFonts w:ascii="TH SarabunPSK" w:hAnsi="TH SarabunPSK" w:cs="TH SarabunPSK"/>
-                <w:szCs w:val="22"/>
+                <w:sz w:val="18"/>
+                <w:szCs w:val="18"/>
+              </w:rPr>
+            </w:pPr>
+            <w:r>
+              <w:rPr>
+                <w:rFonts w:ascii="TH SarabunPSK" w:hAnsi="TH SarabunPSK" w:cs="TH SarabunPSK"/>
+                <w:sz w:val="18"/>
+                <w:szCs w:val="18"/>
               </w:rPr>
               <w:t>{cle66}</w:t>
             </w:r>
@@ -3270,13 +3384,15 @@
             <w:pPr>
               <w:rPr>
                 <w:rFonts w:ascii="TH SarabunPSK" w:hAnsi="TH SarabunPSK" w:cs="TH SarabunPSK"/>
-                <w:szCs w:val="22"/>
-              </w:rPr>
-            </w:pPr>
-            <w:r>
-              <w:rPr>
-                <w:rFonts w:ascii="TH SarabunPSK" w:hAnsi="TH SarabunPSK" w:cs="TH SarabunPSK"/>
-                <w:szCs w:val="22"/>
+                <w:sz w:val="18"/>
+                <w:szCs w:val="18"/>
+              </w:rPr>
+            </w:pPr>
+            <w:r>
+              <w:rPr>
+                <w:rFonts w:ascii="TH SarabunPSK" w:hAnsi="TH SarabunPSK" w:cs="TH SarabunPSK"/>
+                <w:sz w:val="18"/>
+                <w:szCs w:val="18"/>
               </w:rPr>
               <w:t>{cla6}</w:t>
             </w:r>
@@ -3286,14 +3402,15 @@
               <w:jc w:val="right"/>
               <w:rPr>
                 <w:rFonts w:ascii="TH SarabunPSK" w:hAnsi="TH SarabunPSK" w:cs="TH SarabunPSK"/>
-                <w:sz w:val="16"/>
-                <w:szCs w:val="16"/>
-              </w:rPr>
-            </w:pPr>
-            <w:r>
-              <w:rPr>
-                <w:rFonts w:ascii="TH SarabunPSK" w:hAnsi="TH SarabunPSK" w:cs="TH SarabunPSK"/>
-                <w:szCs w:val="22"/>
+                <w:sz w:val="18"/>
+                <w:szCs w:val="18"/>
+              </w:rPr>
+            </w:pPr>
+            <w:r>
+              <w:rPr>
+                <w:rFonts w:ascii="TH SarabunPSK" w:hAnsi="TH SarabunPSK" w:cs="TH SarabunPSK"/>
+                <w:sz w:val="18"/>
+                <w:szCs w:val="18"/>
               </w:rPr>
               <w:t>{cla66}</w:t>
             </w:r>
@@ -4551,7 +4668,27 @@
                 <w:bCs/>
                 <w:szCs w:val="22"/>
               </w:rPr>
-              <w:t>{ht}</w:t>
+              <w:t>{</w:t>
+            </w:r>
+            <w:proofErr w:type="spellStart"/>
+            <w:r>
+              <w:rPr>
+                <w:rFonts w:ascii="TH SarabunPSK" w:hAnsi="TH SarabunPSK" w:cs="TH SarabunPSK"/>
+                <w:b/>
+                <w:bCs/>
+                <w:szCs w:val="22"/>
+              </w:rPr>
+              <w:t>ht</w:t>
+            </w:r>
+            <w:proofErr w:type="spellEnd"/>
+            <w:r>
+              <w:rPr>
+                <w:rFonts w:ascii="TH SarabunPSK" w:hAnsi="TH SarabunPSK" w:cs="TH SarabunPSK"/>
+                <w:b/>
+                <w:bCs/>
+                <w:szCs w:val="22"/>
+              </w:rPr>
+              <w:t>}</w:t>
             </w:r>
           </w:p>
         </w:tc>
@@ -4611,7 +4748,27 @@
                 <w:bCs/>
                 <w:szCs w:val="22"/>
               </w:rPr>
-              <w:t>{cht}</w:t>
+              <w:t>{</w:t>
+            </w:r>
+            <w:proofErr w:type="spellStart"/>
+            <w:r>
+              <w:rPr>
+                <w:rFonts w:ascii="TH SarabunPSK" w:hAnsi="TH SarabunPSK" w:cs="TH SarabunPSK"/>
+                <w:b/>
+                <w:bCs/>
+                <w:szCs w:val="22"/>
+              </w:rPr>
+              <w:t>cht</w:t>
+            </w:r>
+            <w:proofErr w:type="spellEnd"/>
+            <w:r>
+              <w:rPr>
+                <w:rFonts w:ascii="TH SarabunPSK" w:hAnsi="TH SarabunPSK" w:cs="TH SarabunPSK"/>
+                <w:b/>
+                <w:bCs/>
+                <w:szCs w:val="22"/>
+              </w:rPr>
+              <w:t>}</w:t>
             </w:r>
           </w:p>
         </w:tc>
@@ -4741,7 +4898,23 @@
           <w:rFonts w:ascii="TH SarabunPSK" w:hAnsi="TH SarabunPSK" w:cs="TH SarabunPSK"/>
           <w:sz w:val="28"/>
         </w:rPr>
-        <w:t>{th}</w:t>
+        <w:t>{</w:t>
+      </w:r>
+      <w:proofErr w:type="spellStart"/>
+      <w:r>
+        <w:rPr>
+          <w:rFonts w:ascii="TH SarabunPSK" w:hAnsi="TH SarabunPSK" w:cs="TH SarabunPSK"/>
+          <w:sz w:val="28"/>
+        </w:rPr>
+        <w:t>th</w:t>
+      </w:r>
+      <w:proofErr w:type="spellEnd"/>
+      <w:r>
+        <w:rPr>
+          <w:rFonts w:ascii="TH SarabunPSK" w:hAnsi="TH SarabunPSK" w:cs="TH SarabunPSK"/>
+          <w:sz w:val="28"/>
+        </w:rPr>
+        <w:t>}</w:t>
       </w:r>
       <w:r>
         <w:rPr>

--- a/src/templates/output/แบบใบเบิกเงินค่าสอน.docx
+++ b/src/templates/output/แบบใบเบิกเงินค่าสอน.docx
@@ -90,7 +90,7 @@
           <w:sz w:val="28"/>
           <w:cs/>
         </w:rPr>
-        <w:t xml:space="preserve"> คณะศิลปะศาสตร์และวิทยาศาสตร์</w:t>
+        <w:t xml:space="preserve"> คณะศิลปศาสตร์และวิทยาศาสตร์</w:t>
       </w:r>
     </w:p>
     <w:p>
@@ -1285,6 +1285,13 @@
                 <w:rFonts w:ascii="TH SarabunPSK" w:hAnsi="TH SarabunPSK" w:cs="TH SarabunPSK"/>
                 <w:szCs w:val="22"/>
               </w:rPr>
+              <w:t xml:space="preserve">  </w:t>
+            </w:r>
+            <w:r>
+              <w:rPr>
+                <w:rFonts w:ascii="TH SarabunPSK" w:hAnsi="TH SarabunPSK" w:cs="TH SarabunPSK"/>
+                <w:szCs w:val="22"/>
+              </w:rPr>
               <w:t>{s</w:t>
             </w:r>
             <w:r>
@@ -1680,6 +1687,13 @@
                 <w:rFonts w:ascii="TH SarabunPSK" w:hAnsi="TH SarabunPSK" w:cs="TH SarabunPSK"/>
                 <w:szCs w:val="22"/>
               </w:rPr>
+              <w:t xml:space="preserve">  </w:t>
+            </w:r>
+            <w:r>
+              <w:rPr>
+                <w:rFonts w:ascii="TH SarabunPSK" w:hAnsi="TH SarabunPSK" w:cs="TH SarabunPSK"/>
+                <w:szCs w:val="22"/>
+              </w:rPr>
               <w:t>{s</w:t>
             </w:r>
             <w:r>
@@ -2055,6 +2069,13 @@
                 <w:rFonts w:ascii="TH SarabunPSK" w:hAnsi="TH SarabunPSK" w:cs="TH SarabunPSK"/>
                 <w:szCs w:val="22"/>
               </w:rPr>
+              <w:t xml:space="preserve">  </w:t>
+            </w:r>
+            <w:r>
+              <w:rPr>
+                <w:rFonts w:ascii="TH SarabunPSK" w:hAnsi="TH SarabunPSK" w:cs="TH SarabunPSK"/>
+                <w:szCs w:val="22"/>
+              </w:rPr>
               <w:t>{s</w:t>
             </w:r>
             <w:r>
@@ -2428,6 +2449,13 @@
                 <w:rFonts w:ascii="TH SarabunPSK" w:hAnsi="TH SarabunPSK" w:cs="TH SarabunPSK"/>
                 <w:szCs w:val="22"/>
               </w:rPr>
+              <w:t xml:space="preserve">  </w:t>
+            </w:r>
+            <w:r>
+              <w:rPr>
+                <w:rFonts w:ascii="TH SarabunPSK" w:hAnsi="TH SarabunPSK" w:cs="TH SarabunPSK"/>
+                <w:szCs w:val="22"/>
+              </w:rPr>
               <w:t>{s</w:t>
             </w:r>
             <w:r>
@@ -2801,6 +2829,13 @@
                 <w:rFonts w:ascii="TH SarabunPSK" w:hAnsi="TH SarabunPSK" w:cs="TH SarabunPSK"/>
                 <w:szCs w:val="22"/>
               </w:rPr>
+              <w:t xml:space="preserve">  </w:t>
+            </w:r>
+            <w:r>
+              <w:rPr>
+                <w:rFonts w:ascii="TH SarabunPSK" w:hAnsi="TH SarabunPSK" w:cs="TH SarabunPSK"/>
+                <w:szCs w:val="22"/>
+              </w:rPr>
               <w:t>{s</w:t>
             </w:r>
             <w:r>
@@ -3169,6 +3204,13 @@
                 <w:szCs w:val="22"/>
               </w:rPr>
             </w:pPr>
+            <w:r>
+              <w:rPr>
+                <w:rFonts w:ascii="TH SarabunPSK" w:hAnsi="TH SarabunPSK" w:cs="TH SarabunPSK"/>
+                <w:szCs w:val="22"/>
+              </w:rPr>
+              <w:t xml:space="preserve">  </w:t>
+            </w:r>
             <w:r>
               <w:rPr>
                 <w:rFonts w:ascii="TH SarabunPSK" w:hAnsi="TH SarabunPSK" w:cs="TH SarabunPSK"/>
